--- a/mps-nivel-c/oficial/00_governanca/REG-OSW-001_Painel-de-Portfolio.docx
+++ b/mps-nivel-c/oficial/00_governanca/REG-OSW-001_Painel-de-Portfolio.docx
@@ -4,32 +4,78 @@
   <w:body>
     <w:p>
       <w:pPr>
-        <w:pStyle w:val="Heading1"/>
+        <w:pBdr>
+          <w:top w:val="single" w:sz="32" w:space="0" w:color="003366"/>
+        </w:pBdr>
+        <w:spacing w:before="0" w:after="0"/>
+      </w:pPr>
+    </w:p>
+    <w:p>
+      <w:pPr>
+        <w:spacing w:before="240" w:after="40"/>
       </w:pPr>
       <w:r>
         <w:rPr>
+          <w:rFonts w:ascii="Calibri" w:hAnsi="Calibri"/>
           <w:b/>
-          <w:color w:val="1F497D"/>
-          <w:sz w:val="32"/>
+          <w:color w:val="003366"/>
+          <w:sz w:val="36"/>
         </w:rPr>
-        <w:t>Painel de Portfólio de Projetos — TIMEWARE</w:t>
+        <w:t>PAINEL DE PORTFÓLIO DE PROJETOS</w:t>
       </w:r>
+    </w:p>
+    <w:p>
+      <w:pPr>
+        <w:spacing w:before="0" w:after="40"/>
+      </w:pPr>
+      <w:r>
+        <w:rPr>
+          <w:rFonts w:ascii="Calibri" w:hAnsi="Calibri"/>
+          <w:color w:val="555555"/>
+          <w:sz w:val="20"/>
+        </w:rPr>
+        <w:t>REG-OSW-001   ·   Versão 1.1   ·   15/06/2026   ·   Timeware Brasil</w:t>
+      </w:r>
+    </w:p>
+    <w:p>
+      <w:pPr>
+        <w:pBdr>
+          <w:bottom w:val="single" w:sz="6" w:space="1" w:color="003366"/>
+        </w:pBdr>
+        <w:spacing w:before="120" w:after="280"/>
+      </w:pPr>
     </w:p>
     <w:tbl>
       <w:tblPr>
-        <w:tblStyle w:val="TableGrid"/>
         <w:tblW w:type="auto" w:w="0"/>
         <w:tblLook w:firstColumn="1" w:firstRow="1" w:lastColumn="0" w:lastRow="0" w:noHBand="0" w:noVBand="1" w:val="04A0"/>
+        <w:tblBorders>
+          <w:top w:val="single" w:sz="4" w:space="0" w:color="AAAAAA"/>
+          <w:left w:val="single" w:sz="4" w:space="0" w:color="AAAAAA"/>
+          <w:bottom w:val="single" w:sz="4" w:space="0" w:color="AAAAAA"/>
+          <w:right w:val="single" w:sz="4" w:space="0" w:color="AAAAAA"/>
+          <w:insideH w:val="single" w:sz="4" w:space="0" w:color="AAAAAA"/>
+          <w:insideV w:val="single" w:sz="4" w:space="0" w:color="AAAAAA"/>
+        </w:tblBorders>
       </w:tblPr>
       <w:tblGrid>
-        <w:gridCol w:w="4680"/>
-        <w:gridCol w:w="4680"/>
+        <w:gridCol w:w="4451"/>
+        <w:gridCol w:w="4451"/>
       </w:tblGrid>
       <w:tr>
+        <w:trPr>
+          <w:cantSplit w:val="1"/>
+        </w:trPr>
         <w:tc>
           <w:tcPr>
-            <w:tcW w:type="dxa" w:w="4680"/>
-            <w:shd w:val="clear" w:color="auto" w:fill="D6E4F7"/>
+            <w:tcW w:type="dxa" w:w="4451"/>
+            <w:tcMar>
+              <w:top w:w="60" w:type="dxa"/>
+              <w:bottom w:w="60" w:type="dxa"/>
+              <w:left w:w="100" w:type="dxa"/>
+              <w:right w:w="100" w:type="dxa"/>
+            </w:tcMar>
+            <w:shd w:val="clear" w:color="auto" w:fill="D6E4F0"/>
           </w:tcPr>
           <w:p>
             <w:pPr>
@@ -37,11 +83,7 @@
             </w:pPr>
             <w:r>
               <w:rPr>
-                <w:b/>
-              </w:rPr>
-            </w:r>
-            <w:r>
-              <w:rPr>
+                <w:rFonts w:ascii="Calibri" w:hAnsi="Calibri"/>
                 <w:b/>
                 <w:i w:val="0"/>
                 <w:sz w:val="20"/>
@@ -52,8 +94,14 @@
         </w:tc>
         <w:tc>
           <w:tcPr>
-            <w:tcW w:type="dxa" w:w="4680"/>
-            <w:shd w:val="clear" w:color="auto" w:fill="D6E4F7"/>
+            <w:tcW w:type="dxa" w:w="4451"/>
+            <w:tcMar>
+              <w:top w:w="60" w:type="dxa"/>
+              <w:bottom w:w="60" w:type="dxa"/>
+              <w:left w:w="100" w:type="dxa"/>
+              <w:right w:w="100" w:type="dxa"/>
+            </w:tcMar>
+            <w:shd w:val="clear" w:color="auto" w:fill="D6E4F0"/>
           </w:tcPr>
           <w:p>
             <w:pPr>
@@ -61,11 +109,7 @@
             </w:pPr>
             <w:r>
               <w:rPr>
-                <w:b/>
-              </w:rPr>
-            </w:r>
-            <w:r>
-              <w:rPr>
+                <w:rFonts w:ascii="Calibri" w:hAnsi="Calibri"/>
                 <w:b/>
                 <w:i w:val="0"/>
                 <w:sz w:val="20"/>
@@ -76,17 +120,27 @@
         </w:tc>
       </w:tr>
       <w:tr>
+        <w:trPr>
+          <w:cantSplit w:val="1"/>
+        </w:trPr>
         <w:tc>
           <w:tcPr>
-            <w:tcW w:type="dxa" w:w="4680"/>
+            <w:tcW w:type="dxa" w:w="4451"/>
+            <w:tcMar>
+              <w:top w:w="60" w:type="dxa"/>
+              <w:bottom w:w="60" w:type="dxa"/>
+              <w:left w:w="100" w:type="dxa"/>
+              <w:right w:w="100" w:type="dxa"/>
+            </w:tcMar>
+            <w:shd w:val="clear" w:color="auto" w:fill="F0F4F8"/>
           </w:tcPr>
           <w:p>
             <w:pPr>
               <w:spacing w:before="40" w:after="40"/>
             </w:pPr>
-            <w:r/>
             <w:r>
               <w:rPr>
+                <w:rFonts w:ascii="Calibri" w:hAnsi="Calibri"/>
                 <w:b/>
                 <w:i w:val="0"/>
                 <w:sz w:val="20"/>
@@ -97,15 +151,21 @@
         </w:tc>
         <w:tc>
           <w:tcPr>
-            <w:tcW w:type="dxa" w:w="4680"/>
+            <w:tcW w:type="dxa" w:w="4451"/>
+            <w:tcMar>
+              <w:top w:w="60" w:type="dxa"/>
+              <w:bottom w:w="60" w:type="dxa"/>
+              <w:left w:w="100" w:type="dxa"/>
+              <w:right w:w="100" w:type="dxa"/>
+            </w:tcMar>
           </w:tcPr>
           <w:p>
             <w:pPr>
               <w:spacing w:before="40" w:after="40"/>
             </w:pPr>
-            <w:r/>
             <w:r>
               <w:rPr>
+                <w:rFonts w:ascii="Calibri" w:hAnsi="Calibri"/>
                 <w:b w:val="0"/>
                 <w:i w:val="0"/>
                 <w:sz w:val="20"/>
@@ -116,17 +176,27 @@
         </w:tc>
       </w:tr>
       <w:tr>
+        <w:trPr>
+          <w:cantSplit w:val="1"/>
+        </w:trPr>
         <w:tc>
           <w:tcPr>
-            <w:tcW w:type="dxa" w:w="4680"/>
+            <w:tcW w:type="dxa" w:w="4451"/>
+            <w:tcMar>
+              <w:top w:w="60" w:type="dxa"/>
+              <w:bottom w:w="60" w:type="dxa"/>
+              <w:left w:w="100" w:type="dxa"/>
+              <w:right w:w="100" w:type="dxa"/>
+            </w:tcMar>
+            <w:shd w:val="clear" w:color="auto" w:fill="F0F4F8"/>
           </w:tcPr>
           <w:p>
             <w:pPr>
               <w:spacing w:before="40" w:after="40"/>
             </w:pPr>
-            <w:r/>
             <w:r>
               <w:rPr>
+                <w:rFonts w:ascii="Calibri" w:hAnsi="Calibri"/>
                 <w:b/>
                 <w:i w:val="0"/>
                 <w:sz w:val="20"/>
@@ -137,36 +207,52 @@
         </w:tc>
         <w:tc>
           <w:tcPr>
-            <w:tcW w:type="dxa" w:w="4680"/>
+            <w:tcW w:type="dxa" w:w="4451"/>
+            <w:tcMar>
+              <w:top w:w="60" w:type="dxa"/>
+              <w:bottom w:w="60" w:type="dxa"/>
+              <w:left w:w="100" w:type="dxa"/>
+              <w:right w:w="100" w:type="dxa"/>
+            </w:tcMar>
           </w:tcPr>
           <w:p>
             <w:pPr>
               <w:spacing w:before="40" w:after="40"/>
             </w:pPr>
-            <w:r/>
             <w:r>
               <w:rPr>
+                <w:rFonts w:ascii="Calibri" w:hAnsi="Calibri"/>
                 <w:b w:val="0"/>
                 <w:i w:val="0"/>
                 <w:sz w:val="20"/>
               </w:rPr>
-              <w:t>1.0</w:t>
+              <w:t>1.1</w:t>
             </w:r>
           </w:p>
         </w:tc>
       </w:tr>
       <w:tr>
+        <w:trPr>
+          <w:cantSplit w:val="1"/>
+        </w:trPr>
         <w:tc>
           <w:tcPr>
-            <w:tcW w:type="dxa" w:w="4680"/>
+            <w:tcW w:type="dxa" w:w="4451"/>
+            <w:tcMar>
+              <w:top w:w="60" w:type="dxa"/>
+              <w:bottom w:w="60" w:type="dxa"/>
+              <w:left w:w="100" w:type="dxa"/>
+              <w:right w:w="100" w:type="dxa"/>
+            </w:tcMar>
+            <w:shd w:val="clear" w:color="auto" w:fill="F0F4F8"/>
           </w:tcPr>
           <w:p>
             <w:pPr>
               <w:spacing w:before="40" w:after="40"/>
             </w:pPr>
-            <w:r/>
             <w:r>
               <w:rPr>
+                <w:rFonts w:ascii="Calibri" w:hAnsi="Calibri"/>
                 <w:b/>
                 <w:i w:val="0"/>
                 <w:sz w:val="20"/>
@@ -177,36 +263,52 @@
         </w:tc>
         <w:tc>
           <w:tcPr>
-            <w:tcW w:type="dxa" w:w="4680"/>
+            <w:tcW w:type="dxa" w:w="4451"/>
+            <w:tcMar>
+              <w:top w:w="60" w:type="dxa"/>
+              <w:bottom w:w="60" w:type="dxa"/>
+              <w:left w:w="100" w:type="dxa"/>
+              <w:right w:w="100" w:type="dxa"/>
+            </w:tcMar>
           </w:tcPr>
           <w:p>
             <w:pPr>
               <w:spacing w:before="40" w:after="40"/>
             </w:pPr>
-            <w:r/>
             <w:r>
               <w:rPr>
+                <w:rFonts w:ascii="Calibri" w:hAnsi="Calibri"/>
                 <w:b w:val="0"/>
                 <w:i w:val="0"/>
                 <w:sz w:val="20"/>
               </w:rPr>
-              <w:t>13/06/2026</w:t>
+              <w:t>15/06/2026</w:t>
             </w:r>
           </w:p>
         </w:tc>
       </w:tr>
       <w:tr>
+        <w:trPr>
+          <w:cantSplit w:val="1"/>
+        </w:trPr>
         <w:tc>
           <w:tcPr>
-            <w:tcW w:type="dxa" w:w="4680"/>
+            <w:tcW w:type="dxa" w:w="4451"/>
+            <w:tcMar>
+              <w:top w:w="60" w:type="dxa"/>
+              <w:bottom w:w="60" w:type="dxa"/>
+              <w:left w:w="100" w:type="dxa"/>
+              <w:right w:w="100" w:type="dxa"/>
+            </w:tcMar>
+            <w:shd w:val="clear" w:color="auto" w:fill="F0F4F8"/>
           </w:tcPr>
           <w:p>
             <w:pPr>
               <w:spacing w:before="40" w:after="40"/>
             </w:pPr>
-            <w:r/>
             <w:r>
               <w:rPr>
+                <w:rFonts w:ascii="Calibri" w:hAnsi="Calibri"/>
                 <w:b/>
                 <w:i w:val="0"/>
                 <w:sz w:val="20"/>
@@ -217,15 +319,21 @@
         </w:tc>
         <w:tc>
           <w:tcPr>
-            <w:tcW w:type="dxa" w:w="4680"/>
+            <w:tcW w:type="dxa" w:w="4451"/>
+            <w:tcMar>
+              <w:top w:w="60" w:type="dxa"/>
+              <w:bottom w:w="60" w:type="dxa"/>
+              <w:left w:w="100" w:type="dxa"/>
+              <w:right w:w="100" w:type="dxa"/>
+            </w:tcMar>
           </w:tcPr>
           <w:p>
             <w:pPr>
               <w:spacing w:before="40" w:after="40"/>
             </w:pPr>
-            <w:r/>
             <w:r>
               <w:rPr>
+                <w:rFonts w:ascii="Calibri" w:hAnsi="Calibri"/>
                 <w:b w:val="0"/>
                 <w:i w:val="0"/>
                 <w:sz w:val="20"/>
@@ -236,17 +344,27 @@
         </w:tc>
       </w:tr>
       <w:tr>
+        <w:trPr>
+          <w:cantSplit w:val="1"/>
+        </w:trPr>
         <w:tc>
           <w:tcPr>
-            <w:tcW w:type="dxa" w:w="4680"/>
+            <w:tcW w:type="dxa" w:w="4451"/>
+            <w:tcMar>
+              <w:top w:w="60" w:type="dxa"/>
+              <w:bottom w:w="60" w:type="dxa"/>
+              <w:left w:w="100" w:type="dxa"/>
+              <w:right w:w="100" w:type="dxa"/>
+            </w:tcMar>
+            <w:shd w:val="clear" w:color="auto" w:fill="F0F4F8"/>
           </w:tcPr>
           <w:p>
             <w:pPr>
               <w:spacing w:before="40" w:after="40"/>
             </w:pPr>
-            <w:r/>
             <w:r>
               <w:rPr>
+                <w:rFonts w:ascii="Calibri" w:hAnsi="Calibri"/>
                 <w:b/>
                 <w:i w:val="0"/>
                 <w:sz w:val="20"/>
@@ -257,15 +375,21 @@
         </w:tc>
         <w:tc>
           <w:tcPr>
-            <w:tcW w:type="dxa" w:w="4680"/>
+            <w:tcW w:type="dxa" w:w="4451"/>
+            <w:tcMar>
+              <w:top w:w="60" w:type="dxa"/>
+              <w:bottom w:w="60" w:type="dxa"/>
+              <w:left w:w="100" w:type="dxa"/>
+              <w:right w:w="100" w:type="dxa"/>
+            </w:tcMar>
           </w:tcPr>
           <w:p>
             <w:pPr>
               <w:spacing w:before="40" w:after="40"/>
             </w:pPr>
-            <w:r/>
             <w:r>
               <w:rPr>
+                <w:rFonts w:ascii="Calibri" w:hAnsi="Calibri"/>
                 <w:b w:val="0"/>
                 <w:i w:val="0"/>
                 <w:sz w:val="20"/>
@@ -276,17 +400,27 @@
         </w:tc>
       </w:tr>
       <w:tr>
+        <w:trPr>
+          <w:cantSplit w:val="1"/>
+        </w:trPr>
         <w:tc>
           <w:tcPr>
-            <w:tcW w:type="dxa" w:w="4680"/>
+            <w:tcW w:type="dxa" w:w="4451"/>
+            <w:tcMar>
+              <w:top w:w="60" w:type="dxa"/>
+              <w:bottom w:w="60" w:type="dxa"/>
+              <w:left w:w="100" w:type="dxa"/>
+              <w:right w:w="100" w:type="dxa"/>
+            </w:tcMar>
+            <w:shd w:val="clear" w:color="auto" w:fill="F0F4F8"/>
           </w:tcPr>
           <w:p>
             <w:pPr>
               <w:spacing w:before="40" w:after="40"/>
             </w:pPr>
-            <w:r/>
             <w:r>
               <w:rPr>
+                <w:rFonts w:ascii="Calibri" w:hAnsi="Calibri"/>
                 <w:b/>
                 <w:i w:val="0"/>
                 <w:sz w:val="20"/>
@@ -297,15 +431,21 @@
         </w:tc>
         <w:tc>
           <w:tcPr>
-            <w:tcW w:type="dxa" w:w="4680"/>
+            <w:tcW w:type="dxa" w:w="4451"/>
+            <w:tcMar>
+              <w:top w:w="60" w:type="dxa"/>
+              <w:bottom w:w="60" w:type="dxa"/>
+              <w:left w:w="100" w:type="dxa"/>
+              <w:right w:w="100" w:type="dxa"/>
+            </w:tcMar>
           </w:tcPr>
           <w:p>
             <w:pPr>
               <w:spacing w:before="40" w:after="40"/>
             </w:pPr>
-            <w:r/>
             <w:r>
               <w:rPr>
+                <w:rFonts w:ascii="Calibri" w:hAnsi="Calibri"/>
                 <w:b w:val="0"/>
                 <w:i w:val="0"/>
                 <w:sz w:val="20"/>
@@ -316,17 +456,27 @@
         </w:tc>
       </w:tr>
       <w:tr>
+        <w:trPr>
+          <w:cantSplit w:val="1"/>
+        </w:trPr>
         <w:tc>
           <w:tcPr>
-            <w:tcW w:type="dxa" w:w="4680"/>
+            <w:tcW w:type="dxa" w:w="4451"/>
+            <w:tcMar>
+              <w:top w:w="60" w:type="dxa"/>
+              <w:bottom w:w="60" w:type="dxa"/>
+              <w:left w:w="100" w:type="dxa"/>
+              <w:right w:w="100" w:type="dxa"/>
+            </w:tcMar>
+            <w:shd w:val="clear" w:color="auto" w:fill="F0F4F8"/>
           </w:tcPr>
           <w:p>
             <w:pPr>
               <w:spacing w:before="40" w:after="40"/>
             </w:pPr>
-            <w:r/>
             <w:r>
               <w:rPr>
+                <w:rFonts w:ascii="Calibri" w:hAnsi="Calibri"/>
                 <w:b/>
                 <w:i w:val="0"/>
                 <w:sz w:val="20"/>
@@ -337,15 +487,21 @@
         </w:tc>
         <w:tc>
           <w:tcPr>
-            <w:tcW w:type="dxa" w:w="4680"/>
+            <w:tcW w:type="dxa" w:w="4451"/>
+            <w:tcMar>
+              <w:top w:w="60" w:type="dxa"/>
+              <w:bottom w:w="60" w:type="dxa"/>
+              <w:left w:w="100" w:type="dxa"/>
+              <w:right w:w="100" w:type="dxa"/>
+            </w:tcMar>
           </w:tcPr>
           <w:p>
             <w:pPr>
               <w:spacing w:before="40" w:after="40"/>
             </w:pPr>
-            <w:r/>
             <w:r>
               <w:rPr>
+                <w:rFonts w:ascii="Calibri" w:hAnsi="Calibri"/>
                 <w:b w:val="0"/>
                 <w:i w:val="0"/>
                 <w:sz w:val="20"/>
@@ -356,120 +512,132 @@
         </w:tc>
       </w:tr>
     </w:tbl>
-    <w:p/>
     <w:p>
       <w:pPr>
-        <w:pBdr>
-          <w:bottom w:val="single" w:sz="6" w:space="1" w:color="AAAAAA"/>
-        </w:pBdr>
+        <w:spacing w:before="0" w:after="160"/>
       </w:pPr>
     </w:p>
     <w:p>
       <w:pPr>
-        <w:pStyle w:val="Heading2"/>
+        <w:pStyle w:val="Heading1"/>
+        <w:keepNext/>
+        <w:keepLines/>
+        <w:pBdr>
+          <w:bottom w:val="single" w:sz="4" w:space="2" w:color="D6E4F0"/>
+        </w:pBdr>
       </w:pPr>
       <w:r>
-        <w:rPr>
-          <w:b/>
-          <w:color w:val="2E74B5"/>
-          <w:sz w:val="26"/>
-        </w:rPr>
         <w:t>1. Objetivo</w:t>
       </w:r>
     </w:p>
     <w:p>
       <w:pPr>
-        <w:spacing w:after="80"/>
+        <w:spacing w:before="0" w:after="120"/>
       </w:pPr>
       <w:r>
         <w:rPr>
+          <w:rFonts w:ascii="Calibri" w:hAnsi="Calibri"/>
           <w:b w:val="0"/>
           <w:i w:val="0"/>
-          <w:sz w:val="20"/>
+          <w:sz w:val="22"/>
         </w:rPr>
         <w:t xml:space="preserve">Registrar, de forma consolidada e auditável, a situação do </w:t>
       </w:r>
       <w:r>
         <w:rPr>
+          <w:rFonts w:ascii="Calibri" w:hAnsi="Calibri"/>
           <w:b/>
           <w:i w:val="0"/>
-          <w:sz w:val="20"/>
+          <w:sz w:val="22"/>
         </w:rPr>
         <w:t>portfólio de projetos</w:t>
       </w:r>
       <w:r>
         <w:rPr>
+          <w:rFonts w:ascii="Calibri" w:hAnsi="Calibri"/>
           <w:b w:val="0"/>
           <w:i w:val="0"/>
-          <w:sz w:val="20"/>
+          <w:sz w:val="22"/>
         </w:rPr>
         <w:t xml:space="preserve"> da Timeware no período de referência: os projetos em andamento e concluídos, sua priorização, a alocação dos recursos compartilhados e o acompanhamento dos compromissos assumidos.</w:t>
       </w:r>
     </w:p>
     <w:p>
       <w:pPr>
-        <w:spacing w:after="80"/>
+        <w:spacing w:before="0" w:after="120"/>
       </w:pPr>
       <w:r>
         <w:rPr>
+          <w:rFonts w:ascii="Calibri" w:hAnsi="Calibri"/>
           <w:b w:val="0"/>
           <w:i w:val="0"/>
-          <w:sz w:val="20"/>
+          <w:sz w:val="22"/>
         </w:rPr>
         <w:t xml:space="preserve">Este painel materializa, para fins de avaliação, a gestão de portfólio definida em </w:t>
       </w:r>
       <w:r>
         <w:rPr>
+          <w:rFonts w:ascii="Calibri" w:hAnsi="Calibri"/>
           <w:b/>
           <w:i w:val="0"/>
-          <w:sz w:val="20"/>
+          <w:sz w:val="22"/>
         </w:rPr>
         <w:t>PRO-OSW-002</w:t>
       </w:r>
       <w:r>
         <w:rPr>
+          <w:rFonts w:ascii="Calibri" w:hAnsi="Calibri"/>
           <w:b w:val="0"/>
           <w:i w:val="0"/>
-          <w:sz w:val="20"/>
+          <w:sz w:val="22"/>
         </w:rPr>
         <w:t>. A operação corrente (quadro de capacity e situação dos projetos) é mantida no Jira e no Confluence, conforme PRO-OSW-002 §4.1; este documento é o recorte consolidado (snapshot) dessa operação.</w:t>
       </w:r>
     </w:p>
     <w:p>
       <w:pPr>
+        <w:pStyle w:val="Heading1"/>
+        <w:keepNext/>
+        <w:keepLines/>
         <w:pBdr>
-          <w:bottom w:val="single" w:sz="6" w:space="1" w:color="AAAAAA"/>
+          <w:bottom w:val="single" w:sz="4" w:space="2" w:color="D6E4F0"/>
         </w:pBdr>
       </w:pPr>
-    </w:p>
-    <w:p>
-      <w:pPr>
-        <w:pStyle w:val="Heading2"/>
-      </w:pPr>
       <w:r>
-        <w:rPr>
-          <w:b/>
-          <w:color w:val="2E74B5"/>
-          <w:sz w:val="26"/>
-        </w:rPr>
         <w:t>2. Período e fonte de dados</w:t>
       </w:r>
     </w:p>
     <w:tbl>
       <w:tblPr>
-        <w:tblStyle w:val="TableGrid"/>
         <w:tblW w:type="auto" w:w="0"/>
         <w:tblLook w:firstColumn="1" w:firstRow="1" w:lastColumn="0" w:lastRow="0" w:noHBand="0" w:noVBand="1" w:val="04A0"/>
+        <w:tblBorders>
+          <w:top w:val="single" w:sz="4" w:space="0" w:color="003366"/>
+          <w:left w:val="single" w:sz="4" w:space="0" w:color="003366"/>
+          <w:bottom w:val="single" w:sz="4" w:space="0" w:color="003366"/>
+          <w:right w:val="single" w:sz="4" w:space="0" w:color="003366"/>
+          <w:insideH w:val="single" w:sz="4" w:space="0" w:color="003366"/>
+          <w:insideV w:val="single" w:sz="4" w:space="0" w:color="003366"/>
+        </w:tblBorders>
       </w:tblPr>
       <w:tblGrid>
-        <w:gridCol w:w="4680"/>
-        <w:gridCol w:w="4680"/>
+        <w:gridCol w:w="4451"/>
+        <w:gridCol w:w="4451"/>
       </w:tblGrid>
       <w:tr>
+        <w:trPr>
+          <w:cantSplit w:val="1"/>
+        </w:trPr>
         <w:tc>
           <w:tcPr>
-            <w:tcW w:type="dxa" w:w="4680"/>
-            <w:shd w:val="clear" w:color="auto" w:fill="D6E4F7"/>
+            <w:tcW w:type="dxa" w:w="4451"/>
+            <w:tcMar>
+              <w:top w:w="60" w:type="dxa"/>
+              <w:bottom w:w="60" w:type="dxa"/>
+              <w:left w:w="100" w:type="dxa"/>
+              <w:right w:w="100" w:type="dxa"/>
+            </w:tcMar>
+            <w:shd w:val="clear" w:color="auto" w:fill="003366"/>
           </w:tcPr>
           <w:p>
             <w:pPr>
@@ -477,13 +645,10 @@
             </w:pPr>
             <w:r>
               <w:rPr>
-                <w:b/>
-              </w:rPr>
-            </w:r>
-            <w:r>
-              <w:rPr>
+                <w:rFonts w:ascii="Calibri" w:hAnsi="Calibri"/>
                 <w:b/>
                 <w:i w:val="0"/>
+                <w:color w:val="FFFFFF"/>
                 <w:sz w:val="20"/>
               </w:rPr>
               <w:t>Item</w:t>
@@ -492,8 +657,14 @@
         </w:tc>
         <w:tc>
           <w:tcPr>
-            <w:tcW w:type="dxa" w:w="4680"/>
-            <w:shd w:val="clear" w:color="auto" w:fill="D6E4F7"/>
+            <w:tcW w:type="dxa" w:w="4451"/>
+            <w:tcMar>
+              <w:top w:w="60" w:type="dxa"/>
+              <w:bottom w:w="60" w:type="dxa"/>
+              <w:left w:w="100" w:type="dxa"/>
+              <w:right w:w="100" w:type="dxa"/>
+            </w:tcMar>
+            <w:shd w:val="clear" w:color="auto" w:fill="003366"/>
           </w:tcPr>
           <w:p>
             <w:pPr>
@@ -501,11 +672,2742 @@
             </w:pPr>
             <w:r>
               <w:rPr>
+                <w:rFonts w:ascii="Calibri" w:hAnsi="Calibri"/>
                 <w:b/>
+                <w:i w:val="0"/>
+                <w:color w:val="FFFFFF"/>
+                <w:sz w:val="20"/>
               </w:rPr>
+              <w:t>Descrição</w:t>
             </w:r>
+          </w:p>
+        </w:tc>
+      </w:tr>
+      <w:tr>
+        <w:trPr>
+          <w:cantSplit w:val="1"/>
+        </w:trPr>
+        <w:tc>
+          <w:tcPr>
+            <w:tcW w:type="dxa" w:w="4451"/>
+            <w:tcMar>
+              <w:top w:w="60" w:type="dxa"/>
+              <w:bottom w:w="60" w:type="dxa"/>
+              <w:left w:w="100" w:type="dxa"/>
+              <w:right w:w="100" w:type="dxa"/>
+            </w:tcMar>
+            <w:shd w:val="clear" w:color="auto" w:fill="EBF5FB"/>
+          </w:tcPr>
+          <w:p>
+            <w:pPr>
+              <w:spacing w:before="40" w:after="40"/>
+            </w:pPr>
             <w:r>
               <w:rPr>
+                <w:rFonts w:ascii="Calibri" w:hAnsi="Calibri"/>
+                <w:b w:val="0"/>
+                <w:i w:val="0"/>
+                <w:sz w:val="20"/>
+              </w:rPr>
+              <w:t>Período de referência</w:t>
+            </w:r>
+          </w:p>
+        </w:tc>
+        <w:tc>
+          <w:tcPr>
+            <w:tcW w:type="dxa" w:w="4451"/>
+            <w:tcMar>
+              <w:top w:w="60" w:type="dxa"/>
+              <w:bottom w:w="60" w:type="dxa"/>
+              <w:left w:w="100" w:type="dxa"/>
+              <w:right w:w="100" w:type="dxa"/>
+            </w:tcMar>
+            <w:shd w:val="clear" w:color="auto" w:fill="EBF5FB"/>
+          </w:tcPr>
+          <w:p>
+            <w:pPr>
+              <w:spacing w:before="40" w:after="40"/>
+            </w:pPr>
+            <w:r>
+              <w:rPr>
+                <w:rFonts w:ascii="Calibri" w:hAnsi="Calibri"/>
+                <w:b w:val="0"/>
+                <w:i w:val="0"/>
+                <w:sz w:val="20"/>
+              </w:rPr>
+              <w:t>Abr/2025 – Jul/2026 (ciclo de implantação MPS-SW Nível C)</w:t>
+            </w:r>
+          </w:p>
+        </w:tc>
+      </w:tr>
+      <w:tr>
+        <w:trPr>
+          <w:cantSplit w:val="1"/>
+        </w:trPr>
+        <w:tc>
+          <w:tcPr>
+            <w:tcW w:type="dxa" w:w="4451"/>
+            <w:tcMar>
+              <w:top w:w="60" w:type="dxa"/>
+              <w:bottom w:w="60" w:type="dxa"/>
+              <w:left w:w="100" w:type="dxa"/>
+              <w:right w:w="100" w:type="dxa"/>
+            </w:tcMar>
+          </w:tcPr>
+          <w:p>
+            <w:pPr>
+              <w:spacing w:before="40" w:after="40"/>
+            </w:pPr>
+            <w:r>
+              <w:rPr>
+                <w:rFonts w:ascii="Calibri" w:hAnsi="Calibri"/>
+                <w:b w:val="0"/>
+                <w:i w:val="0"/>
+                <w:sz w:val="20"/>
+              </w:rPr>
+              <w:t>Data do snapshot</w:t>
+            </w:r>
+          </w:p>
+        </w:tc>
+        <w:tc>
+          <w:tcPr>
+            <w:tcW w:type="dxa" w:w="4451"/>
+            <w:tcMar>
+              <w:top w:w="60" w:type="dxa"/>
+              <w:bottom w:w="60" w:type="dxa"/>
+              <w:left w:w="100" w:type="dxa"/>
+              <w:right w:w="100" w:type="dxa"/>
+            </w:tcMar>
+          </w:tcPr>
+          <w:p>
+            <w:pPr>
+              <w:spacing w:before="40" w:after="40"/>
+            </w:pPr>
+            <w:r>
+              <w:rPr>
+                <w:rFonts w:ascii="Calibri" w:hAnsi="Calibri"/>
+                <w:b w:val="0"/>
+                <w:i w:val="0"/>
+                <w:sz w:val="20"/>
+              </w:rPr>
+              <w:t>15/06/2026</w:t>
+            </w:r>
+          </w:p>
+        </w:tc>
+      </w:tr>
+      <w:tr>
+        <w:trPr>
+          <w:cantSplit w:val="1"/>
+        </w:trPr>
+        <w:tc>
+          <w:tcPr>
+            <w:tcW w:type="dxa" w:w="4451"/>
+            <w:tcMar>
+              <w:top w:w="60" w:type="dxa"/>
+              <w:bottom w:w="60" w:type="dxa"/>
+              <w:left w:w="100" w:type="dxa"/>
+              <w:right w:w="100" w:type="dxa"/>
+            </w:tcMar>
+            <w:shd w:val="clear" w:color="auto" w:fill="EBF5FB"/>
+          </w:tcPr>
+          <w:p>
+            <w:pPr>
+              <w:spacing w:before="40" w:after="40"/>
+            </w:pPr>
+            <w:r>
+              <w:rPr>
+                <w:rFonts w:ascii="Calibri" w:hAnsi="Calibri"/>
+                <w:b w:val="0"/>
+                <w:i w:val="0"/>
+                <w:sz w:val="20"/>
+              </w:rPr>
+              <w:t>Fontes</w:t>
+            </w:r>
+          </w:p>
+        </w:tc>
+        <w:tc>
+          <w:tcPr>
+            <w:tcW w:type="dxa" w:w="4451"/>
+            <w:tcMar>
+              <w:top w:w="60" w:type="dxa"/>
+              <w:bottom w:w="60" w:type="dxa"/>
+              <w:left w:w="100" w:type="dxa"/>
+              <w:right w:w="100" w:type="dxa"/>
+            </w:tcMar>
+            <w:shd w:val="clear" w:color="auto" w:fill="EBF5FB"/>
+          </w:tcPr>
+          <w:p>
+            <w:pPr>
+              <w:spacing w:before="40" w:after="40"/>
+            </w:pPr>
+            <w:r>
+              <w:rPr>
+                <w:rFonts w:ascii="Calibri" w:hAnsi="Calibri"/>
+                <w:b w:val="0"/>
+                <w:i w:val="0"/>
+                <w:sz w:val="20"/>
+              </w:rPr>
+              <w:t>Jira (situação dos projetos e quadro de capacity), Confluence (atas de priorização e de análise crítica), registros de projeto (04_registros)</w:t>
+            </w:r>
+          </w:p>
+        </w:tc>
+      </w:tr>
+      <w:tr>
+        <w:trPr>
+          <w:cantSplit w:val="1"/>
+        </w:trPr>
+        <w:tc>
+          <w:tcPr>
+            <w:tcW w:type="dxa" w:w="4451"/>
+            <w:tcMar>
+              <w:top w:w="60" w:type="dxa"/>
+              <w:bottom w:w="60" w:type="dxa"/>
+              <w:left w:w="100" w:type="dxa"/>
+              <w:right w:w="100" w:type="dxa"/>
+            </w:tcMar>
+          </w:tcPr>
+          <w:p>
+            <w:pPr>
+              <w:spacing w:before="40" w:after="40"/>
+            </w:pPr>
+            <w:r>
+              <w:rPr>
+                <w:rFonts w:ascii="Calibri" w:hAnsi="Calibri"/>
+                <w:b w:val="0"/>
+                <w:i w:val="0"/>
+                <w:sz w:val="20"/>
+              </w:rPr>
+              <w:t>Responsável pela consolidação</w:t>
+            </w:r>
+          </w:p>
+        </w:tc>
+        <w:tc>
+          <w:tcPr>
+            <w:tcW w:type="dxa" w:w="4451"/>
+            <w:tcMar>
+              <w:top w:w="60" w:type="dxa"/>
+              <w:bottom w:w="60" w:type="dxa"/>
+              <w:left w:w="100" w:type="dxa"/>
+              <w:right w:w="100" w:type="dxa"/>
+            </w:tcMar>
+          </w:tcPr>
+          <w:p>
+            <w:pPr>
+              <w:spacing w:before="40" w:after="40"/>
+            </w:pPr>
+            <w:r>
+              <w:rPr>
+                <w:rFonts w:ascii="Calibri" w:hAnsi="Calibri"/>
+                <w:b w:val="0"/>
+                <w:i w:val="0"/>
+                <w:sz w:val="20"/>
+              </w:rPr>
+              <w:t>COO (Operações), com apoio do Time de Melhoria Contínua</w:t>
+            </w:r>
+          </w:p>
+        </w:tc>
+      </w:tr>
+    </w:tbl>
+    <w:p>
+      <w:pPr>
+        <w:spacing w:before="0" w:after="160"/>
+      </w:pPr>
+    </w:p>
+    <w:p>
+      <w:pPr>
+        <w:pStyle w:val="Heading1"/>
+        <w:keepNext/>
+        <w:keepLines/>
+        <w:pBdr>
+          <w:bottom w:val="single" w:sz="4" w:space="2" w:color="D6E4F0"/>
+        </w:pBdr>
+      </w:pPr>
+      <w:r>
+        <w:t>3. Portfólio — situação consolidada (snapshot)</w:t>
+      </w:r>
+    </w:p>
+    <w:tbl>
+      <w:tblPr>
+        <w:tblW w:type="auto" w:w="0"/>
+        <w:tblLook w:firstColumn="1" w:firstRow="1" w:lastColumn="0" w:lastRow="0" w:noHBand="0" w:noVBand="1" w:val="04A0"/>
+        <w:tblBorders>
+          <w:top w:val="single" w:sz="4" w:space="0" w:color="003366"/>
+          <w:left w:val="single" w:sz="4" w:space="0" w:color="003366"/>
+          <w:bottom w:val="single" w:sz="4" w:space="0" w:color="003366"/>
+          <w:right w:val="single" w:sz="4" w:space="0" w:color="003366"/>
+          <w:insideH w:val="single" w:sz="4" w:space="0" w:color="003366"/>
+          <w:insideV w:val="single" w:sz="4" w:space="0" w:color="003366"/>
+        </w:tblBorders>
+      </w:tblPr>
+      <w:tblGrid>
+        <w:gridCol w:w="1484"/>
+        <w:gridCol w:w="1484"/>
+        <w:gridCol w:w="1484"/>
+        <w:gridCol w:w="1484"/>
+        <w:gridCol w:w="1484"/>
+        <w:gridCol w:w="1484"/>
+      </w:tblGrid>
+      <w:tr>
+        <w:trPr>
+          <w:cantSplit w:val="1"/>
+        </w:trPr>
+        <w:tc>
+          <w:tcPr>
+            <w:tcW w:type="dxa" w:w="1484"/>
+            <w:tcMar>
+              <w:top w:w="60" w:type="dxa"/>
+              <w:bottom w:w="60" w:type="dxa"/>
+              <w:left w:w="100" w:type="dxa"/>
+              <w:right w:w="100" w:type="dxa"/>
+            </w:tcMar>
+            <w:shd w:val="clear" w:color="auto" w:fill="003366"/>
+          </w:tcPr>
+          <w:p>
+            <w:pPr>
+              <w:spacing w:before="40" w:after="40"/>
+            </w:pPr>
+            <w:r>
+              <w:rPr>
+                <w:rFonts w:ascii="Calibri" w:hAnsi="Calibri"/>
+                <w:b/>
+                <w:i w:val="0"/>
+                <w:color w:val="FFFFFF"/>
+                <w:sz w:val="20"/>
+              </w:rPr>
+              <w:t>Projeto</w:t>
+            </w:r>
+          </w:p>
+        </w:tc>
+        <w:tc>
+          <w:tcPr>
+            <w:tcW w:type="dxa" w:w="1484"/>
+            <w:tcMar>
+              <w:top w:w="60" w:type="dxa"/>
+              <w:bottom w:w="60" w:type="dxa"/>
+              <w:left w:w="100" w:type="dxa"/>
+              <w:right w:w="100" w:type="dxa"/>
+            </w:tcMar>
+            <w:shd w:val="clear" w:color="auto" w:fill="003366"/>
+          </w:tcPr>
+          <w:p>
+            <w:pPr>
+              <w:spacing w:before="40" w:after="40"/>
+            </w:pPr>
+            <w:r>
+              <w:rPr>
+                <w:rFonts w:ascii="Calibri" w:hAnsi="Calibri"/>
+                <w:b/>
+                <w:i w:val="0"/>
+                <w:color w:val="FFFFFF"/>
+                <w:sz w:val="20"/>
+              </w:rPr>
+              <w:t>Cliente</w:t>
+            </w:r>
+          </w:p>
+        </w:tc>
+        <w:tc>
+          <w:tcPr>
+            <w:tcW w:type="dxa" w:w="1484"/>
+            <w:tcMar>
+              <w:top w:w="60" w:type="dxa"/>
+              <w:bottom w:w="60" w:type="dxa"/>
+              <w:left w:w="100" w:type="dxa"/>
+              <w:right w:w="100" w:type="dxa"/>
+            </w:tcMar>
+            <w:shd w:val="clear" w:color="auto" w:fill="003366"/>
+          </w:tcPr>
+          <w:p>
+            <w:pPr>
+              <w:spacing w:before="40" w:after="40"/>
+            </w:pPr>
+            <w:r>
+              <w:rPr>
+                <w:rFonts w:ascii="Calibri" w:hAnsi="Calibri"/>
+                <w:b/>
+                <w:i w:val="0"/>
+                <w:color w:val="FFFFFF"/>
+                <w:sz w:val="20"/>
+              </w:rPr>
+              <w:t>Natureza</w:t>
+            </w:r>
+          </w:p>
+        </w:tc>
+        <w:tc>
+          <w:tcPr>
+            <w:tcW w:type="dxa" w:w="1484"/>
+            <w:tcMar>
+              <w:top w:w="60" w:type="dxa"/>
+              <w:bottom w:w="60" w:type="dxa"/>
+              <w:left w:w="100" w:type="dxa"/>
+              <w:right w:w="100" w:type="dxa"/>
+            </w:tcMar>
+            <w:shd w:val="clear" w:color="auto" w:fill="003366"/>
+          </w:tcPr>
+          <w:p>
+            <w:pPr>
+              <w:spacing w:before="40" w:after="40"/>
+            </w:pPr>
+            <w:r>
+              <w:rPr>
+                <w:rFonts w:ascii="Calibri" w:hAnsi="Calibri"/>
+                <w:b/>
+                <w:i w:val="0"/>
+                <w:color w:val="FFFFFF"/>
+                <w:sz w:val="20"/>
+              </w:rPr>
+              <w:t>Período</w:t>
+            </w:r>
+          </w:p>
+        </w:tc>
+        <w:tc>
+          <w:tcPr>
+            <w:tcW w:type="dxa" w:w="1484"/>
+            <w:tcMar>
+              <w:top w:w="60" w:type="dxa"/>
+              <w:bottom w:w="60" w:type="dxa"/>
+              <w:left w:w="100" w:type="dxa"/>
+              <w:right w:w="100" w:type="dxa"/>
+            </w:tcMar>
+            <w:shd w:val="clear" w:color="auto" w:fill="003366"/>
+          </w:tcPr>
+          <w:p>
+            <w:pPr>
+              <w:spacing w:before="40" w:after="40"/>
+            </w:pPr>
+            <w:r>
+              <w:rPr>
+                <w:rFonts w:ascii="Calibri" w:hAnsi="Calibri"/>
+                <w:b/>
+                <w:i w:val="0"/>
+                <w:color w:val="FFFFFF"/>
+                <w:sz w:val="20"/>
+              </w:rPr>
+              <w:t>Situação</w:t>
+            </w:r>
+          </w:p>
+        </w:tc>
+        <w:tc>
+          <w:tcPr>
+            <w:tcW w:type="dxa" w:w="1484"/>
+            <w:tcMar>
+              <w:top w:w="60" w:type="dxa"/>
+              <w:bottom w:w="60" w:type="dxa"/>
+              <w:left w:w="100" w:type="dxa"/>
+              <w:right w:w="100" w:type="dxa"/>
+            </w:tcMar>
+            <w:shd w:val="clear" w:color="auto" w:fill="003366"/>
+          </w:tcPr>
+          <w:p>
+            <w:pPr>
+              <w:spacing w:before="40" w:after="40"/>
+            </w:pPr>
+            <w:r>
+              <w:rPr>
+                <w:rFonts w:ascii="Calibri" w:hAnsi="Calibri"/>
+                <w:b/>
+                <w:i w:val="0"/>
+                <w:color w:val="FFFFFF"/>
+                <w:sz w:val="20"/>
+              </w:rPr>
+              <w:t>Registros de origem</w:t>
+            </w:r>
+          </w:p>
+        </w:tc>
+      </w:tr>
+      <w:tr>
+        <w:trPr>
+          <w:cantSplit w:val="1"/>
+        </w:trPr>
+        <w:tc>
+          <w:tcPr>
+            <w:tcW w:type="dxa" w:w="1484"/>
+            <w:tcMar>
+              <w:top w:w="60" w:type="dxa"/>
+              <w:bottom w:w="60" w:type="dxa"/>
+              <w:left w:w="100" w:type="dxa"/>
+              <w:right w:w="100" w:type="dxa"/>
+            </w:tcMar>
+            <w:shd w:val="clear" w:color="auto" w:fill="EBF5FB"/>
+          </w:tcPr>
+          <w:p>
+            <w:pPr>
+              <w:spacing w:before="40" w:after="40"/>
+            </w:pPr>
+            <w:r>
+              <w:rPr>
+                <w:rFonts w:ascii="Calibri" w:hAnsi="Calibri"/>
+                <w:b w:val="0"/>
+                <w:i w:val="0"/>
+                <w:sz w:val="20"/>
+              </w:rPr>
+              <w:t>Cadastro de Clientes</w:t>
+            </w:r>
+          </w:p>
+        </w:tc>
+        <w:tc>
+          <w:tcPr>
+            <w:tcW w:type="dxa" w:w="1484"/>
+            <w:tcMar>
+              <w:top w:w="60" w:type="dxa"/>
+              <w:bottom w:w="60" w:type="dxa"/>
+              <w:left w:w="100" w:type="dxa"/>
+              <w:right w:w="100" w:type="dxa"/>
+            </w:tcMar>
+            <w:shd w:val="clear" w:color="auto" w:fill="EBF5FB"/>
+          </w:tcPr>
+          <w:p>
+            <w:pPr>
+              <w:spacing w:before="40" w:after="40"/>
+            </w:pPr>
+            <w:r>
+              <w:rPr>
+                <w:rFonts w:ascii="Calibri" w:hAnsi="Calibri"/>
+                <w:b w:val="0"/>
+                <w:i w:val="0"/>
+                <w:sz w:val="20"/>
+              </w:rPr>
+              <w:t>Profarma S.A. / Rede D1000</w:t>
+            </w:r>
+          </w:p>
+        </w:tc>
+        <w:tc>
+          <w:tcPr>
+            <w:tcW w:type="dxa" w:w="1484"/>
+            <w:tcMar>
+              <w:top w:w="60" w:type="dxa"/>
+              <w:bottom w:w="60" w:type="dxa"/>
+              <w:left w:w="100" w:type="dxa"/>
+              <w:right w:w="100" w:type="dxa"/>
+            </w:tcMar>
+            <w:shd w:val="clear" w:color="auto" w:fill="EBF5FB"/>
+          </w:tcPr>
+          <w:p>
+            <w:pPr>
+              <w:spacing w:before="40" w:after="40"/>
+            </w:pPr>
+            <w:r>
+              <w:rPr>
+                <w:rFonts w:ascii="Calibri" w:hAnsi="Calibri"/>
+                <w:b w:val="0"/>
+                <w:i w:val="0"/>
+                <w:sz w:val="20"/>
+              </w:rPr>
+              <w:t>Desenvolvimento de software (modernização de cadastro)</w:t>
+            </w:r>
+          </w:p>
+        </w:tc>
+        <w:tc>
+          <w:tcPr>
+            <w:tcW w:type="dxa" w:w="1484"/>
+            <w:tcMar>
+              <w:top w:w="60" w:type="dxa"/>
+              <w:bottom w:w="60" w:type="dxa"/>
+              <w:left w:w="100" w:type="dxa"/>
+              <w:right w:w="100" w:type="dxa"/>
+            </w:tcMar>
+            <w:shd w:val="clear" w:color="auto" w:fill="EBF5FB"/>
+          </w:tcPr>
+          <w:p>
+            <w:pPr>
+              <w:spacing w:before="40" w:after="40"/>
+            </w:pPr>
+            <w:r>
+              <w:rPr>
+                <w:rFonts w:ascii="Calibri" w:hAnsi="Calibri"/>
+                <w:b w:val="0"/>
+                <w:i w:val="0"/>
+                <w:sz w:val="20"/>
+              </w:rPr>
+              <w:t>Abr/2025 – Jan/2026</w:t>
+            </w:r>
+          </w:p>
+        </w:tc>
+        <w:tc>
+          <w:tcPr>
+            <w:tcW w:type="dxa" w:w="1484"/>
+            <w:tcMar>
+              <w:top w:w="60" w:type="dxa"/>
+              <w:bottom w:w="60" w:type="dxa"/>
+              <w:left w:w="100" w:type="dxa"/>
+              <w:right w:w="100" w:type="dxa"/>
+            </w:tcMar>
+            <w:shd w:val="clear" w:color="auto" w:fill="EBF5FB"/>
+          </w:tcPr>
+          <w:p>
+            <w:pPr>
+              <w:spacing w:before="40" w:after="40"/>
+            </w:pPr>
+            <w:r>
+              <w:rPr>
+                <w:rFonts w:ascii="Calibri" w:hAnsi="Calibri"/>
+                <w:b w:val="0"/>
+                <w:i w:val="0"/>
+                <w:sz w:val="20"/>
+              </w:rPr>
+              <w:t>✅ Concluído (aceite final)</w:t>
+            </w:r>
+          </w:p>
+        </w:tc>
+        <w:tc>
+          <w:tcPr>
+            <w:tcW w:type="dxa" w:w="1484"/>
+            <w:tcMar>
+              <w:top w:w="60" w:type="dxa"/>
+              <w:bottom w:w="60" w:type="dxa"/>
+              <w:left w:w="100" w:type="dxa"/>
+              <w:right w:w="100" w:type="dxa"/>
+            </w:tcMar>
+            <w:shd w:val="clear" w:color="auto" w:fill="EBF5FB"/>
+          </w:tcPr>
+          <w:p>
+            <w:pPr>
+              <w:spacing w:before="40" w:after="40"/>
+            </w:pPr>
+            <w:r>
+              <w:rPr>
+                <w:rFonts w:ascii="Calibri" w:hAnsi="Calibri"/>
+                <w:b w:val="0"/>
+                <w:i w:val="0"/>
+                <w:sz w:val="20"/>
+              </w:rPr>
+              <w:t>04_registros/PROFARMA_Cadastro-de-Clientes</w:t>
+            </w:r>
+          </w:p>
+        </w:tc>
+      </w:tr>
+      <w:tr>
+        <w:trPr>
+          <w:cantSplit w:val="1"/>
+        </w:trPr>
+        <w:tc>
+          <w:tcPr>
+            <w:tcW w:type="dxa" w:w="1484"/>
+            <w:tcMar>
+              <w:top w:w="60" w:type="dxa"/>
+              <w:bottom w:w="60" w:type="dxa"/>
+              <w:left w:w="100" w:type="dxa"/>
+              <w:right w:w="100" w:type="dxa"/>
+            </w:tcMar>
+          </w:tcPr>
+          <w:p>
+            <w:pPr>
+              <w:spacing w:before="40" w:after="40"/>
+            </w:pPr>
+            <w:r>
+              <w:rPr>
+                <w:rFonts w:ascii="Calibri" w:hAnsi="Calibri"/>
+                <w:b w:val="0"/>
+                <w:i w:val="0"/>
+                <w:sz w:val="20"/>
+              </w:rPr>
+              <w:t>SuperApp Força de Vendas — Pacote 1 (Metas e RV)</w:t>
+            </w:r>
+          </w:p>
+        </w:tc>
+        <w:tc>
+          <w:tcPr>
+            <w:tcW w:type="dxa" w:w="1484"/>
+            <w:tcMar>
+              <w:top w:w="60" w:type="dxa"/>
+              <w:bottom w:w="60" w:type="dxa"/>
+              <w:left w:w="100" w:type="dxa"/>
+              <w:right w:w="100" w:type="dxa"/>
+            </w:tcMar>
+          </w:tcPr>
+          <w:p>
+            <w:pPr>
+              <w:spacing w:before="40" w:after="40"/>
+            </w:pPr>
+            <w:r>
+              <w:rPr>
+                <w:rFonts w:ascii="Calibri" w:hAnsi="Calibri"/>
+                <w:b w:val="0"/>
+                <w:i w:val="0"/>
+                <w:sz w:val="20"/>
+              </w:rPr>
+              <w:t>Fruki</w:t>
+            </w:r>
+          </w:p>
+        </w:tc>
+        <w:tc>
+          <w:tcPr>
+            <w:tcW w:type="dxa" w:w="1484"/>
+            <w:tcMar>
+              <w:top w:w="60" w:type="dxa"/>
+              <w:bottom w:w="60" w:type="dxa"/>
+              <w:left w:w="100" w:type="dxa"/>
+              <w:right w:w="100" w:type="dxa"/>
+            </w:tcMar>
+          </w:tcPr>
+          <w:p>
+            <w:pPr>
+              <w:spacing w:before="40" w:after="40"/>
+            </w:pPr>
+            <w:r>
+              <w:rPr>
+                <w:rFonts w:ascii="Calibri" w:hAnsi="Calibri"/>
+                <w:b w:val="0"/>
+                <w:i w:val="0"/>
+                <w:sz w:val="20"/>
+              </w:rPr>
+              <w:t>Desenvolvimento mobile (React Native)</w:t>
+            </w:r>
+          </w:p>
+        </w:tc>
+        <w:tc>
+          <w:tcPr>
+            <w:tcW w:type="dxa" w:w="1484"/>
+            <w:tcMar>
+              <w:top w:w="60" w:type="dxa"/>
+              <w:bottom w:w="60" w:type="dxa"/>
+              <w:left w:w="100" w:type="dxa"/>
+              <w:right w:w="100" w:type="dxa"/>
+            </w:tcMar>
+          </w:tcPr>
+          <w:p>
+            <w:pPr>
+              <w:spacing w:before="40" w:after="40"/>
+            </w:pPr>
+            <w:r>
+              <w:rPr>
+                <w:rFonts w:ascii="Calibri" w:hAnsi="Calibri"/>
+                <w:b w:val="0"/>
+                <w:i w:val="0"/>
+                <w:sz w:val="20"/>
+              </w:rPr>
+              <w:t>Jun/2025 – Set/2025</w:t>
+            </w:r>
+          </w:p>
+        </w:tc>
+        <w:tc>
+          <w:tcPr>
+            <w:tcW w:type="dxa" w:w="1484"/>
+            <w:tcMar>
+              <w:top w:w="60" w:type="dxa"/>
+              <w:bottom w:w="60" w:type="dxa"/>
+              <w:left w:w="100" w:type="dxa"/>
+              <w:right w:w="100" w:type="dxa"/>
+            </w:tcMar>
+          </w:tcPr>
+          <w:p>
+            <w:pPr>
+              <w:spacing w:before="40" w:after="40"/>
+            </w:pPr>
+            <w:r>
+              <w:rPr>
+                <w:rFonts w:ascii="Calibri" w:hAnsi="Calibri"/>
+                <w:b w:val="0"/>
+                <w:i w:val="0"/>
+                <w:sz w:val="20"/>
+              </w:rPr>
+              <w:t>✅ Concluído (piloto + aceite)</w:t>
+            </w:r>
+          </w:p>
+        </w:tc>
+        <w:tc>
+          <w:tcPr>
+            <w:tcW w:type="dxa" w:w="1484"/>
+            <w:tcMar>
+              <w:top w:w="60" w:type="dxa"/>
+              <w:bottom w:w="60" w:type="dxa"/>
+              <w:left w:w="100" w:type="dxa"/>
+              <w:right w:w="100" w:type="dxa"/>
+            </w:tcMar>
+          </w:tcPr>
+          <w:p>
+            <w:pPr>
+              <w:spacing w:before="40" w:after="40"/>
+            </w:pPr>
+            <w:r>
+              <w:rPr>
+                <w:rFonts w:ascii="Calibri" w:hAnsi="Calibri"/>
+                <w:b w:val="0"/>
+                <w:i w:val="0"/>
+                <w:sz w:val="20"/>
+              </w:rPr>
+              <w:t>04_registros/FTFRUKI_SuperApp-Forca-de-Vendas</w:t>
+            </w:r>
+          </w:p>
+        </w:tc>
+      </w:tr>
+      <w:tr>
+        <w:trPr>
+          <w:cantSplit w:val="1"/>
+        </w:trPr>
+        <w:tc>
+          <w:tcPr>
+            <w:tcW w:type="dxa" w:w="1484"/>
+            <w:tcMar>
+              <w:top w:w="60" w:type="dxa"/>
+              <w:bottom w:w="60" w:type="dxa"/>
+              <w:left w:w="100" w:type="dxa"/>
+              <w:right w:w="100" w:type="dxa"/>
+            </w:tcMar>
+            <w:shd w:val="clear" w:color="auto" w:fill="EBF5FB"/>
+          </w:tcPr>
+          <w:p>
+            <w:pPr>
+              <w:spacing w:before="40" w:after="40"/>
+            </w:pPr>
+            <w:r>
+              <w:rPr>
+                <w:rFonts w:ascii="Calibri" w:hAnsi="Calibri"/>
+                <w:b w:val="0"/>
+                <w:i w:val="0"/>
+                <w:sz w:val="20"/>
+              </w:rPr>
+              <w:t>SuperApp Força de Vendas — Pacote Final 24</w:t>
+            </w:r>
+          </w:p>
+        </w:tc>
+        <w:tc>
+          <w:tcPr>
+            <w:tcW w:type="dxa" w:w="1484"/>
+            <w:tcMar>
+              <w:top w:w="60" w:type="dxa"/>
+              <w:bottom w:w="60" w:type="dxa"/>
+              <w:left w:w="100" w:type="dxa"/>
+              <w:right w:w="100" w:type="dxa"/>
+            </w:tcMar>
+            <w:shd w:val="clear" w:color="auto" w:fill="EBF5FB"/>
+          </w:tcPr>
+          <w:p>
+            <w:pPr>
+              <w:spacing w:before="40" w:after="40"/>
+            </w:pPr>
+            <w:r>
+              <w:rPr>
+                <w:rFonts w:ascii="Calibri" w:hAnsi="Calibri"/>
+                <w:b w:val="0"/>
+                <w:i w:val="0"/>
+                <w:sz w:val="20"/>
+              </w:rPr>
+              <w:t>Fruki</w:t>
+            </w:r>
+          </w:p>
+        </w:tc>
+        <w:tc>
+          <w:tcPr>
+            <w:tcW w:type="dxa" w:w="1484"/>
+            <w:tcMar>
+              <w:top w:w="60" w:type="dxa"/>
+              <w:bottom w:w="60" w:type="dxa"/>
+              <w:left w:w="100" w:type="dxa"/>
+              <w:right w:w="100" w:type="dxa"/>
+            </w:tcMar>
+            <w:shd w:val="clear" w:color="auto" w:fill="EBF5FB"/>
+          </w:tcPr>
+          <w:p>
+            <w:pPr>
+              <w:spacing w:before="40" w:after="40"/>
+            </w:pPr>
+            <w:r>
+              <w:rPr>
+                <w:rFonts w:ascii="Calibri" w:hAnsi="Calibri"/>
+                <w:b w:val="0"/>
+                <w:i w:val="0"/>
+                <w:sz w:val="20"/>
+              </w:rPr>
+              <w:t>Desenvolvimento mobile (React Native)</w:t>
+            </w:r>
+          </w:p>
+        </w:tc>
+        <w:tc>
+          <w:tcPr>
+            <w:tcW w:type="dxa" w:w="1484"/>
+            <w:tcMar>
+              <w:top w:w="60" w:type="dxa"/>
+              <w:bottom w:w="60" w:type="dxa"/>
+              <w:left w:w="100" w:type="dxa"/>
+              <w:right w:w="100" w:type="dxa"/>
+            </w:tcMar>
+            <w:shd w:val="clear" w:color="auto" w:fill="EBF5FB"/>
+          </w:tcPr>
+          <w:p>
+            <w:pPr>
+              <w:spacing w:before="40" w:after="40"/>
+            </w:pPr>
+            <w:r>
+              <w:rPr>
+                <w:rFonts w:ascii="Calibri" w:hAnsi="Calibri"/>
+                <w:b w:val="0"/>
+                <w:i w:val="0"/>
+                <w:sz w:val="20"/>
+              </w:rPr>
+              <w:t>Out/2025 – Jan/2026</w:t>
+            </w:r>
+          </w:p>
+        </w:tc>
+        <w:tc>
+          <w:tcPr>
+            <w:tcW w:type="dxa" w:w="1484"/>
+            <w:tcMar>
+              <w:top w:w="60" w:type="dxa"/>
+              <w:bottom w:w="60" w:type="dxa"/>
+              <w:left w:w="100" w:type="dxa"/>
+              <w:right w:w="100" w:type="dxa"/>
+            </w:tcMar>
+            <w:shd w:val="clear" w:color="auto" w:fill="EBF5FB"/>
+          </w:tcPr>
+          <w:p>
+            <w:pPr>
+              <w:spacing w:before="40" w:after="40"/>
+            </w:pPr>
+            <w:r>
+              <w:rPr>
+                <w:rFonts w:ascii="Calibri" w:hAnsi="Calibri"/>
+                <w:b w:val="0"/>
+                <w:i w:val="0"/>
+                <w:sz w:val="20"/>
+              </w:rPr>
+              <w:t>✅ Concluído (aceite 15/01/2026)</w:t>
+            </w:r>
+          </w:p>
+        </w:tc>
+        <w:tc>
+          <w:tcPr>
+            <w:tcW w:type="dxa" w:w="1484"/>
+            <w:tcMar>
+              <w:top w:w="60" w:type="dxa"/>
+              <w:bottom w:w="60" w:type="dxa"/>
+              <w:left w:w="100" w:type="dxa"/>
+              <w:right w:w="100" w:type="dxa"/>
+            </w:tcMar>
+            <w:shd w:val="clear" w:color="auto" w:fill="EBF5FB"/>
+          </w:tcPr>
+          <w:p>
+            <w:pPr>
+              <w:spacing w:before="40" w:after="40"/>
+            </w:pPr>
+            <w:r>
+              <w:rPr>
+                <w:rFonts w:ascii="Calibri" w:hAnsi="Calibri"/>
+                <w:b w:val="0"/>
+                <w:i w:val="0"/>
+                <w:sz w:val="20"/>
+              </w:rPr>
+              <w:t>04_registros/FTFRUKI_SuperApp-Forca-de-Vendas</w:t>
+            </w:r>
+          </w:p>
+        </w:tc>
+      </w:tr>
+      <w:tr>
+        <w:trPr>
+          <w:cantSplit w:val="1"/>
+        </w:trPr>
+        <w:tc>
+          <w:tcPr>
+            <w:tcW w:type="dxa" w:w="1484"/>
+            <w:tcMar>
+              <w:top w:w="60" w:type="dxa"/>
+              <w:bottom w:w="60" w:type="dxa"/>
+              <w:left w:w="100" w:type="dxa"/>
+              <w:right w:w="100" w:type="dxa"/>
+            </w:tcMar>
+          </w:tcPr>
+          <w:p>
+            <w:pPr>
+              <w:spacing w:before="40" w:after="40"/>
+            </w:pPr>
+            <w:r>
+              <w:rPr>
+                <w:rFonts w:ascii="Calibri" w:hAnsi="Calibri"/>
+                <w:b w:val="0"/>
+                <w:i w:val="0"/>
+                <w:sz w:val="20"/>
+              </w:rPr>
+              <w:t>Fundação Tecnológica — Governança de APIs (OS-001 e OS-002)</w:t>
+            </w:r>
+          </w:p>
+        </w:tc>
+        <w:tc>
+          <w:tcPr>
+            <w:tcW w:type="dxa" w:w="1484"/>
+            <w:tcMar>
+              <w:top w:w="60" w:type="dxa"/>
+              <w:bottom w:w="60" w:type="dxa"/>
+              <w:left w:w="100" w:type="dxa"/>
+              <w:right w:w="100" w:type="dxa"/>
+            </w:tcMar>
+          </w:tcPr>
+          <w:p>
+            <w:pPr>
+              <w:spacing w:before="40" w:after="40"/>
+            </w:pPr>
+            <w:r>
+              <w:rPr>
+                <w:rFonts w:ascii="Calibri" w:hAnsi="Calibri"/>
+                <w:b w:val="0"/>
+                <w:i w:val="0"/>
+                <w:sz w:val="20"/>
+              </w:rPr>
+              <w:t>GASMIG</w:t>
+            </w:r>
+          </w:p>
+        </w:tc>
+        <w:tc>
+          <w:tcPr>
+            <w:tcW w:type="dxa" w:w="1484"/>
+            <w:tcMar>
+              <w:top w:w="60" w:type="dxa"/>
+              <w:bottom w:w="60" w:type="dxa"/>
+              <w:left w:w="100" w:type="dxa"/>
+              <w:right w:w="100" w:type="dxa"/>
+            </w:tcMar>
+          </w:tcPr>
+          <w:p>
+            <w:pPr>
+              <w:spacing w:before="40" w:after="40"/>
+            </w:pPr>
+            <w:r>
+              <w:rPr>
+                <w:rFonts w:ascii="Calibri" w:hAnsi="Calibri"/>
+                <w:b w:val="0"/>
+                <w:i w:val="0"/>
+                <w:sz w:val="20"/>
+              </w:rPr>
+              <w:t>Configuração cloud (Azure API Management)</w:t>
+            </w:r>
+          </w:p>
+        </w:tc>
+        <w:tc>
+          <w:tcPr>
+            <w:tcW w:type="dxa" w:w="1484"/>
+            <w:tcMar>
+              <w:top w:w="60" w:type="dxa"/>
+              <w:bottom w:w="60" w:type="dxa"/>
+              <w:left w:w="100" w:type="dxa"/>
+              <w:right w:w="100" w:type="dxa"/>
+            </w:tcMar>
+          </w:tcPr>
+          <w:p>
+            <w:pPr>
+              <w:spacing w:before="40" w:after="40"/>
+            </w:pPr>
+            <w:r>
+              <w:rPr>
+                <w:rFonts w:ascii="Calibri" w:hAnsi="Calibri"/>
+                <w:b w:val="0"/>
+                <w:i w:val="0"/>
+                <w:sz w:val="20"/>
+              </w:rPr>
+              <w:t>Abr/2026 – Jun/2026</w:t>
+            </w:r>
+          </w:p>
+        </w:tc>
+        <w:tc>
+          <w:tcPr>
+            <w:tcW w:type="dxa" w:w="1484"/>
+            <w:tcMar>
+              <w:top w:w="60" w:type="dxa"/>
+              <w:bottom w:w="60" w:type="dxa"/>
+              <w:left w:w="100" w:type="dxa"/>
+              <w:right w:w="100" w:type="dxa"/>
+            </w:tcMar>
+          </w:tcPr>
+          <w:p>
+            <w:pPr>
+              <w:spacing w:before="40" w:after="40"/>
+            </w:pPr>
+            <w:r>
+              <w:rPr>
+                <w:rFonts w:ascii="Calibri" w:hAnsi="Calibri"/>
+                <w:b w:val="0"/>
+                <w:i w:val="0"/>
+                <w:sz w:val="20"/>
+              </w:rPr>
+              <w:t>✅ Concluído (OS-002 encerrada 09/06/2026)</w:t>
+            </w:r>
+          </w:p>
+        </w:tc>
+        <w:tc>
+          <w:tcPr>
+            <w:tcW w:type="dxa" w:w="1484"/>
+            <w:tcMar>
+              <w:top w:w="60" w:type="dxa"/>
+              <w:bottom w:w="60" w:type="dxa"/>
+              <w:left w:w="100" w:type="dxa"/>
+              <w:right w:w="100" w:type="dxa"/>
+            </w:tcMar>
+          </w:tcPr>
+          <w:p>
+            <w:pPr>
+              <w:spacing w:before="40" w:after="40"/>
+            </w:pPr>
+            <w:r>
+              <w:rPr>
+                <w:rFonts w:ascii="Calibri" w:hAnsi="Calibri"/>
+                <w:b w:val="0"/>
+                <w:i w:val="0"/>
+                <w:sz w:val="20"/>
+              </w:rPr>
+              <w:t>04_registros/FTGASMIG_Governanca-APIs</w:t>
+            </w:r>
+          </w:p>
+        </w:tc>
+      </w:tr>
+      <w:tr>
+        <w:trPr>
+          <w:cantSplit w:val="1"/>
+        </w:trPr>
+        <w:tc>
+          <w:tcPr>
+            <w:tcW w:type="dxa" w:w="1484"/>
+            <w:tcMar>
+              <w:top w:w="60" w:type="dxa"/>
+              <w:bottom w:w="60" w:type="dxa"/>
+              <w:left w:w="100" w:type="dxa"/>
+              <w:right w:w="100" w:type="dxa"/>
+            </w:tcMar>
+            <w:shd w:val="clear" w:color="auto" w:fill="EBF5FB"/>
+          </w:tcPr>
+          <w:p>
+            <w:pPr>
+              <w:spacing w:before="40" w:after="40"/>
+            </w:pPr>
+            <w:r>
+              <w:rPr>
+                <w:rFonts w:ascii="Calibri" w:hAnsi="Calibri"/>
+                <w:b w:val="0"/>
+                <w:i w:val="0"/>
+                <w:sz w:val="20"/>
+              </w:rPr>
+              <w:t>WorkerAndamentos — Captura de Andamentos Processuais</w:t>
+            </w:r>
+          </w:p>
+        </w:tc>
+        <w:tc>
+          <w:tcPr>
+            <w:tcW w:type="dxa" w:w="1484"/>
+            <w:tcMar>
+              <w:top w:w="60" w:type="dxa"/>
+              <w:bottom w:w="60" w:type="dxa"/>
+              <w:left w:w="100" w:type="dxa"/>
+              <w:right w:w="100" w:type="dxa"/>
+            </w:tcMar>
+            <w:shd w:val="clear" w:color="auto" w:fill="EBF5FB"/>
+          </w:tcPr>
+          <w:p>
+            <w:pPr>
+              <w:spacing w:before="40" w:after="40"/>
+            </w:pPr>
+            <w:r>
+              <w:rPr>
+                <w:rFonts w:ascii="Calibri" w:hAnsi="Calibri"/>
+                <w:b w:val="0"/>
+                <w:i w:val="0"/>
+                <w:sz w:val="20"/>
+              </w:rPr>
+              <w:t>AASP</w:t>
+            </w:r>
+          </w:p>
+        </w:tc>
+        <w:tc>
+          <w:tcPr>
+            <w:tcW w:type="dxa" w:w="1484"/>
+            <w:tcMar>
+              <w:top w:w="60" w:type="dxa"/>
+              <w:bottom w:w="60" w:type="dxa"/>
+              <w:left w:w="100" w:type="dxa"/>
+              <w:right w:w="100" w:type="dxa"/>
+            </w:tcMar>
+            <w:shd w:val="clear" w:color="auto" w:fill="EBF5FB"/>
+          </w:tcPr>
+          <w:p>
+            <w:pPr>
+              <w:spacing w:before="40" w:after="40"/>
+            </w:pPr>
+            <w:r>
+              <w:rPr>
+                <w:rFonts w:ascii="Calibri" w:hAnsi="Calibri"/>
+                <w:b w:val="0"/>
+                <w:i w:val="0"/>
+                <w:sz w:val="20"/>
+              </w:rPr>
+              <w:t>Desenvolvimento back-end / worker</w:t>
+            </w:r>
+          </w:p>
+        </w:tc>
+        <w:tc>
+          <w:tcPr>
+            <w:tcW w:type="dxa" w:w="1484"/>
+            <w:tcMar>
+              <w:top w:w="60" w:type="dxa"/>
+              <w:bottom w:w="60" w:type="dxa"/>
+              <w:left w:w="100" w:type="dxa"/>
+              <w:right w:w="100" w:type="dxa"/>
+            </w:tcMar>
+            <w:shd w:val="clear" w:color="auto" w:fill="EBF5FB"/>
+          </w:tcPr>
+          <w:p>
+            <w:pPr>
+              <w:spacing w:before="40" w:after="40"/>
+            </w:pPr>
+            <w:r>
+              <w:rPr>
+                <w:rFonts w:ascii="Calibri" w:hAnsi="Calibri"/>
+                <w:b w:val="0"/>
+                <w:i w:val="0"/>
+                <w:sz w:val="20"/>
+              </w:rPr>
+              <w:t>~9 meses (em curso)</w:t>
+            </w:r>
+          </w:p>
+        </w:tc>
+        <w:tc>
+          <w:tcPr>
+            <w:tcW w:type="dxa" w:w="1484"/>
+            <w:tcMar>
+              <w:top w:w="60" w:type="dxa"/>
+              <w:bottom w:w="60" w:type="dxa"/>
+              <w:left w:w="100" w:type="dxa"/>
+              <w:right w:w="100" w:type="dxa"/>
+            </w:tcMar>
+            <w:shd w:val="clear" w:color="auto" w:fill="EBF5FB"/>
+          </w:tcPr>
+          <w:p>
+            <w:pPr>
+              <w:spacing w:before="40" w:after="40"/>
+            </w:pPr>
+            <w:r>
+              <w:rPr>
+                <w:rFonts w:ascii="Calibri" w:hAnsi="Calibri"/>
+                <w:b w:val="0"/>
+                <w:i w:val="0"/>
+                <w:sz w:val="20"/>
+              </w:rPr>
+              <w:t>🟡 Em execução (encerramento previsto 30/06/2026)</w:t>
+            </w:r>
+          </w:p>
+        </w:tc>
+        <w:tc>
+          <w:tcPr>
+            <w:tcW w:type="dxa" w:w="1484"/>
+            <w:tcMar>
+              <w:top w:w="60" w:type="dxa"/>
+              <w:bottom w:w="60" w:type="dxa"/>
+              <w:left w:w="100" w:type="dxa"/>
+              <w:right w:w="100" w:type="dxa"/>
+            </w:tcMar>
+            <w:shd w:val="clear" w:color="auto" w:fill="EBF5FB"/>
+          </w:tcPr>
+          <w:p>
+            <w:pPr>
+              <w:spacing w:before="40" w:after="40"/>
+            </w:pPr>
+            <w:r>
+              <w:rPr>
+                <w:rFonts w:ascii="Calibri" w:hAnsi="Calibri"/>
+                <w:b w:val="0"/>
+                <w:i w:val="0"/>
+                <w:sz w:val="20"/>
+              </w:rPr>
+              <w:t>04_registros/AASP_CNJ</w:t>
+            </w:r>
+          </w:p>
+        </w:tc>
+      </w:tr>
+      <w:tr>
+        <w:trPr>
+          <w:cantSplit w:val="1"/>
+        </w:trPr>
+        <w:tc>
+          <w:tcPr>
+            <w:tcW w:type="dxa" w:w="1484"/>
+            <w:tcMar>
+              <w:top w:w="60" w:type="dxa"/>
+              <w:bottom w:w="60" w:type="dxa"/>
+              <w:left w:w="100" w:type="dxa"/>
+              <w:right w:w="100" w:type="dxa"/>
+            </w:tcMar>
+          </w:tcPr>
+          <w:p>
+            <w:pPr>
+              <w:spacing w:before="40" w:after="40"/>
+            </w:pPr>
+            <w:r>
+              <w:rPr>
+                <w:rFonts w:ascii="Calibri" w:hAnsi="Calibri"/>
+                <w:b w:val="0"/>
+                <w:i w:val="0"/>
+                <w:sz w:val="20"/>
+              </w:rPr>
+              <w:t>MilhasFácil — Busca e Alerta de Passagens por Milhas</w:t>
+            </w:r>
+          </w:p>
+        </w:tc>
+        <w:tc>
+          <w:tcPr>
+            <w:tcW w:type="dxa" w:w="1484"/>
+            <w:tcMar>
+              <w:top w:w="60" w:type="dxa"/>
+              <w:bottom w:w="60" w:type="dxa"/>
+              <w:left w:w="100" w:type="dxa"/>
+              <w:right w:w="100" w:type="dxa"/>
+            </w:tcMar>
+          </w:tcPr>
+          <w:p>
+            <w:pPr>
+              <w:spacing w:before="40" w:after="40"/>
+            </w:pPr>
+            <w:r>
+              <w:rPr>
+                <w:rFonts w:ascii="Calibri" w:hAnsi="Calibri"/>
+                <w:b w:val="0"/>
+                <w:i w:val="0"/>
+                <w:sz w:val="20"/>
+              </w:rPr>
+              <w:t>Hub de Milhas</w:t>
+            </w:r>
+          </w:p>
+        </w:tc>
+        <w:tc>
+          <w:tcPr>
+            <w:tcW w:type="dxa" w:w="1484"/>
+            <w:tcMar>
+              <w:top w:w="60" w:type="dxa"/>
+              <w:bottom w:w="60" w:type="dxa"/>
+              <w:left w:w="100" w:type="dxa"/>
+              <w:right w:w="100" w:type="dxa"/>
+            </w:tcMar>
+          </w:tcPr>
+          <w:p>
+            <w:pPr>
+              <w:spacing w:before="40" w:after="40"/>
+            </w:pPr>
+            <w:r>
+              <w:rPr>
+                <w:rFonts w:ascii="Calibri" w:hAnsi="Calibri"/>
+                <w:b w:val="0"/>
+                <w:i w:val="0"/>
+                <w:sz w:val="20"/>
+              </w:rPr>
+              <w:t>Desenvolvimento de software (3 serviços: API/Web/Crawler)</w:t>
+            </w:r>
+          </w:p>
+        </w:tc>
+        <w:tc>
+          <w:tcPr>
+            <w:tcW w:type="dxa" w:w="1484"/>
+            <w:tcMar>
+              <w:top w:w="60" w:type="dxa"/>
+              <w:bottom w:w="60" w:type="dxa"/>
+              <w:left w:w="100" w:type="dxa"/>
+              <w:right w:w="100" w:type="dxa"/>
+            </w:tcMar>
+          </w:tcPr>
+          <w:p>
+            <w:pPr>
+              <w:spacing w:before="40" w:after="40"/>
+            </w:pPr>
+            <w:r>
+              <w:rPr>
+                <w:rFonts w:ascii="Calibri" w:hAnsi="Calibri"/>
+                <w:b w:val="0"/>
+                <w:i w:val="0"/>
+                <w:sz w:val="20"/>
+              </w:rPr>
+              <w:t>Fev/2026 – Jul/2026 (em curso)</w:t>
+            </w:r>
+          </w:p>
+        </w:tc>
+        <w:tc>
+          <w:tcPr>
+            <w:tcW w:type="dxa" w:w="1484"/>
+            <w:tcMar>
+              <w:top w:w="60" w:type="dxa"/>
+              <w:bottom w:w="60" w:type="dxa"/>
+              <w:left w:w="100" w:type="dxa"/>
+              <w:right w:w="100" w:type="dxa"/>
+            </w:tcMar>
+          </w:tcPr>
+          <w:p>
+            <w:pPr>
+              <w:spacing w:before="40" w:after="40"/>
+            </w:pPr>
+            <w:r>
+              <w:rPr>
+                <w:rFonts w:ascii="Calibri" w:hAnsi="Calibri"/>
+                <w:b w:val="0"/>
+                <w:i w:val="0"/>
+                <w:sz w:val="20"/>
+              </w:rPr>
+              <w:t>🟡 Em execução (Sprint 9 de 12; encerramento previsto 26/07/2026)</w:t>
+            </w:r>
+          </w:p>
+        </w:tc>
+        <w:tc>
+          <w:tcPr>
+            <w:tcW w:type="dxa" w:w="1484"/>
+            <w:tcMar>
+              <w:top w:w="60" w:type="dxa"/>
+              <w:bottom w:w="60" w:type="dxa"/>
+              <w:left w:w="100" w:type="dxa"/>
+              <w:right w:w="100" w:type="dxa"/>
+            </w:tcMar>
+          </w:tcPr>
+          <w:p>
+            <w:pPr>
+              <w:spacing w:before="40" w:after="40"/>
+            </w:pPr>
+            <w:r>
+              <w:rPr>
+                <w:rFonts w:ascii="Calibri" w:hAnsi="Calibri"/>
+                <w:b w:val="0"/>
+                <w:i w:val="0"/>
+                <w:sz w:val="20"/>
+              </w:rPr>
+              <w:t>04_registros/MilhasFacil_Busca-de-Milhas</w:t>
+            </w:r>
+          </w:p>
+        </w:tc>
+      </w:tr>
+    </w:tbl>
+    <w:p>
+      <w:pPr>
+        <w:spacing w:before="0" w:after="160"/>
+      </w:pPr>
+    </w:p>
+    <w:p>
+      <w:pPr>
+        <w:spacing w:before="40" w:after="120"/>
+        <w:ind w:left="454"/>
+        <w:pBdr>
+          <w:left w:val="single" w:sz="12" w:space="8" w:color="003366"/>
+        </w:pBdr>
+      </w:pPr>
+      <w:r>
+        <w:rPr>
+          <w:rFonts w:ascii="Calibri" w:hAnsi="Calibri"/>
+          <w:b w:val="0"/>
+          <w:i w:val="0"/>
+          <w:color w:val="1A5276"/>
+          <w:sz w:val="22"/>
+        </w:rPr>
+        <w:t>Os projetos acima compõem o portfólio do ciclo. Demais oportunidades em prospecção são qualificadas pela área comercial e só entram no portfólio após aprovação da priorização (§4).</w:t>
+      </w:r>
+    </w:p>
+    <w:p>
+      <w:pPr>
+        <w:pStyle w:val="Heading1"/>
+        <w:keepNext/>
+        <w:keepLines/>
+        <w:pBdr>
+          <w:bottom w:val="single" w:sz="4" w:space="2" w:color="D6E4F0"/>
+        </w:pBdr>
+      </w:pPr>
+      <w:r>
+        <w:t>4. Priorização aplicada (OSW 8)</w:t>
+      </w:r>
+    </w:p>
+    <w:p>
+      <w:pPr>
+        <w:spacing w:before="0" w:after="120"/>
+      </w:pPr>
+      <w:r>
+        <w:rPr>
+          <w:rFonts w:ascii="Calibri" w:hAnsi="Calibri"/>
+          <w:b w:val="0"/>
+          <w:i w:val="0"/>
+          <w:sz w:val="22"/>
+        </w:rPr>
+        <w:t xml:space="preserve">A priorização das oportunidades e dos projetos é conduzida pelo </w:t>
+      </w:r>
+      <w:r>
+        <w:rPr>
+          <w:rFonts w:ascii="Calibri" w:hAnsi="Calibri"/>
+          <w:b/>
+          <w:i w:val="0"/>
+          <w:sz w:val="22"/>
+        </w:rPr>
+        <w:t>COO (Operações)</w:t>
+      </w:r>
+      <w:r>
+        <w:rPr>
+          <w:rFonts w:ascii="Calibri" w:hAnsi="Calibri"/>
+          <w:b w:val="0"/>
+          <w:i w:val="0"/>
+          <w:sz w:val="22"/>
+        </w:rPr>
+        <w:t>, conforme os critérios de PRO-OSW-002 §3:</w:t>
+      </w:r>
+    </w:p>
+    <w:p>
+      <w:pPr>
+        <w:pStyle w:val="ListBullet"/>
+        <w:spacing w:before="20" w:after="40"/>
+      </w:pPr>
+      <w:r>
+        <w:rPr>
+          <w:rFonts w:ascii="Calibri" w:hAnsi="Calibri"/>
+          <w:b/>
+          <w:i w:val="0"/>
+          <w:sz w:val="22"/>
+        </w:rPr>
+        <w:t>alinhamento com os objetivos de negócio</w:t>
+      </w:r>
+      <w:r>
+        <w:rPr>
+          <w:rFonts w:ascii="Calibri" w:hAnsi="Calibri"/>
+          <w:b w:val="0"/>
+          <w:i w:val="0"/>
+          <w:sz w:val="22"/>
+        </w:rPr>
+        <w:t xml:space="preserve"> (crescer com qualidade e previsibilidade);</w:t>
+      </w:r>
+    </w:p>
+    <w:p>
+      <w:pPr>
+        <w:pStyle w:val="ListBullet"/>
+        <w:spacing w:before="20" w:after="40"/>
+      </w:pPr>
+      <w:r>
+        <w:rPr>
+          <w:rFonts w:ascii="Calibri" w:hAnsi="Calibri"/>
+          <w:b/>
+          <w:i w:val="0"/>
+          <w:sz w:val="22"/>
+        </w:rPr>
+        <w:t>compromissos contratuais e prazos</w:t>
+      </w:r>
+      <w:r>
+        <w:rPr>
+          <w:rFonts w:ascii="Calibri" w:hAnsi="Calibri"/>
+          <w:b w:val="0"/>
+          <w:i w:val="0"/>
+          <w:sz w:val="22"/>
+        </w:rPr>
+        <w:t xml:space="preserve"> com clientes;</w:t>
+      </w:r>
+    </w:p>
+    <w:p>
+      <w:pPr>
+        <w:pStyle w:val="ListBullet"/>
+        <w:spacing w:before="20" w:after="40"/>
+      </w:pPr>
+      <w:r>
+        <w:rPr>
+          <w:rFonts w:ascii="Calibri" w:hAnsi="Calibri"/>
+          <w:b/>
+          <w:i w:val="0"/>
+          <w:sz w:val="22"/>
+        </w:rPr>
+        <w:t>disponibilidade de recursos</w:t>
+      </w:r>
+      <w:r>
+        <w:rPr>
+          <w:rFonts w:ascii="Calibri" w:hAnsi="Calibri"/>
+          <w:b w:val="0"/>
+          <w:i w:val="0"/>
+          <w:sz w:val="22"/>
+        </w:rPr>
+        <w:t>, especialmente os compartilhados (Tech Lead, Arquiteto, Product Owner);</w:t>
+      </w:r>
+    </w:p>
+    <w:p>
+      <w:pPr>
+        <w:pStyle w:val="ListBullet"/>
+        <w:spacing w:before="20" w:after="40"/>
+      </w:pPr>
+      <w:r>
+        <w:rPr>
+          <w:rFonts w:ascii="Calibri" w:hAnsi="Calibri"/>
+          <w:b/>
+          <w:i w:val="0"/>
+          <w:sz w:val="22"/>
+        </w:rPr>
+        <w:t>retorno e relevância estratégica.</w:t>
+      </w:r>
+    </w:p>
+    <w:p>
+      <w:pPr>
+        <w:spacing w:before="0" w:after="120"/>
+      </w:pPr>
+      <w:r>
+        <w:rPr>
+          <w:rFonts w:ascii="Calibri" w:hAnsi="Calibri"/>
+          <w:b w:val="0"/>
+          <w:i w:val="0"/>
+          <w:sz w:val="22"/>
+        </w:rPr>
+        <w:t>No período de referência, os projetos foram assumidos de forma escalonada, respeitando a capacidade real da organização: a entrada da Fundação Tecnológica GASMIG (abr/2026) ocorreu após a conclusão dos pacotes do SuperApp Fruki (jan/2026), evitando sobreposição dos recursos técnicos compartilhados. A decisão de assumir cada projeto e sua ordem de prioridade é registrada nas atas do escritório de portfólio (Confluence).</w:t>
+      </w:r>
+    </w:p>
+    <w:p>
+      <w:pPr>
+        <w:pStyle w:val="Heading1"/>
+        <w:keepNext/>
+        <w:keepLines/>
+        <w:pBdr>
+          <w:bottom w:val="single" w:sz="4" w:space="2" w:color="D6E4F0"/>
+        </w:pBdr>
+      </w:pPr>
+      <w:r>
+        <w:t>5. Recursos, capacidade e autoridade (OSW 9)</w:t>
+      </w:r>
+    </w:p>
+    <w:p>
+      <w:pPr>
+        <w:pStyle w:val="Heading2"/>
+        <w:keepNext/>
+        <w:keepLines/>
+      </w:pPr>
+      <w:r>
+        <w:t>5.1. Quadro de capacity</w:t>
+      </w:r>
+    </w:p>
+    <w:p>
+      <w:pPr>
+        <w:spacing w:before="0" w:after="120"/>
+      </w:pPr>
+      <w:r>
+        <w:rPr>
+          <w:rFonts w:ascii="Calibri" w:hAnsi="Calibri"/>
+          <w:b w:val="0"/>
+          <w:i w:val="0"/>
+          <w:sz w:val="22"/>
+        </w:rPr>
+        <w:t xml:space="preserve">A alocação dos recursos compartilhados (Tech Lead, Arquiteto, Product Owner) entre os projetos é registrada no </w:t>
+      </w:r>
+      <w:r>
+        <w:rPr>
+          <w:rFonts w:ascii="Calibri" w:hAnsi="Calibri"/>
+          <w:b/>
+          <w:i w:val="0"/>
+          <w:sz w:val="22"/>
+        </w:rPr>
+        <w:t>quadro de capacity</w:t>
+      </w:r>
+      <w:r>
+        <w:rPr>
+          <w:rFonts w:ascii="Calibri" w:hAnsi="Calibri"/>
+          <w:b w:val="0"/>
+          <w:i w:val="0"/>
+          <w:sz w:val="22"/>
+        </w:rPr>
+        <w:t xml:space="preserve"> mantido no Jira, conforme a estrutura e a cadência definidas em PRO-OSW-002 §4.1 (campos: colaborador, projeto, alocação %, período, status; revisão antes de cada sprint).</w:t>
+      </w:r>
+    </w:p>
+    <w:p>
+      <w:pPr>
+        <w:spacing w:before="0" w:after="120"/>
+      </w:pPr>
+      <w:r>
+        <w:rPr>
+          <w:rFonts w:ascii="Calibri" w:hAnsi="Calibri"/>
+          <w:b w:val="0"/>
+          <w:i w:val="0"/>
+          <w:sz w:val="22"/>
+        </w:rPr>
+        <w:t xml:space="preserve">No período de referência, os projetos ativos operaram com </w:t>
+      </w:r>
+      <w:r>
+        <w:rPr>
+          <w:rFonts w:ascii="Calibri" w:hAnsi="Calibri"/>
+          <w:b/>
+          <w:i w:val="0"/>
+          <w:sz w:val="22"/>
+        </w:rPr>
+        <w:t>equipes dedicadas por projeto</w:t>
+      </w:r>
+      <w:r>
+        <w:rPr>
+          <w:rFonts w:ascii="Calibri" w:hAnsi="Calibri"/>
+          <w:b w:val="0"/>
+          <w:i w:val="0"/>
+          <w:sz w:val="22"/>
+        </w:rPr>
+        <w:t>, com acúmulo de papéis registrado em cada adaptação (ADAP-*). Não houve acionamento do critério de escalada de PRO-OSW-002 §4.1 (recurso compartilhado acima de 100% de alocação por duas sprints consecutivas); portanto, não foi necessária reunião de repriorização por conflito de recursos no período.</w:t>
+      </w:r>
+    </w:p>
+    <w:p>
+      <w:pPr>
+        <w:pStyle w:val="Heading2"/>
+        <w:keepNext/>
+        <w:keepLines/>
+      </w:pPr>
+      <w:r>
+        <w:t>5.2. Autoridade</w:t>
+      </w:r>
+    </w:p>
+    <w:p>
+      <w:pPr>
+        <w:spacing w:before="0" w:after="120"/>
+      </w:pPr>
+      <w:r>
+        <w:rPr>
+          <w:rFonts w:ascii="Calibri" w:hAnsi="Calibri"/>
+          <w:b w:val="0"/>
+          <w:i w:val="0"/>
+          <w:sz w:val="22"/>
+        </w:rPr>
+        <w:t xml:space="preserve">A autoridade para priorizar o portfólio e decidir a alocação de recursos compartilhados é do </w:t>
+      </w:r>
+      <w:r>
+        <w:rPr>
+          <w:rFonts w:ascii="Calibri" w:hAnsi="Calibri"/>
+          <w:b/>
+          <w:i w:val="0"/>
+          <w:sz w:val="22"/>
+        </w:rPr>
+        <w:t>COO (Operações)</w:t>
+      </w:r>
+      <w:r>
+        <w:rPr>
+          <w:rFonts w:ascii="Calibri" w:hAnsi="Calibri"/>
+          <w:b w:val="0"/>
+          <w:i w:val="0"/>
+          <w:sz w:val="22"/>
+        </w:rPr>
+        <w:t>, responsável pelo escritório de portfólio de projetos (PRO-OSW-002 §4.2). Decisões de natureza estratégica são reportadas ao CEO.</w:t>
+      </w:r>
+    </w:p>
+    <w:p>
+      <w:pPr>
+        <w:pStyle w:val="Heading1"/>
+        <w:keepNext/>
+        <w:keepLines/>
+        <w:pBdr>
+          <w:bottom w:val="single" w:sz="4" w:space="2" w:color="D6E4F0"/>
+        </w:pBdr>
+      </w:pPr>
+      <w:r>
+        <w:t>6. Riscos organizacionais de portfólio</w:t>
+      </w:r>
+    </w:p>
+    <w:p>
+      <w:pPr>
+        <w:spacing w:before="0" w:after="120"/>
+      </w:pPr>
+      <w:r>
+        <w:rPr>
+          <w:rFonts w:ascii="Calibri" w:hAnsi="Calibri"/>
+          <w:b w:val="0"/>
+          <w:i w:val="0"/>
+          <w:sz w:val="22"/>
+        </w:rPr>
+        <w:t xml:space="preserve">Os riscos de natureza organizacional associados ao portfólio — concorrência de recursos entre projetos e dependência de pessoas-chave — são geridos conforme a </w:t>
+      </w:r>
+      <w:r>
+        <w:rPr>
+          <w:rFonts w:ascii="Calibri" w:hAnsi="Calibri"/>
+          <w:b/>
+          <w:i w:val="0"/>
+          <w:sz w:val="22"/>
+        </w:rPr>
+        <w:t>Estratégia de Gerência de Riscos e Oportunidades (EST-GPC-002)</w:t>
+      </w:r>
+      <w:r>
+        <w:rPr>
+          <w:rFonts w:ascii="Calibri" w:hAnsi="Calibri"/>
+          <w:b w:val="0"/>
+          <w:i w:val="0"/>
+          <w:sz w:val="22"/>
+        </w:rPr>
+        <w:t xml:space="preserve"> e acompanhados pela direção e pelo Time de Melhoria Contínua (PRO-OSW-001 §5). Riscos de maior exposição são levados à análise crítica pela direção.</w:t>
+      </w:r>
+    </w:p>
+    <w:p>
+      <w:pPr>
+        <w:pStyle w:val="Heading1"/>
+        <w:keepNext/>
+        <w:keepLines/>
+        <w:pBdr>
+          <w:bottom w:val="single" w:sz="4" w:space="2" w:color="D6E4F0"/>
+        </w:pBdr>
+      </w:pPr>
+      <w:r>
+        <w:t>7. Acompanhamento do portfólio e tratamento de desvios (OSW 10)</w:t>
+      </w:r>
+    </w:p>
+    <w:p>
+      <w:pPr>
+        <w:spacing w:before="0" w:after="120"/>
+      </w:pPr>
+      <w:r>
+        <w:rPr>
+          <w:rFonts w:ascii="Calibri" w:hAnsi="Calibri"/>
+          <w:b w:val="0"/>
+          <w:i w:val="0"/>
+          <w:sz w:val="22"/>
+        </w:rPr>
+        <w:t>Os projetos do portfólio são acompanhados de forma consolidada quanto ao cumprimento dos compromissos (prazo, escopo, recursos), apoiados pela situação no Jira e pelo quadro de capacity (PRO-OSW-002 §5).</w:t>
+      </w:r>
+    </w:p>
+    <w:tbl>
+      <w:tblPr>
+        <w:tblW w:type="auto" w:w="0"/>
+        <w:tblLook w:firstColumn="1" w:firstRow="1" w:lastColumn="0" w:lastRow="0" w:noHBand="0" w:noVBand="1" w:val="04A0"/>
+        <w:tblBorders>
+          <w:top w:val="single" w:sz="4" w:space="0" w:color="003366"/>
+          <w:left w:val="single" w:sz="4" w:space="0" w:color="003366"/>
+          <w:bottom w:val="single" w:sz="4" w:space="0" w:color="003366"/>
+          <w:right w:val="single" w:sz="4" w:space="0" w:color="003366"/>
+          <w:insideH w:val="single" w:sz="4" w:space="0" w:color="003366"/>
+          <w:insideV w:val="single" w:sz="4" w:space="0" w:color="003366"/>
+        </w:tblBorders>
+      </w:tblPr>
+      <w:tblGrid>
+        <w:gridCol w:w="2967"/>
+        <w:gridCol w:w="2967"/>
+        <w:gridCol w:w="2967"/>
+      </w:tblGrid>
+      <w:tr>
+        <w:trPr>
+          <w:cantSplit w:val="1"/>
+        </w:trPr>
+        <w:tc>
+          <w:tcPr>
+            <w:tcW w:type="dxa" w:w="2967"/>
+            <w:tcMar>
+              <w:top w:w="60" w:type="dxa"/>
+              <w:bottom w:w="60" w:type="dxa"/>
+              <w:left w:w="100" w:type="dxa"/>
+              <w:right w:w="100" w:type="dxa"/>
+            </w:tcMar>
+            <w:shd w:val="clear" w:color="auto" w:fill="003366"/>
+          </w:tcPr>
+          <w:p>
+            <w:pPr>
+              <w:spacing w:before="40" w:after="40"/>
+            </w:pPr>
+            <w:r>
+              <w:rPr>
+                <w:rFonts w:ascii="Calibri" w:hAnsi="Calibri"/>
+                <w:b/>
+                <w:i w:val="0"/>
+                <w:color w:val="FFFFFF"/>
+                <w:sz w:val="20"/>
+              </w:rPr>
+              <w:t>Projeto</w:t>
+            </w:r>
+          </w:p>
+        </w:tc>
+        <w:tc>
+          <w:tcPr>
+            <w:tcW w:type="dxa" w:w="2967"/>
+            <w:tcMar>
+              <w:top w:w="60" w:type="dxa"/>
+              <w:bottom w:w="60" w:type="dxa"/>
+              <w:left w:w="100" w:type="dxa"/>
+              <w:right w:w="100" w:type="dxa"/>
+            </w:tcMar>
+            <w:shd w:val="clear" w:color="auto" w:fill="003366"/>
+          </w:tcPr>
+          <w:p>
+            <w:pPr>
+              <w:spacing w:before="40" w:after="40"/>
+            </w:pPr>
+            <w:r>
+              <w:rPr>
+                <w:rFonts w:ascii="Calibri" w:hAnsi="Calibri"/>
+                <w:b/>
+                <w:i w:val="0"/>
+                <w:color w:val="FFFFFF"/>
+                <w:sz w:val="20"/>
+              </w:rPr>
+              <w:t>Compromissos</w:t>
+            </w:r>
+          </w:p>
+        </w:tc>
+        <w:tc>
+          <w:tcPr>
+            <w:tcW w:type="dxa" w:w="2967"/>
+            <w:tcMar>
+              <w:top w:w="60" w:type="dxa"/>
+              <w:bottom w:w="60" w:type="dxa"/>
+              <w:left w:w="100" w:type="dxa"/>
+              <w:right w:w="100" w:type="dxa"/>
+            </w:tcMar>
+            <w:shd w:val="clear" w:color="auto" w:fill="003366"/>
+          </w:tcPr>
+          <w:p>
+            <w:pPr>
+              <w:spacing w:before="40" w:after="40"/>
+            </w:pPr>
+            <w:r>
+              <w:rPr>
+                <w:rFonts w:ascii="Calibri" w:hAnsi="Calibri"/>
+                <w:b/>
+                <w:i w:val="0"/>
+                <w:color w:val="FFFFFF"/>
+                <w:sz w:val="20"/>
+              </w:rPr>
+              <w:t>Situação no acompanhamento</w:t>
+            </w:r>
+          </w:p>
+        </w:tc>
+      </w:tr>
+      <w:tr>
+        <w:trPr>
+          <w:cantSplit w:val="1"/>
+        </w:trPr>
+        <w:tc>
+          <w:tcPr>
+            <w:tcW w:type="dxa" w:w="2967"/>
+            <w:tcMar>
+              <w:top w:w="60" w:type="dxa"/>
+              <w:bottom w:w="60" w:type="dxa"/>
+              <w:left w:w="100" w:type="dxa"/>
+              <w:right w:w="100" w:type="dxa"/>
+            </w:tcMar>
+            <w:shd w:val="clear" w:color="auto" w:fill="EBF5FB"/>
+          </w:tcPr>
+          <w:p>
+            <w:pPr>
+              <w:spacing w:before="40" w:after="40"/>
+            </w:pPr>
+            <w:r>
+              <w:rPr>
+                <w:rFonts w:ascii="Calibri" w:hAnsi="Calibri"/>
+                <w:b w:val="0"/>
+                <w:i w:val="0"/>
+                <w:sz w:val="20"/>
+              </w:rPr>
+              <w:t>Cadastro de Clientes (Rede D1000)</w:t>
+            </w:r>
+          </w:p>
+        </w:tc>
+        <w:tc>
+          <w:tcPr>
+            <w:tcW w:type="dxa" w:w="2967"/>
+            <w:tcMar>
+              <w:top w:w="60" w:type="dxa"/>
+              <w:bottom w:w="60" w:type="dxa"/>
+              <w:left w:w="100" w:type="dxa"/>
+              <w:right w:w="100" w:type="dxa"/>
+            </w:tcMar>
+            <w:shd w:val="clear" w:color="auto" w:fill="EBF5FB"/>
+          </w:tcPr>
+          <w:p>
+            <w:pPr>
+              <w:spacing w:before="40" w:after="40"/>
+            </w:pPr>
+            <w:r>
+              <w:rPr>
+                <w:rFonts w:ascii="Calibri" w:hAnsi="Calibri"/>
+                <w:b w:val="0"/>
+                <w:i w:val="0"/>
+                <w:sz w:val="20"/>
+              </w:rPr>
+              <w:t>Prazo/escopo do contrato</w:t>
+            </w:r>
+          </w:p>
+        </w:tc>
+        <w:tc>
+          <w:tcPr>
+            <w:tcW w:type="dxa" w:w="2967"/>
+            <w:tcMar>
+              <w:top w:w="60" w:type="dxa"/>
+              <w:bottom w:w="60" w:type="dxa"/>
+              <w:left w:w="100" w:type="dxa"/>
+              <w:right w:w="100" w:type="dxa"/>
+            </w:tcMar>
+            <w:shd w:val="clear" w:color="auto" w:fill="EBF5FB"/>
+          </w:tcPr>
+          <w:p>
+            <w:pPr>
+              <w:spacing w:before="40" w:after="40"/>
+            </w:pPr>
+            <w:r>
+              <w:rPr>
+                <w:rFonts w:ascii="Calibri" w:hAnsi="Calibri"/>
+                <w:b w:val="0"/>
+                <w:i w:val="0"/>
+                <w:sz w:val="20"/>
+              </w:rPr>
+              <w:t>Concluído com aceite formal; desvios de prazo originados por dependências externas do cliente (ambiente AKS, GMUD) foram registrados e tratados no projeto</w:t>
+            </w:r>
+          </w:p>
+        </w:tc>
+      </w:tr>
+      <w:tr>
+        <w:trPr>
+          <w:cantSplit w:val="1"/>
+        </w:trPr>
+        <w:tc>
+          <w:tcPr>
+            <w:tcW w:type="dxa" w:w="2967"/>
+            <w:tcMar>
+              <w:top w:w="60" w:type="dxa"/>
+              <w:bottom w:w="60" w:type="dxa"/>
+              <w:left w:w="100" w:type="dxa"/>
+              <w:right w:w="100" w:type="dxa"/>
+            </w:tcMar>
+          </w:tcPr>
+          <w:p>
+            <w:pPr>
+              <w:spacing w:before="40" w:after="40"/>
+            </w:pPr>
+            <w:r>
+              <w:rPr>
+                <w:rFonts w:ascii="Calibri" w:hAnsi="Calibri"/>
+                <w:b w:val="0"/>
+                <w:i w:val="0"/>
+                <w:sz w:val="20"/>
+              </w:rPr>
+              <w:t>SuperApp Fruki (Pacote 1 e Final)</w:t>
+            </w:r>
+          </w:p>
+        </w:tc>
+        <w:tc>
+          <w:tcPr>
+            <w:tcW w:type="dxa" w:w="2967"/>
+            <w:tcMar>
+              <w:top w:w="60" w:type="dxa"/>
+              <w:bottom w:w="60" w:type="dxa"/>
+              <w:left w:w="100" w:type="dxa"/>
+              <w:right w:w="100" w:type="dxa"/>
+            </w:tcMar>
+          </w:tcPr>
+          <w:p>
+            <w:pPr>
+              <w:spacing w:before="40" w:after="40"/>
+            </w:pPr>
+            <w:r>
+              <w:rPr>
+                <w:rFonts w:ascii="Calibri" w:hAnsi="Calibri"/>
+                <w:b w:val="0"/>
+                <w:i w:val="0"/>
+                <w:sz w:val="20"/>
+              </w:rPr>
+              <w:t>Entregas incrementais por módulo</w:t>
+            </w:r>
+          </w:p>
+        </w:tc>
+        <w:tc>
+          <w:tcPr>
+            <w:tcW w:type="dxa" w:w="2967"/>
+            <w:tcMar>
+              <w:top w:w="60" w:type="dxa"/>
+              <w:bottom w:w="60" w:type="dxa"/>
+              <w:left w:w="100" w:type="dxa"/>
+              <w:right w:w="100" w:type="dxa"/>
+            </w:tcMar>
+          </w:tcPr>
+          <w:p>
+            <w:pPr>
+              <w:spacing w:before="40" w:after="40"/>
+            </w:pPr>
+            <w:r>
+              <w:rPr>
+                <w:rFonts w:ascii="Calibri" w:hAnsi="Calibri"/>
+                <w:b w:val="0"/>
+                <w:i w:val="0"/>
+                <w:sz w:val="20"/>
+              </w:rPr>
+              <w:t>Concluído; entregas validadas por piloto e aceite final</w:t>
+            </w:r>
+          </w:p>
+        </w:tc>
+      </w:tr>
+      <w:tr>
+        <w:trPr>
+          <w:cantSplit w:val="1"/>
+        </w:trPr>
+        <w:tc>
+          <w:tcPr>
+            <w:tcW w:type="dxa" w:w="2967"/>
+            <w:tcMar>
+              <w:top w:w="60" w:type="dxa"/>
+              <w:bottom w:w="60" w:type="dxa"/>
+              <w:left w:w="100" w:type="dxa"/>
+              <w:right w:w="100" w:type="dxa"/>
+            </w:tcMar>
+            <w:shd w:val="clear" w:color="auto" w:fill="EBF5FB"/>
+          </w:tcPr>
+          <w:p>
+            <w:pPr>
+              <w:spacing w:before="40" w:after="40"/>
+            </w:pPr>
+            <w:r>
+              <w:rPr>
+                <w:rFonts w:ascii="Calibri" w:hAnsi="Calibri"/>
+                <w:b w:val="0"/>
+                <w:i w:val="0"/>
+                <w:sz w:val="20"/>
+              </w:rPr>
+              <w:t>Fundação Tecnológica GASMIG</w:t>
+            </w:r>
+          </w:p>
+        </w:tc>
+        <w:tc>
+          <w:tcPr>
+            <w:tcW w:type="dxa" w:w="2967"/>
+            <w:tcMar>
+              <w:top w:w="60" w:type="dxa"/>
+              <w:bottom w:w="60" w:type="dxa"/>
+              <w:left w:w="100" w:type="dxa"/>
+              <w:right w:w="100" w:type="dxa"/>
+            </w:tcMar>
+            <w:shd w:val="clear" w:color="auto" w:fill="EBF5FB"/>
+          </w:tcPr>
+          <w:p>
+            <w:pPr>
+              <w:spacing w:before="40" w:after="40"/>
+            </w:pPr>
+            <w:r>
+              <w:rPr>
+                <w:rFonts w:ascii="Calibri" w:hAnsi="Calibri"/>
+                <w:b w:val="0"/>
+                <w:i w:val="0"/>
+                <w:sz w:val="20"/>
+              </w:rPr>
+              <w:t>Entrega por marco (OS-001 e OS-002)</w:t>
+            </w:r>
+          </w:p>
+        </w:tc>
+        <w:tc>
+          <w:tcPr>
+            <w:tcW w:type="dxa" w:w="2967"/>
+            <w:tcMar>
+              <w:top w:w="60" w:type="dxa"/>
+              <w:bottom w:w="60" w:type="dxa"/>
+              <w:left w:w="100" w:type="dxa"/>
+              <w:right w:w="100" w:type="dxa"/>
+            </w:tcMar>
+            <w:shd w:val="clear" w:color="auto" w:fill="EBF5FB"/>
+          </w:tcPr>
+          <w:p>
+            <w:pPr>
+              <w:spacing w:before="40" w:after="40"/>
+            </w:pPr>
+            <w:r>
+              <w:rPr>
+                <w:rFonts w:ascii="Calibri" w:hAnsi="Calibri"/>
+                <w:b w:val="0"/>
+                <w:i w:val="0"/>
+                <w:sz w:val="20"/>
+              </w:rPr>
+              <w:t>Concluído; OS-002 encerrada em 09/06/2026</w:t>
+            </w:r>
+          </w:p>
+        </w:tc>
+      </w:tr>
+      <w:tr>
+        <w:trPr>
+          <w:cantSplit w:val="1"/>
+        </w:trPr>
+        <w:tc>
+          <w:tcPr>
+            <w:tcW w:type="dxa" w:w="2967"/>
+            <w:tcMar>
+              <w:top w:w="60" w:type="dxa"/>
+              <w:bottom w:w="60" w:type="dxa"/>
+              <w:left w:w="100" w:type="dxa"/>
+              <w:right w:w="100" w:type="dxa"/>
+            </w:tcMar>
+          </w:tcPr>
+          <w:p>
+            <w:pPr>
+              <w:spacing w:before="40" w:after="40"/>
+            </w:pPr>
+            <w:r>
+              <w:rPr>
+                <w:rFonts w:ascii="Calibri" w:hAnsi="Calibri"/>
+                <w:b w:val="0"/>
+                <w:i w:val="0"/>
+                <w:sz w:val="20"/>
+              </w:rPr>
+              <w:t>WorkerAndamentos (AASP)</w:t>
+            </w:r>
+          </w:p>
+        </w:tc>
+        <w:tc>
+          <w:tcPr>
+            <w:tcW w:type="dxa" w:w="2967"/>
+            <w:tcMar>
+              <w:top w:w="60" w:type="dxa"/>
+              <w:bottom w:w="60" w:type="dxa"/>
+              <w:left w:w="100" w:type="dxa"/>
+              <w:right w:w="100" w:type="dxa"/>
+            </w:tcMar>
+          </w:tcPr>
+          <w:p>
+            <w:pPr>
+              <w:spacing w:before="40" w:after="40"/>
+            </w:pPr>
+            <w:r>
+              <w:rPr>
+                <w:rFonts w:ascii="Calibri" w:hAnsi="Calibri"/>
+                <w:b w:val="0"/>
+                <w:i w:val="0"/>
+                <w:sz w:val="20"/>
+              </w:rPr>
+              <w:t>Entrega por fase/onda</w:t>
+            </w:r>
+          </w:p>
+        </w:tc>
+        <w:tc>
+          <w:tcPr>
+            <w:tcW w:type="dxa" w:w="2967"/>
+            <w:tcMar>
+              <w:top w:w="60" w:type="dxa"/>
+              <w:bottom w:w="60" w:type="dxa"/>
+              <w:left w:w="100" w:type="dxa"/>
+              <w:right w:w="100" w:type="dxa"/>
+            </w:tcMar>
+          </w:tcPr>
+          <w:p>
+            <w:pPr>
+              <w:spacing w:before="40" w:after="40"/>
+            </w:pPr>
+            <w:r>
+              <w:rPr>
+                <w:rFonts w:ascii="Calibri" w:hAnsi="Calibri"/>
+                <w:b w:val="0"/>
+                <w:i w:val="0"/>
+                <w:sz w:val="20"/>
+              </w:rPr>
+              <w:t>Em execução; acompanhamento por horas e fases; encerramento previsto 30/06/2026</w:t>
+            </w:r>
+          </w:p>
+        </w:tc>
+      </w:tr>
+      <w:tr>
+        <w:trPr>
+          <w:cantSplit w:val="1"/>
+        </w:trPr>
+        <w:tc>
+          <w:tcPr>
+            <w:tcW w:type="dxa" w:w="2967"/>
+            <w:tcMar>
+              <w:top w:w="60" w:type="dxa"/>
+              <w:bottom w:w="60" w:type="dxa"/>
+              <w:left w:w="100" w:type="dxa"/>
+              <w:right w:w="100" w:type="dxa"/>
+            </w:tcMar>
+            <w:shd w:val="clear" w:color="auto" w:fill="EBF5FB"/>
+          </w:tcPr>
+          <w:p>
+            <w:pPr>
+              <w:spacing w:before="40" w:after="40"/>
+            </w:pPr>
+            <w:r>
+              <w:rPr>
+                <w:rFonts w:ascii="Calibri" w:hAnsi="Calibri"/>
+                <w:b w:val="0"/>
+                <w:i w:val="0"/>
+                <w:sz w:val="20"/>
+              </w:rPr>
+              <w:t>MilhasFácil (Hub de Milhas)</w:t>
+            </w:r>
+          </w:p>
+        </w:tc>
+        <w:tc>
+          <w:tcPr>
+            <w:tcW w:type="dxa" w:w="2967"/>
+            <w:tcMar>
+              <w:top w:w="60" w:type="dxa"/>
+              <w:bottom w:w="60" w:type="dxa"/>
+              <w:left w:w="100" w:type="dxa"/>
+              <w:right w:w="100" w:type="dxa"/>
+            </w:tcMar>
+            <w:shd w:val="clear" w:color="auto" w:fill="EBF5FB"/>
+          </w:tcPr>
+          <w:p>
+            <w:pPr>
+              <w:spacing w:before="40" w:after="40"/>
+            </w:pPr>
+            <w:r>
+              <w:rPr>
+                <w:rFonts w:ascii="Calibri" w:hAnsi="Calibri"/>
+                <w:b w:val="0"/>
+                <w:i w:val="0"/>
+                <w:sz w:val="20"/>
+              </w:rPr>
+              <w:t>Entrega incremental por sprint (12 sprints)</w:t>
+            </w:r>
+          </w:p>
+        </w:tc>
+        <w:tc>
+          <w:tcPr>
+            <w:tcW w:type="dxa" w:w="2967"/>
+            <w:tcMar>
+              <w:top w:w="60" w:type="dxa"/>
+              <w:bottom w:w="60" w:type="dxa"/>
+              <w:left w:w="100" w:type="dxa"/>
+              <w:right w:w="100" w:type="dxa"/>
+            </w:tcMar>
+            <w:shd w:val="clear" w:color="auto" w:fill="EBF5FB"/>
+          </w:tcPr>
+          <w:p>
+            <w:pPr>
+              <w:spacing w:before="40" w:after="40"/>
+            </w:pPr>
+            <w:r>
+              <w:rPr>
+                <w:rFonts w:ascii="Calibri" w:hAnsi="Calibri"/>
+                <w:b w:val="0"/>
+                <w:i w:val="0"/>
+                <w:sz w:val="20"/>
+              </w:rPr>
+              <w:t>Em execução; Sprint 9 de 12; CR-MF-001 absorvido sem atraso macro; encerramento previsto 26/07/2026</w:t>
+            </w:r>
+          </w:p>
+        </w:tc>
+      </w:tr>
+    </w:tbl>
+    <w:p>
+      <w:pPr>
+        <w:spacing w:before="0" w:after="160"/>
+      </w:pPr>
+    </w:p>
+    <w:p>
+      <w:pPr>
+        <w:spacing w:before="0" w:after="120"/>
+      </w:pPr>
+      <w:r>
+        <w:rPr>
+          <w:rFonts w:ascii="Calibri" w:hAnsi="Calibri"/>
+          <w:b w:val="0"/>
+          <w:i w:val="0"/>
+          <w:sz w:val="22"/>
+        </w:rPr>
+        <w:t>Desvios identificados no acompanhamento são tratados por realocação de recursos, repriorização ou ações específicas no projeto, conforme PRO-OSW-002 §5.</w:t>
+      </w:r>
+    </w:p>
+    <w:p>
+      <w:pPr>
+        <w:pStyle w:val="Heading1"/>
+        <w:keepNext/>
+        <w:keepLines/>
+        <w:pBdr>
+          <w:bottom w:val="single" w:sz="4" w:space="2" w:color="D6E4F0"/>
+        </w:pBdr>
+      </w:pPr>
+      <w:r>
+        <w:t>8. Análise crítica pela direção</w:t>
+      </w:r>
+    </w:p>
+    <w:p>
+      <w:pPr>
+        <w:spacing w:before="0" w:after="120"/>
+      </w:pPr>
+      <w:r>
+        <w:rPr>
+          <w:rFonts w:ascii="Calibri" w:hAnsi="Calibri"/>
+          <w:b w:val="0"/>
+          <w:i w:val="0"/>
+          <w:sz w:val="22"/>
+        </w:rPr>
+        <w:t xml:space="preserve">A situação do portfólio é insumo da </w:t>
+      </w:r>
+      <w:r>
+        <w:rPr>
+          <w:rFonts w:ascii="Calibri" w:hAnsi="Calibri"/>
+          <w:b/>
+          <w:i w:val="0"/>
+          <w:sz w:val="22"/>
+        </w:rPr>
+        <w:t>análise crítica trimestral dos processos</w:t>
+      </w:r>
+      <w:r>
+        <w:rPr>
+          <w:rFonts w:ascii="Calibri" w:hAnsi="Calibri"/>
+          <w:b w:val="0"/>
+          <w:i w:val="0"/>
+          <w:sz w:val="22"/>
+        </w:rPr>
+        <w:t>, conduzida pelo COO e reportada ao CEO (PRO-OSW-001 §7). As decisões e os encaminhamentos da análise crítica são registrados em ata mantida no Confluence e acompanhados pelo Time de Melhoria Contínua.</w:t>
+      </w:r>
+    </w:p>
+    <w:p>
+      <w:pPr>
+        <w:pStyle w:val="Heading1"/>
+        <w:keepNext/>
+        <w:keepLines/>
+        <w:pBdr>
+          <w:bottom w:val="single" w:sz="4" w:space="2" w:color="D6E4F0"/>
+        </w:pBdr>
+      </w:pPr>
+      <w:r>
+        <w:t>9. Rastreabilidade com o modelo MR-MPS-SW:2024</w:t>
+      </w:r>
+    </w:p>
+    <w:tbl>
+      <w:tblPr>
+        <w:tblW w:type="auto" w:w="0"/>
+        <w:tblLook w:firstColumn="1" w:firstRow="1" w:lastColumn="0" w:lastRow="0" w:noHBand="0" w:noVBand="1" w:val="04A0"/>
+        <w:tblBorders>
+          <w:top w:val="single" w:sz="4" w:space="0" w:color="003366"/>
+          <w:left w:val="single" w:sz="4" w:space="0" w:color="003366"/>
+          <w:bottom w:val="single" w:sz="4" w:space="0" w:color="003366"/>
+          <w:right w:val="single" w:sz="4" w:space="0" w:color="003366"/>
+          <w:insideH w:val="single" w:sz="4" w:space="0" w:color="003366"/>
+          <w:insideV w:val="single" w:sz="4" w:space="0" w:color="003366"/>
+        </w:tblBorders>
+      </w:tblPr>
+      <w:tblGrid>
+        <w:gridCol w:w="4451"/>
+        <w:gridCol w:w="4451"/>
+      </w:tblGrid>
+      <w:tr>
+        <w:trPr>
+          <w:cantSplit w:val="1"/>
+        </w:trPr>
+        <w:tc>
+          <w:tcPr>
+            <w:tcW w:type="dxa" w:w="4451"/>
+            <w:tcMar>
+              <w:top w:w="60" w:type="dxa"/>
+              <w:bottom w:w="60" w:type="dxa"/>
+              <w:left w:w="100" w:type="dxa"/>
+              <w:right w:w="100" w:type="dxa"/>
+            </w:tcMar>
+            <w:shd w:val="clear" w:color="auto" w:fill="003366"/>
+          </w:tcPr>
+          <w:p>
+            <w:pPr>
+              <w:spacing w:before="40" w:after="40"/>
+            </w:pPr>
+            <w:r>
+              <w:rPr>
+                <w:rFonts w:ascii="Calibri" w:hAnsi="Calibri"/>
+                <w:b/>
+                <w:i w:val="0"/>
+                <w:color w:val="FFFFFF"/>
+                <w:sz w:val="20"/>
+              </w:rPr>
+              <w:t>Resultado</w:t>
+            </w:r>
+          </w:p>
+        </w:tc>
+        <w:tc>
+          <w:tcPr>
+            <w:tcW w:type="dxa" w:w="4451"/>
+            <w:tcMar>
+              <w:top w:w="60" w:type="dxa"/>
+              <w:bottom w:w="60" w:type="dxa"/>
+              <w:left w:w="100" w:type="dxa"/>
+              <w:right w:w="100" w:type="dxa"/>
+            </w:tcMar>
+            <w:shd w:val="clear" w:color="auto" w:fill="003366"/>
+          </w:tcPr>
+          <w:p>
+            <w:pPr>
+              <w:spacing w:before="40" w:after="40"/>
+            </w:pPr>
+            <w:r>
+              <w:rPr>
+                <w:rFonts w:ascii="Calibri" w:hAnsi="Calibri"/>
+                <w:b/>
+                <w:i w:val="0"/>
+                <w:color w:val="FFFFFF"/>
+                <w:sz w:val="20"/>
+              </w:rPr>
+              <w:t>Como este documento atende</w:t>
+            </w:r>
+          </w:p>
+        </w:tc>
+      </w:tr>
+      <w:tr>
+        <w:trPr>
+          <w:cantSplit w:val="1"/>
+        </w:trPr>
+        <w:tc>
+          <w:tcPr>
+            <w:tcW w:type="dxa" w:w="4451"/>
+            <w:tcMar>
+              <w:top w:w="60" w:type="dxa"/>
+              <w:bottom w:w="60" w:type="dxa"/>
+              <w:left w:w="100" w:type="dxa"/>
+              <w:right w:w="100" w:type="dxa"/>
+            </w:tcMar>
+            <w:shd w:val="clear" w:color="auto" w:fill="EBF5FB"/>
+          </w:tcPr>
+          <w:p>
+            <w:pPr>
+              <w:spacing w:before="40" w:after="40"/>
+            </w:pPr>
+            <w:r>
+              <w:rPr>
+                <w:rFonts w:ascii="Calibri" w:hAnsi="Calibri"/>
+                <w:b w:val="0"/>
+                <w:i w:val="0"/>
+                <w:sz w:val="20"/>
+              </w:rPr>
+              <w:t>OSW 8 — oportunidades de negócio/investimentos priorizados (portfólio)</w:t>
+            </w:r>
+          </w:p>
+        </w:tc>
+        <w:tc>
+          <w:tcPr>
+            <w:tcW w:type="dxa" w:w="4451"/>
+            <w:tcMar>
+              <w:top w:w="60" w:type="dxa"/>
+              <w:bottom w:w="60" w:type="dxa"/>
+              <w:left w:w="100" w:type="dxa"/>
+              <w:right w:w="100" w:type="dxa"/>
+            </w:tcMar>
+            <w:shd w:val="clear" w:color="auto" w:fill="EBF5FB"/>
+          </w:tcPr>
+          <w:p>
+            <w:pPr>
+              <w:spacing w:before="40" w:after="40"/>
+            </w:pPr>
+            <w:r>
+              <w:rPr>
+                <w:rFonts w:ascii="Calibri" w:hAnsi="Calibri"/>
+                <w:b w:val="0"/>
+                <w:i w:val="0"/>
+                <w:sz w:val="20"/>
+              </w:rPr>
+              <w:t>§3 (portfólio consolidado) e §4 (priorização aplicada)</w:t>
+            </w:r>
+          </w:p>
+        </w:tc>
+      </w:tr>
+      <w:tr>
+        <w:trPr>
+          <w:cantSplit w:val="1"/>
+        </w:trPr>
+        <w:tc>
+          <w:tcPr>
+            <w:tcW w:type="dxa" w:w="4451"/>
+            <w:tcMar>
+              <w:top w:w="60" w:type="dxa"/>
+              <w:bottom w:w="60" w:type="dxa"/>
+              <w:left w:w="100" w:type="dxa"/>
+              <w:right w:w="100" w:type="dxa"/>
+            </w:tcMar>
+          </w:tcPr>
+          <w:p>
+            <w:pPr>
+              <w:spacing w:before="40" w:after="40"/>
+            </w:pPr>
+            <w:r>
+              <w:rPr>
+                <w:rFonts w:ascii="Calibri" w:hAnsi="Calibri"/>
+                <w:b w:val="0"/>
+                <w:i w:val="0"/>
+                <w:sz w:val="20"/>
+              </w:rPr>
+              <w:t>OSW 9 — recursos, orçamento e autoridade do portfólio estabelecidos</w:t>
+            </w:r>
+          </w:p>
+        </w:tc>
+        <w:tc>
+          <w:tcPr>
+            <w:tcW w:type="dxa" w:w="4451"/>
+            <w:tcMar>
+              <w:top w:w="60" w:type="dxa"/>
+              <w:bottom w:w="60" w:type="dxa"/>
+              <w:left w:w="100" w:type="dxa"/>
+              <w:right w:w="100" w:type="dxa"/>
+            </w:tcMar>
+          </w:tcPr>
+          <w:p>
+            <w:pPr>
+              <w:spacing w:before="40" w:after="40"/>
+            </w:pPr>
+            <w:r>
+              <w:rPr>
+                <w:rFonts w:ascii="Calibri" w:hAnsi="Calibri"/>
+                <w:b w:val="0"/>
+                <w:i w:val="0"/>
+                <w:sz w:val="20"/>
+              </w:rPr>
+              <w:t>§5 (capacity, recursos compartilhados e autoridade)</w:t>
+            </w:r>
+          </w:p>
+        </w:tc>
+      </w:tr>
+      <w:tr>
+        <w:trPr>
+          <w:cantSplit w:val="1"/>
+        </w:trPr>
+        <w:tc>
+          <w:tcPr>
+            <w:tcW w:type="dxa" w:w="4451"/>
+            <w:tcMar>
+              <w:top w:w="60" w:type="dxa"/>
+              <w:bottom w:w="60" w:type="dxa"/>
+              <w:left w:w="100" w:type="dxa"/>
+              <w:right w:w="100" w:type="dxa"/>
+            </w:tcMar>
+            <w:shd w:val="clear" w:color="auto" w:fill="EBF5FB"/>
+          </w:tcPr>
+          <w:p>
+            <w:pPr>
+              <w:spacing w:before="40" w:after="40"/>
+            </w:pPr>
+            <w:r>
+              <w:rPr>
+                <w:rFonts w:ascii="Calibri" w:hAnsi="Calibri"/>
+                <w:b w:val="0"/>
+                <w:i w:val="0"/>
+                <w:sz w:val="20"/>
+              </w:rPr>
+              <w:t>OSW 10 — projetos do portfólio mantidos e tratados conforme os acordos</w:t>
+            </w:r>
+          </w:p>
+        </w:tc>
+        <w:tc>
+          <w:tcPr>
+            <w:tcW w:type="dxa" w:w="4451"/>
+            <w:tcMar>
+              <w:top w:w="60" w:type="dxa"/>
+              <w:bottom w:w="60" w:type="dxa"/>
+              <w:left w:w="100" w:type="dxa"/>
+              <w:right w:w="100" w:type="dxa"/>
+            </w:tcMar>
+            <w:shd w:val="clear" w:color="auto" w:fill="EBF5FB"/>
+          </w:tcPr>
+          <w:p>
+            <w:pPr>
+              <w:spacing w:before="40" w:after="40"/>
+            </w:pPr>
+            <w:r>
+              <w:rPr>
+                <w:rFonts w:ascii="Calibri" w:hAnsi="Calibri"/>
+                <w:b w:val="0"/>
+                <w:i w:val="0"/>
+                <w:sz w:val="20"/>
+              </w:rPr>
+              <w:t>§7 (acompanhamento e tratamento de desvios)</w:t>
+            </w:r>
+          </w:p>
+        </w:tc>
+      </w:tr>
+    </w:tbl>
+    <w:p>
+      <w:pPr>
+        <w:spacing w:before="0" w:after="160"/>
+      </w:pPr>
+    </w:p>
+    <w:p>
+      <w:pPr>
+        <w:pStyle w:val="Heading1"/>
+        <w:keepNext/>
+        <w:keepLines/>
+        <w:pBdr>
+          <w:bottom w:val="single" w:sz="4" w:space="2" w:color="D6E4F0"/>
+        </w:pBdr>
+      </w:pPr>
+      <w:r>
+        <w:t>Histórico de revisões</w:t>
+      </w:r>
+    </w:p>
+    <w:tbl>
+      <w:tblPr>
+        <w:tblW w:type="auto" w:w="0"/>
+        <w:tblLook w:firstColumn="1" w:firstRow="1" w:lastColumn="0" w:lastRow="0" w:noHBand="0" w:noVBand="1" w:val="04A0"/>
+        <w:tblBorders>
+          <w:top w:val="single" w:sz="4" w:space="0" w:color="AAAAAA"/>
+          <w:left w:val="single" w:sz="4" w:space="0" w:color="AAAAAA"/>
+          <w:bottom w:val="single" w:sz="4" w:space="0" w:color="AAAAAA"/>
+          <w:right w:val="single" w:sz="4" w:space="0" w:color="AAAAAA"/>
+          <w:insideH w:val="single" w:sz="4" w:space="0" w:color="AAAAAA"/>
+          <w:insideV w:val="single" w:sz="4" w:space="0" w:color="AAAAAA"/>
+        </w:tblBorders>
+      </w:tblPr>
+      <w:tblGrid>
+        <w:gridCol w:w="2225"/>
+        <w:gridCol w:w="2225"/>
+        <w:gridCol w:w="2225"/>
+        <w:gridCol w:w="2225"/>
+      </w:tblGrid>
+      <w:tr>
+        <w:trPr>
+          <w:cantSplit w:val="1"/>
+        </w:trPr>
+        <w:tc>
+          <w:tcPr>
+            <w:tcW w:type="dxa" w:w="2225"/>
+            <w:tcMar>
+              <w:top w:w="60" w:type="dxa"/>
+              <w:bottom w:w="60" w:type="dxa"/>
+              <w:left w:w="100" w:type="dxa"/>
+              <w:right w:w="100" w:type="dxa"/>
+            </w:tcMar>
+            <w:shd w:val="clear" w:color="auto" w:fill="D6E4F0"/>
+          </w:tcPr>
+          <w:p>
+            <w:pPr>
+              <w:spacing w:before="40" w:after="40"/>
+            </w:pPr>
+            <w:r>
+              <w:rPr>
+                <w:rFonts w:ascii="Calibri" w:hAnsi="Calibri"/>
+                <w:b/>
+                <w:i w:val="0"/>
+                <w:sz w:val="20"/>
+              </w:rPr>
+              <w:t>Versão</w:t>
+            </w:r>
+          </w:p>
+        </w:tc>
+        <w:tc>
+          <w:tcPr>
+            <w:tcW w:type="dxa" w:w="2225"/>
+            <w:tcMar>
+              <w:top w:w="60" w:type="dxa"/>
+              <w:bottom w:w="60" w:type="dxa"/>
+              <w:left w:w="100" w:type="dxa"/>
+              <w:right w:w="100" w:type="dxa"/>
+            </w:tcMar>
+            <w:shd w:val="clear" w:color="auto" w:fill="D6E4F0"/>
+          </w:tcPr>
+          <w:p>
+            <w:pPr>
+              <w:spacing w:before="40" w:after="40"/>
+            </w:pPr>
+            <w:r>
+              <w:rPr>
+                <w:rFonts w:ascii="Calibri" w:hAnsi="Calibri"/>
+                <w:b/>
+                <w:i w:val="0"/>
+                <w:sz w:val="20"/>
+              </w:rPr>
+              <w:t>Data</w:t>
+            </w:r>
+          </w:p>
+        </w:tc>
+        <w:tc>
+          <w:tcPr>
+            <w:tcW w:type="dxa" w:w="2225"/>
+            <w:tcMar>
+              <w:top w:w="60" w:type="dxa"/>
+              <w:bottom w:w="60" w:type="dxa"/>
+              <w:left w:w="100" w:type="dxa"/>
+              <w:right w:w="100" w:type="dxa"/>
+            </w:tcMar>
+            <w:shd w:val="clear" w:color="auto" w:fill="D6E4F0"/>
+          </w:tcPr>
+          <w:p>
+            <w:pPr>
+              <w:spacing w:before="40" w:after="40"/>
+            </w:pPr>
+            <w:r>
+              <w:rPr>
+                <w:rFonts w:ascii="Calibri" w:hAnsi="Calibri"/>
+                <w:b/>
+                <w:i w:val="0"/>
+                <w:sz w:val="20"/>
+              </w:rPr>
+              <w:t>Autor</w:t>
+            </w:r>
+          </w:p>
+        </w:tc>
+        <w:tc>
+          <w:tcPr>
+            <w:tcW w:type="dxa" w:w="2225"/>
+            <w:tcMar>
+              <w:top w:w="60" w:type="dxa"/>
+              <w:bottom w:w="60" w:type="dxa"/>
+              <w:left w:w="100" w:type="dxa"/>
+              <w:right w:w="100" w:type="dxa"/>
+            </w:tcMar>
+            <w:shd w:val="clear" w:color="auto" w:fill="D6E4F0"/>
+          </w:tcPr>
+          <w:p>
+            <w:pPr>
+              <w:spacing w:before="40" w:after="40"/>
+            </w:pPr>
+            <w:r>
+              <w:rPr>
+                <w:rFonts w:ascii="Calibri" w:hAnsi="Calibri"/>
                 <w:b/>
                 <w:i w:val="0"/>
                 <w:sz w:val="20"/>
@@ -516,206 +3418,19 @@
         </w:tc>
       </w:tr>
       <w:tr>
+        <w:trPr>
+          <w:cantSplit w:val="1"/>
+        </w:trPr>
         <w:tc>
           <w:tcPr>
-            <w:tcW w:type="dxa" w:w="4680"/>
-          </w:tcPr>
-          <w:p>
-            <w:pPr>
-              <w:spacing w:before="40" w:after="40"/>
-            </w:pPr>
-            <w:r/>
-            <w:r>
-              <w:rPr>
-                <w:b w:val="0"/>
-                <w:i w:val="0"/>
-                <w:sz w:val="20"/>
-              </w:rPr>
-              <w:t>Período de referência</w:t>
-            </w:r>
-          </w:p>
-        </w:tc>
-        <w:tc>
-          <w:tcPr>
-            <w:tcW w:type="dxa" w:w="4680"/>
-          </w:tcPr>
-          <w:p>
-            <w:pPr>
-              <w:spacing w:before="40" w:after="40"/>
-            </w:pPr>
-            <w:r/>
-            <w:r>
-              <w:rPr>
-                <w:b w:val="0"/>
-                <w:i w:val="0"/>
-                <w:sz w:val="20"/>
-              </w:rPr>
-              <w:t>Abr/2025 – Jun/2026 (ciclo de implantação MPS-SW Nível C)</w:t>
-            </w:r>
-          </w:p>
-        </w:tc>
-      </w:tr>
-      <w:tr>
-        <w:tc>
-          <w:tcPr>
-            <w:tcW w:type="dxa" w:w="4680"/>
-          </w:tcPr>
-          <w:p>
-            <w:pPr>
-              <w:spacing w:before="40" w:after="40"/>
-            </w:pPr>
-            <w:r/>
-            <w:r>
-              <w:rPr>
-                <w:b w:val="0"/>
-                <w:i w:val="0"/>
-                <w:sz w:val="20"/>
-              </w:rPr>
-              <w:t>Data do snapshot</w:t>
-            </w:r>
-          </w:p>
-        </w:tc>
-        <w:tc>
-          <w:tcPr>
-            <w:tcW w:type="dxa" w:w="4680"/>
-          </w:tcPr>
-          <w:p>
-            <w:pPr>
-              <w:spacing w:before="40" w:after="40"/>
-            </w:pPr>
-            <w:r/>
-            <w:r>
-              <w:rPr>
-                <w:b w:val="0"/>
-                <w:i w:val="0"/>
-                <w:sz w:val="20"/>
-              </w:rPr>
-              <w:t>13/06/2026</w:t>
-            </w:r>
-          </w:p>
-        </w:tc>
-      </w:tr>
-      <w:tr>
-        <w:tc>
-          <w:tcPr>
-            <w:tcW w:type="dxa" w:w="4680"/>
-          </w:tcPr>
-          <w:p>
-            <w:pPr>
-              <w:spacing w:before="40" w:after="40"/>
-            </w:pPr>
-            <w:r/>
-            <w:r>
-              <w:rPr>
-                <w:b w:val="0"/>
-                <w:i w:val="0"/>
-                <w:sz w:val="20"/>
-              </w:rPr>
-              <w:t>Fontes</w:t>
-            </w:r>
-          </w:p>
-        </w:tc>
-        <w:tc>
-          <w:tcPr>
-            <w:tcW w:type="dxa" w:w="4680"/>
-          </w:tcPr>
-          <w:p>
-            <w:pPr>
-              <w:spacing w:before="40" w:after="40"/>
-            </w:pPr>
-            <w:r/>
-            <w:r>
-              <w:rPr>
-                <w:b w:val="0"/>
-                <w:i w:val="0"/>
-                <w:sz w:val="20"/>
-              </w:rPr>
-              <w:t>Jira (situação dos projetos e quadro de capacity), Confluence (atas de priorização e de análise crítica), registros de projeto (04_registros)</w:t>
-            </w:r>
-          </w:p>
-        </w:tc>
-      </w:tr>
-      <w:tr>
-        <w:tc>
-          <w:tcPr>
-            <w:tcW w:type="dxa" w:w="4680"/>
-          </w:tcPr>
-          <w:p>
-            <w:pPr>
-              <w:spacing w:before="40" w:after="40"/>
-            </w:pPr>
-            <w:r/>
-            <w:r>
-              <w:rPr>
-                <w:b w:val="0"/>
-                <w:i w:val="0"/>
-                <w:sz w:val="20"/>
-              </w:rPr>
-              <w:t>Responsável pela consolidação</w:t>
-            </w:r>
-          </w:p>
-        </w:tc>
-        <w:tc>
-          <w:tcPr>
-            <w:tcW w:type="dxa" w:w="4680"/>
-          </w:tcPr>
-          <w:p>
-            <w:pPr>
-              <w:spacing w:before="40" w:after="40"/>
-            </w:pPr>
-            <w:r/>
-            <w:r>
-              <w:rPr>
-                <w:b w:val="0"/>
-                <w:i w:val="0"/>
-                <w:sz w:val="20"/>
-              </w:rPr>
-              <w:t>COO (Operações), com apoio do Time de Melhoria Contínua</w:t>
-            </w:r>
-          </w:p>
-        </w:tc>
-      </w:tr>
-    </w:tbl>
-    <w:p/>
-    <w:p>
-      <w:pPr>
-        <w:pBdr>
-          <w:bottom w:val="single" w:sz="6" w:space="1" w:color="AAAAAA"/>
-        </w:pBdr>
-      </w:pPr>
-    </w:p>
-    <w:p>
-      <w:pPr>
-        <w:pStyle w:val="Heading2"/>
-      </w:pPr>
-      <w:r>
-        <w:rPr>
-          <w:b/>
-          <w:color w:val="2E74B5"/>
-          <w:sz w:val="26"/>
-        </w:rPr>
-        <w:t>3. Portfólio — situação consolidada (snapshot)</w:t>
-      </w:r>
-    </w:p>
-    <w:tbl>
-      <w:tblPr>
-        <w:tblStyle w:val="TableGrid"/>
-        <w:tblW w:type="auto" w:w="0"/>
-        <w:tblLook w:firstColumn="1" w:firstRow="1" w:lastColumn="0" w:lastRow="0" w:noHBand="0" w:noVBand="1" w:val="04A0"/>
-      </w:tblPr>
-      <w:tblGrid>
-        <w:gridCol w:w="1560"/>
-        <w:gridCol w:w="1560"/>
-        <w:gridCol w:w="1560"/>
-        <w:gridCol w:w="1560"/>
-        <w:gridCol w:w="1560"/>
-        <w:gridCol w:w="1560"/>
-      </w:tblGrid>
-      <w:tr>
-        <w:tc>
-          <w:tcPr>
-            <w:tcW w:type="dxa" w:w="1560"/>
-            <w:shd w:val="clear" w:color="auto" w:fill="D6E4F7"/>
+            <w:tcW w:type="dxa" w:w="2225"/>
+            <w:tcMar>
+              <w:top w:w="60" w:type="dxa"/>
+              <w:bottom w:w="60" w:type="dxa"/>
+              <w:left w:w="100" w:type="dxa"/>
+              <w:right w:w="100" w:type="dxa"/>
+            </w:tcMar>
+            <w:shd w:val="clear" w:color="auto" w:fill="F0F4F8"/>
           </w:tcPr>
           <w:p>
             <w:pPr>
@@ -723,1831 +3438,8 @@
             </w:pPr>
             <w:r>
               <w:rPr>
+                <w:rFonts w:ascii="Calibri" w:hAnsi="Calibri"/>
                 <w:b/>
-              </w:rPr>
-            </w:r>
-            <w:r>
-              <w:rPr>
-                <w:b/>
-                <w:i w:val="0"/>
-                <w:sz w:val="20"/>
-              </w:rPr>
-              <w:t>Projeto</w:t>
-            </w:r>
-          </w:p>
-        </w:tc>
-        <w:tc>
-          <w:tcPr>
-            <w:tcW w:type="dxa" w:w="1560"/>
-            <w:shd w:val="clear" w:color="auto" w:fill="D6E4F7"/>
-          </w:tcPr>
-          <w:p>
-            <w:pPr>
-              <w:spacing w:before="40" w:after="40"/>
-            </w:pPr>
-            <w:r>
-              <w:rPr>
-                <w:b/>
-              </w:rPr>
-            </w:r>
-            <w:r>
-              <w:rPr>
-                <w:b/>
-                <w:i w:val="0"/>
-                <w:sz w:val="20"/>
-              </w:rPr>
-              <w:t>Cliente</w:t>
-            </w:r>
-          </w:p>
-        </w:tc>
-        <w:tc>
-          <w:tcPr>
-            <w:tcW w:type="dxa" w:w="1560"/>
-            <w:shd w:val="clear" w:color="auto" w:fill="D6E4F7"/>
-          </w:tcPr>
-          <w:p>
-            <w:pPr>
-              <w:spacing w:before="40" w:after="40"/>
-            </w:pPr>
-            <w:r>
-              <w:rPr>
-                <w:b/>
-              </w:rPr>
-            </w:r>
-            <w:r>
-              <w:rPr>
-                <w:b/>
-                <w:i w:val="0"/>
-                <w:sz w:val="20"/>
-              </w:rPr>
-              <w:t>Natureza</w:t>
-            </w:r>
-          </w:p>
-        </w:tc>
-        <w:tc>
-          <w:tcPr>
-            <w:tcW w:type="dxa" w:w="1560"/>
-            <w:shd w:val="clear" w:color="auto" w:fill="D6E4F7"/>
-          </w:tcPr>
-          <w:p>
-            <w:pPr>
-              <w:spacing w:before="40" w:after="40"/>
-            </w:pPr>
-            <w:r>
-              <w:rPr>
-                <w:b/>
-              </w:rPr>
-            </w:r>
-            <w:r>
-              <w:rPr>
-                <w:b/>
-                <w:i w:val="0"/>
-                <w:sz w:val="20"/>
-              </w:rPr>
-              <w:t>Período</w:t>
-            </w:r>
-          </w:p>
-        </w:tc>
-        <w:tc>
-          <w:tcPr>
-            <w:tcW w:type="dxa" w:w="1560"/>
-            <w:shd w:val="clear" w:color="auto" w:fill="D6E4F7"/>
-          </w:tcPr>
-          <w:p>
-            <w:pPr>
-              <w:spacing w:before="40" w:after="40"/>
-            </w:pPr>
-            <w:r>
-              <w:rPr>
-                <w:b/>
-              </w:rPr>
-            </w:r>
-            <w:r>
-              <w:rPr>
-                <w:b/>
-                <w:i w:val="0"/>
-                <w:sz w:val="20"/>
-              </w:rPr>
-              <w:t>Situação</w:t>
-            </w:r>
-          </w:p>
-        </w:tc>
-        <w:tc>
-          <w:tcPr>
-            <w:tcW w:type="dxa" w:w="1560"/>
-            <w:shd w:val="clear" w:color="auto" w:fill="D6E4F7"/>
-          </w:tcPr>
-          <w:p>
-            <w:pPr>
-              <w:spacing w:before="40" w:after="40"/>
-            </w:pPr>
-            <w:r>
-              <w:rPr>
-                <w:b/>
-              </w:rPr>
-            </w:r>
-            <w:r>
-              <w:rPr>
-                <w:b/>
-                <w:i w:val="0"/>
-                <w:sz w:val="20"/>
-              </w:rPr>
-              <w:t>Registros de origem</w:t>
-            </w:r>
-          </w:p>
-        </w:tc>
-      </w:tr>
-      <w:tr>
-        <w:tc>
-          <w:tcPr>
-            <w:tcW w:type="dxa" w:w="1560"/>
-          </w:tcPr>
-          <w:p>
-            <w:pPr>
-              <w:spacing w:before="40" w:after="40"/>
-            </w:pPr>
-            <w:r/>
-            <w:r>
-              <w:rPr>
-                <w:b w:val="0"/>
-                <w:i w:val="0"/>
-                <w:sz w:val="20"/>
-              </w:rPr>
-              <w:t>Cadastro de Clientes</w:t>
-            </w:r>
-          </w:p>
-        </w:tc>
-        <w:tc>
-          <w:tcPr>
-            <w:tcW w:type="dxa" w:w="1560"/>
-          </w:tcPr>
-          <w:p>
-            <w:pPr>
-              <w:spacing w:before="40" w:after="40"/>
-            </w:pPr>
-            <w:r/>
-            <w:r>
-              <w:rPr>
-                <w:b w:val="0"/>
-                <w:i w:val="0"/>
-                <w:sz w:val="20"/>
-              </w:rPr>
-              <w:t>Profarma S.A. / Rede D1000</w:t>
-            </w:r>
-          </w:p>
-        </w:tc>
-        <w:tc>
-          <w:tcPr>
-            <w:tcW w:type="dxa" w:w="1560"/>
-          </w:tcPr>
-          <w:p>
-            <w:pPr>
-              <w:spacing w:before="40" w:after="40"/>
-            </w:pPr>
-            <w:r/>
-            <w:r>
-              <w:rPr>
-                <w:b w:val="0"/>
-                <w:i w:val="0"/>
-                <w:sz w:val="20"/>
-              </w:rPr>
-              <w:t>Desenvolvimento de software (modernização de cadastro)</w:t>
-            </w:r>
-          </w:p>
-        </w:tc>
-        <w:tc>
-          <w:tcPr>
-            <w:tcW w:type="dxa" w:w="1560"/>
-          </w:tcPr>
-          <w:p>
-            <w:pPr>
-              <w:spacing w:before="40" w:after="40"/>
-            </w:pPr>
-            <w:r/>
-            <w:r>
-              <w:rPr>
-                <w:b w:val="0"/>
-                <w:i w:val="0"/>
-                <w:sz w:val="20"/>
-              </w:rPr>
-              <w:t>Abr/2025 – Jan/2026</w:t>
-            </w:r>
-          </w:p>
-        </w:tc>
-        <w:tc>
-          <w:tcPr>
-            <w:tcW w:type="dxa" w:w="1560"/>
-          </w:tcPr>
-          <w:p>
-            <w:pPr>
-              <w:spacing w:before="40" w:after="40"/>
-            </w:pPr>
-            <w:r/>
-            <w:r>
-              <w:rPr>
-                <w:b w:val="0"/>
-                <w:i w:val="0"/>
-                <w:sz w:val="20"/>
-              </w:rPr>
-              <w:t>✅ Concluído (aceite final)</w:t>
-            </w:r>
-          </w:p>
-        </w:tc>
-        <w:tc>
-          <w:tcPr>
-            <w:tcW w:type="dxa" w:w="1560"/>
-          </w:tcPr>
-          <w:p>
-            <w:pPr>
-              <w:spacing w:before="40" w:after="40"/>
-            </w:pPr>
-            <w:r/>
-            <w:r>
-              <w:rPr>
-                <w:b w:val="0"/>
-                <w:i w:val="0"/>
-                <w:sz w:val="20"/>
-              </w:rPr>
-              <w:t>04_registros/PROFARMA_Cadastro-de-Clientes</w:t>
-            </w:r>
-          </w:p>
-        </w:tc>
-      </w:tr>
-      <w:tr>
-        <w:tc>
-          <w:tcPr>
-            <w:tcW w:type="dxa" w:w="1560"/>
-          </w:tcPr>
-          <w:p>
-            <w:pPr>
-              <w:spacing w:before="40" w:after="40"/>
-            </w:pPr>
-            <w:r/>
-            <w:r>
-              <w:rPr>
-                <w:b w:val="0"/>
-                <w:i w:val="0"/>
-                <w:sz w:val="20"/>
-              </w:rPr>
-              <w:t>SuperApp Força de Vendas — Pacote 1 (Metas e RV)</w:t>
-            </w:r>
-          </w:p>
-        </w:tc>
-        <w:tc>
-          <w:tcPr>
-            <w:tcW w:type="dxa" w:w="1560"/>
-          </w:tcPr>
-          <w:p>
-            <w:pPr>
-              <w:spacing w:before="40" w:after="40"/>
-            </w:pPr>
-            <w:r/>
-            <w:r>
-              <w:rPr>
-                <w:b w:val="0"/>
-                <w:i w:val="0"/>
-                <w:sz w:val="20"/>
-              </w:rPr>
-              <w:t>Fruki</w:t>
-            </w:r>
-          </w:p>
-        </w:tc>
-        <w:tc>
-          <w:tcPr>
-            <w:tcW w:type="dxa" w:w="1560"/>
-          </w:tcPr>
-          <w:p>
-            <w:pPr>
-              <w:spacing w:before="40" w:after="40"/>
-            </w:pPr>
-            <w:r/>
-            <w:r>
-              <w:rPr>
-                <w:b w:val="0"/>
-                <w:i w:val="0"/>
-                <w:sz w:val="20"/>
-              </w:rPr>
-              <w:t>Desenvolvimento mobile (React Native)</w:t>
-            </w:r>
-          </w:p>
-        </w:tc>
-        <w:tc>
-          <w:tcPr>
-            <w:tcW w:type="dxa" w:w="1560"/>
-          </w:tcPr>
-          <w:p>
-            <w:pPr>
-              <w:spacing w:before="40" w:after="40"/>
-            </w:pPr>
-            <w:r/>
-            <w:r>
-              <w:rPr>
-                <w:b w:val="0"/>
-                <w:i w:val="0"/>
-                <w:sz w:val="20"/>
-              </w:rPr>
-              <w:t>Jun/2025 – Set/2025</w:t>
-            </w:r>
-          </w:p>
-        </w:tc>
-        <w:tc>
-          <w:tcPr>
-            <w:tcW w:type="dxa" w:w="1560"/>
-          </w:tcPr>
-          <w:p>
-            <w:pPr>
-              <w:spacing w:before="40" w:after="40"/>
-            </w:pPr>
-            <w:r/>
-            <w:r>
-              <w:rPr>
-                <w:b w:val="0"/>
-                <w:i w:val="0"/>
-                <w:sz w:val="20"/>
-              </w:rPr>
-              <w:t>✅ Concluído (piloto + aceite)</w:t>
-            </w:r>
-          </w:p>
-        </w:tc>
-        <w:tc>
-          <w:tcPr>
-            <w:tcW w:type="dxa" w:w="1560"/>
-          </w:tcPr>
-          <w:p>
-            <w:pPr>
-              <w:spacing w:before="40" w:after="40"/>
-            </w:pPr>
-            <w:r/>
-            <w:r>
-              <w:rPr>
-                <w:b w:val="0"/>
-                <w:i w:val="0"/>
-                <w:sz w:val="20"/>
-              </w:rPr>
-              <w:t>04_registros/FTFRUKI_SuperApp-Forca-de-Vendas</w:t>
-            </w:r>
-          </w:p>
-        </w:tc>
-      </w:tr>
-      <w:tr>
-        <w:tc>
-          <w:tcPr>
-            <w:tcW w:type="dxa" w:w="1560"/>
-          </w:tcPr>
-          <w:p>
-            <w:pPr>
-              <w:spacing w:before="40" w:after="40"/>
-            </w:pPr>
-            <w:r/>
-            <w:r>
-              <w:rPr>
-                <w:b w:val="0"/>
-                <w:i w:val="0"/>
-                <w:sz w:val="20"/>
-              </w:rPr>
-              <w:t>SuperApp Força de Vendas — Pacote Final 24</w:t>
-            </w:r>
-          </w:p>
-        </w:tc>
-        <w:tc>
-          <w:tcPr>
-            <w:tcW w:type="dxa" w:w="1560"/>
-          </w:tcPr>
-          <w:p>
-            <w:pPr>
-              <w:spacing w:before="40" w:after="40"/>
-            </w:pPr>
-            <w:r/>
-            <w:r>
-              <w:rPr>
-                <w:b w:val="0"/>
-                <w:i w:val="0"/>
-                <w:sz w:val="20"/>
-              </w:rPr>
-              <w:t>Fruki</w:t>
-            </w:r>
-          </w:p>
-        </w:tc>
-        <w:tc>
-          <w:tcPr>
-            <w:tcW w:type="dxa" w:w="1560"/>
-          </w:tcPr>
-          <w:p>
-            <w:pPr>
-              <w:spacing w:before="40" w:after="40"/>
-            </w:pPr>
-            <w:r/>
-            <w:r>
-              <w:rPr>
-                <w:b w:val="0"/>
-                <w:i w:val="0"/>
-                <w:sz w:val="20"/>
-              </w:rPr>
-              <w:t>Desenvolvimento mobile (React Native)</w:t>
-            </w:r>
-          </w:p>
-        </w:tc>
-        <w:tc>
-          <w:tcPr>
-            <w:tcW w:type="dxa" w:w="1560"/>
-          </w:tcPr>
-          <w:p>
-            <w:pPr>
-              <w:spacing w:before="40" w:after="40"/>
-            </w:pPr>
-            <w:r/>
-            <w:r>
-              <w:rPr>
-                <w:b w:val="0"/>
-                <w:i w:val="0"/>
-                <w:sz w:val="20"/>
-              </w:rPr>
-              <w:t>Out/2025 – Jan/2026</w:t>
-            </w:r>
-          </w:p>
-        </w:tc>
-        <w:tc>
-          <w:tcPr>
-            <w:tcW w:type="dxa" w:w="1560"/>
-          </w:tcPr>
-          <w:p>
-            <w:pPr>
-              <w:spacing w:before="40" w:after="40"/>
-            </w:pPr>
-            <w:r/>
-            <w:r>
-              <w:rPr>
-                <w:b w:val="0"/>
-                <w:i w:val="0"/>
-                <w:sz w:val="20"/>
-              </w:rPr>
-              <w:t>✅ Concluído (aceite 15/01/2026)</w:t>
-            </w:r>
-          </w:p>
-        </w:tc>
-        <w:tc>
-          <w:tcPr>
-            <w:tcW w:type="dxa" w:w="1560"/>
-          </w:tcPr>
-          <w:p>
-            <w:pPr>
-              <w:spacing w:before="40" w:after="40"/>
-            </w:pPr>
-            <w:r/>
-            <w:r>
-              <w:rPr>
-                <w:b w:val="0"/>
-                <w:i w:val="0"/>
-                <w:sz w:val="20"/>
-              </w:rPr>
-              <w:t>04_registros/FTFRUKI_SuperApp-Forca-de-Vendas</w:t>
-            </w:r>
-          </w:p>
-        </w:tc>
-      </w:tr>
-      <w:tr>
-        <w:tc>
-          <w:tcPr>
-            <w:tcW w:type="dxa" w:w="1560"/>
-          </w:tcPr>
-          <w:p>
-            <w:pPr>
-              <w:spacing w:before="40" w:after="40"/>
-            </w:pPr>
-            <w:r/>
-            <w:r>
-              <w:rPr>
-                <w:b w:val="0"/>
-                <w:i w:val="0"/>
-                <w:sz w:val="20"/>
-              </w:rPr>
-              <w:t>Fundação Tecnológica — Governança de APIs (OS-001 e OS-002)</w:t>
-            </w:r>
-          </w:p>
-        </w:tc>
-        <w:tc>
-          <w:tcPr>
-            <w:tcW w:type="dxa" w:w="1560"/>
-          </w:tcPr>
-          <w:p>
-            <w:pPr>
-              <w:spacing w:before="40" w:after="40"/>
-            </w:pPr>
-            <w:r/>
-            <w:r>
-              <w:rPr>
-                <w:b w:val="0"/>
-                <w:i w:val="0"/>
-                <w:sz w:val="20"/>
-              </w:rPr>
-              <w:t>GASMIG</w:t>
-            </w:r>
-          </w:p>
-        </w:tc>
-        <w:tc>
-          <w:tcPr>
-            <w:tcW w:type="dxa" w:w="1560"/>
-          </w:tcPr>
-          <w:p>
-            <w:pPr>
-              <w:spacing w:before="40" w:after="40"/>
-            </w:pPr>
-            <w:r/>
-            <w:r>
-              <w:rPr>
-                <w:b w:val="0"/>
-                <w:i w:val="0"/>
-                <w:sz w:val="20"/>
-              </w:rPr>
-              <w:t>Configuração cloud (Azure API Management)</w:t>
-            </w:r>
-          </w:p>
-        </w:tc>
-        <w:tc>
-          <w:tcPr>
-            <w:tcW w:type="dxa" w:w="1560"/>
-          </w:tcPr>
-          <w:p>
-            <w:pPr>
-              <w:spacing w:before="40" w:after="40"/>
-            </w:pPr>
-            <w:r/>
-            <w:r>
-              <w:rPr>
-                <w:b w:val="0"/>
-                <w:i w:val="0"/>
-                <w:sz w:val="20"/>
-              </w:rPr>
-              <w:t>Abr/2026 – Jun/2026</w:t>
-            </w:r>
-          </w:p>
-        </w:tc>
-        <w:tc>
-          <w:tcPr>
-            <w:tcW w:type="dxa" w:w="1560"/>
-          </w:tcPr>
-          <w:p>
-            <w:pPr>
-              <w:spacing w:before="40" w:after="40"/>
-            </w:pPr>
-            <w:r/>
-            <w:r>
-              <w:rPr>
-                <w:b w:val="0"/>
-                <w:i w:val="0"/>
-                <w:sz w:val="20"/>
-              </w:rPr>
-              <w:t>✅ Concluído (OS-002 encerrada 09/06/2026)</w:t>
-            </w:r>
-          </w:p>
-        </w:tc>
-        <w:tc>
-          <w:tcPr>
-            <w:tcW w:type="dxa" w:w="1560"/>
-          </w:tcPr>
-          <w:p>
-            <w:pPr>
-              <w:spacing w:before="40" w:after="40"/>
-            </w:pPr>
-            <w:r/>
-            <w:r>
-              <w:rPr>
-                <w:b w:val="0"/>
-                <w:i w:val="0"/>
-                <w:sz w:val="20"/>
-              </w:rPr>
-              <w:t>04_registros/FTGASMIG_Governanca-APIs</w:t>
-            </w:r>
-          </w:p>
-        </w:tc>
-      </w:tr>
-      <w:tr>
-        <w:tc>
-          <w:tcPr>
-            <w:tcW w:type="dxa" w:w="1560"/>
-          </w:tcPr>
-          <w:p>
-            <w:pPr>
-              <w:spacing w:before="40" w:after="40"/>
-            </w:pPr>
-            <w:r/>
-            <w:r>
-              <w:rPr>
-                <w:b w:val="0"/>
-                <w:i w:val="0"/>
-                <w:sz w:val="20"/>
-              </w:rPr>
-              <w:t>WorkerAndamentos — Captura de Andamentos Processuais</w:t>
-            </w:r>
-          </w:p>
-        </w:tc>
-        <w:tc>
-          <w:tcPr>
-            <w:tcW w:type="dxa" w:w="1560"/>
-          </w:tcPr>
-          <w:p>
-            <w:pPr>
-              <w:spacing w:before="40" w:after="40"/>
-            </w:pPr>
-            <w:r/>
-            <w:r>
-              <w:rPr>
-                <w:b w:val="0"/>
-                <w:i w:val="0"/>
-                <w:sz w:val="20"/>
-              </w:rPr>
-              <w:t>AASP</w:t>
-            </w:r>
-          </w:p>
-        </w:tc>
-        <w:tc>
-          <w:tcPr>
-            <w:tcW w:type="dxa" w:w="1560"/>
-          </w:tcPr>
-          <w:p>
-            <w:pPr>
-              <w:spacing w:before="40" w:after="40"/>
-            </w:pPr>
-            <w:r/>
-            <w:r>
-              <w:rPr>
-                <w:b w:val="0"/>
-                <w:i w:val="0"/>
-                <w:sz w:val="20"/>
-              </w:rPr>
-              <w:t>Desenvolvimento back-end / worker</w:t>
-            </w:r>
-          </w:p>
-        </w:tc>
-        <w:tc>
-          <w:tcPr>
-            <w:tcW w:type="dxa" w:w="1560"/>
-          </w:tcPr>
-          <w:p>
-            <w:pPr>
-              <w:spacing w:before="40" w:after="40"/>
-            </w:pPr>
-            <w:r/>
-            <w:r>
-              <w:rPr>
-                <w:b w:val="0"/>
-                <w:i w:val="0"/>
-                <w:sz w:val="20"/>
-              </w:rPr>
-              <w:t>9 meses (em curso)</w:t>
-            </w:r>
-          </w:p>
-        </w:tc>
-        <w:tc>
-          <w:tcPr>
-            <w:tcW w:type="dxa" w:w="1560"/>
-          </w:tcPr>
-          <w:p>
-            <w:pPr>
-              <w:spacing w:before="40" w:after="40"/>
-            </w:pPr>
-            <w:r/>
-            <w:r>
-              <w:rPr>
-                <w:b w:val="0"/>
-                <w:i w:val="0"/>
-                <w:sz w:val="20"/>
-              </w:rPr>
-              <w:t>🟡 Em execução (encerramento previsto 30/06/2026)</w:t>
-            </w:r>
-          </w:p>
-        </w:tc>
-        <w:tc>
-          <w:tcPr>
-            <w:tcW w:type="dxa" w:w="1560"/>
-          </w:tcPr>
-          <w:p>
-            <w:pPr>
-              <w:spacing w:before="40" w:after="40"/>
-            </w:pPr>
-            <w:r/>
-            <w:r>
-              <w:rPr>
-                <w:b w:val="0"/>
-                <w:i w:val="0"/>
-                <w:sz w:val="20"/>
-              </w:rPr>
-              <w:t>04_registros/AASP_CNJ</w:t>
-            </w:r>
-          </w:p>
-        </w:tc>
-      </w:tr>
-    </w:tbl>
-    <w:p/>
-    <w:p>
-      <w:pPr>
-        <w:ind w:left="432"/>
-      </w:pPr>
-      <w:r>
-        <w:rPr>
-          <w:b w:val="0"/>
-          <w:i/>
-          <w:color w:val="606060"/>
-          <w:sz w:val="20"/>
-        </w:rPr>
-        <w:t>Os projetos acima compõem o portfólio do ciclo. Demais oportunidades em prospecção são qualificadas pela área comercial e só entram no portfólio após aprovação da priorização (§4).</w:t>
-      </w:r>
-    </w:p>
-    <w:p>
-      <w:pPr>
-        <w:pBdr>
-          <w:bottom w:val="single" w:sz="6" w:space="1" w:color="AAAAAA"/>
-        </w:pBdr>
-      </w:pPr>
-    </w:p>
-    <w:p>
-      <w:pPr>
-        <w:pStyle w:val="Heading2"/>
-      </w:pPr>
-      <w:r>
-        <w:rPr>
-          <w:b/>
-          <w:color w:val="2E74B5"/>
-          <w:sz w:val="26"/>
-        </w:rPr>
-        <w:t>4. Priorização aplicada (OSW 8)</w:t>
-      </w:r>
-    </w:p>
-    <w:p>
-      <w:pPr>
-        <w:spacing w:after="80"/>
-      </w:pPr>
-      <w:r>
-        <w:rPr>
-          <w:b w:val="0"/>
-          <w:i w:val="0"/>
-          <w:sz w:val="20"/>
-        </w:rPr>
-        <w:t xml:space="preserve">A priorização das oportunidades e dos projetos é conduzida pelo </w:t>
-      </w:r>
-      <w:r>
-        <w:rPr>
-          <w:b/>
-          <w:i w:val="0"/>
-          <w:sz w:val="20"/>
-        </w:rPr>
-        <w:t>COO (Operações)</w:t>
-      </w:r>
-      <w:r>
-        <w:rPr>
-          <w:b w:val="0"/>
-          <w:i w:val="0"/>
-          <w:sz w:val="20"/>
-        </w:rPr>
-        <w:t>, conforme os critérios de PRO-OSW-002 §3:</w:t>
-      </w:r>
-    </w:p>
-    <w:p>
-      <w:pPr>
-        <w:pStyle w:val="ListBullet"/>
-        <w:spacing w:before="0" w:after="0"/>
-      </w:pPr>
-      <w:r>
-        <w:rPr>
-          <w:b/>
-          <w:i w:val="0"/>
-          <w:sz w:val="20"/>
-        </w:rPr>
-        <w:t>alinhamento com os objetivos de negócio</w:t>
-      </w:r>
-      <w:r>
-        <w:rPr>
-          <w:b w:val="0"/>
-          <w:i w:val="0"/>
-          <w:sz w:val="20"/>
-        </w:rPr>
-        <w:t xml:space="preserve"> (crescer com qualidade e previsibilidade);</w:t>
-      </w:r>
-    </w:p>
-    <w:p>
-      <w:pPr>
-        <w:pStyle w:val="ListBullet"/>
-        <w:spacing w:before="0" w:after="0"/>
-      </w:pPr>
-      <w:r>
-        <w:rPr>
-          <w:b/>
-          <w:i w:val="0"/>
-          <w:sz w:val="20"/>
-        </w:rPr>
-        <w:t>compromissos contratuais e prazos</w:t>
-      </w:r>
-      <w:r>
-        <w:rPr>
-          <w:b w:val="0"/>
-          <w:i w:val="0"/>
-          <w:sz w:val="20"/>
-        </w:rPr>
-        <w:t xml:space="preserve"> com clientes;</w:t>
-      </w:r>
-    </w:p>
-    <w:p>
-      <w:pPr>
-        <w:pStyle w:val="ListBullet"/>
-        <w:spacing w:before="0" w:after="0"/>
-      </w:pPr>
-      <w:r>
-        <w:rPr>
-          <w:b/>
-          <w:i w:val="0"/>
-          <w:sz w:val="20"/>
-        </w:rPr>
-        <w:t>disponibilidade de recursos</w:t>
-      </w:r>
-      <w:r>
-        <w:rPr>
-          <w:b w:val="0"/>
-          <w:i w:val="0"/>
-          <w:sz w:val="20"/>
-        </w:rPr>
-        <w:t>, especialmente os compartilhados (Tech Lead, Arquiteto, Product Owner);</w:t>
-      </w:r>
-    </w:p>
-    <w:p>
-      <w:pPr>
-        <w:pStyle w:val="ListBullet"/>
-        <w:spacing w:before="0" w:after="0"/>
-      </w:pPr>
-      <w:r>
-        <w:rPr>
-          <w:b/>
-          <w:i w:val="0"/>
-          <w:sz w:val="20"/>
-        </w:rPr>
-        <w:t>retorno e relevância estratégica.</w:t>
-      </w:r>
-    </w:p>
-    <w:p>
-      <w:pPr>
-        <w:spacing w:after="80"/>
-      </w:pPr>
-      <w:r>
-        <w:rPr>
-          <w:b w:val="0"/>
-          <w:i w:val="0"/>
-          <w:sz w:val="20"/>
-        </w:rPr>
-        <w:t>No período de referência, os projetos foram assumidos de forma escalonada, respeitando a capacidade real da organização: a entrada da Fundação Tecnológica GASMIG (abr/2026) ocorreu após a conclusão dos pacotes do SuperApp Fruki (jan/2026), evitando sobreposição dos recursos técnicos compartilhados. A decisão de assumir cada projeto e sua ordem de prioridade é registrada nas atas do escritório de portfólio (Confluence).</w:t>
-      </w:r>
-    </w:p>
-    <w:p>
-      <w:pPr>
-        <w:pBdr>
-          <w:bottom w:val="single" w:sz="6" w:space="1" w:color="AAAAAA"/>
-        </w:pBdr>
-      </w:pPr>
-    </w:p>
-    <w:p>
-      <w:pPr>
-        <w:pStyle w:val="Heading2"/>
-      </w:pPr>
-      <w:r>
-        <w:rPr>
-          <w:b/>
-          <w:color w:val="2E74B5"/>
-          <w:sz w:val="26"/>
-        </w:rPr>
-        <w:t>5. Recursos, capacidade e autoridade (OSW 9)</w:t>
-      </w:r>
-    </w:p>
-    <w:p>
-      <w:pPr>
-        <w:pStyle w:val="Heading3"/>
-      </w:pPr>
-      <w:r>
-        <w:rPr>
-          <w:b/>
-          <w:color w:val="1F497D"/>
-          <w:sz w:val="22"/>
-        </w:rPr>
-        <w:t>5.1. Quadro de capacity</w:t>
-      </w:r>
-    </w:p>
-    <w:p>
-      <w:pPr>
-        <w:spacing w:after="80"/>
-      </w:pPr>
-      <w:r>
-        <w:rPr>
-          <w:b w:val="0"/>
-          <w:i w:val="0"/>
-          <w:sz w:val="20"/>
-        </w:rPr>
-        <w:t xml:space="preserve">A alocação dos recursos compartilhados (Tech Lead, Arquiteto, Product Owner) entre os projetos é registrada no </w:t>
-      </w:r>
-      <w:r>
-        <w:rPr>
-          <w:b/>
-          <w:i w:val="0"/>
-          <w:sz w:val="20"/>
-        </w:rPr>
-        <w:t>quadro de capacity</w:t>
-      </w:r>
-      <w:r>
-        <w:rPr>
-          <w:b w:val="0"/>
-          <w:i w:val="0"/>
-          <w:sz w:val="20"/>
-        </w:rPr>
-        <w:t xml:space="preserve"> mantido no Jira, conforme a estrutura e a cadência definidas em PRO-OSW-002 §4.1 (campos: colaborador, projeto, alocação %, período, status; revisão antes de cada sprint).</w:t>
-      </w:r>
-    </w:p>
-    <w:p>
-      <w:pPr>
-        <w:spacing w:after="80"/>
-      </w:pPr>
-      <w:r>
-        <w:rPr>
-          <w:b w:val="0"/>
-          <w:i w:val="0"/>
-          <w:sz w:val="20"/>
-        </w:rPr>
-        <w:t xml:space="preserve">No período de referência, os projetos ativos operaram com </w:t>
-      </w:r>
-      <w:r>
-        <w:rPr>
-          <w:b/>
-          <w:i w:val="0"/>
-          <w:sz w:val="20"/>
-        </w:rPr>
-        <w:t>equipes dedicadas por projeto</w:t>
-      </w:r>
-      <w:r>
-        <w:rPr>
-          <w:b w:val="0"/>
-          <w:i w:val="0"/>
-          <w:sz w:val="20"/>
-        </w:rPr>
-        <w:t>, com acúmulo de papéis registrado em cada adaptação (ADAP-</w:t>
-      </w:r>
-      <w:r>
-        <w:rPr>
-          <w:b w:val="0"/>
-          <w:i w:val="0"/>
-          <w:sz w:val="20"/>
-        </w:rPr>
-        <w:t>). Não houve acionamento do critério de escalada de PRO-OSW-002 §4.1 (recurso compartilhado acima de 100% de alocação por duas sprints consecutivas); portanto, não foi necessária reunião de repriorização por conflito de recursos no período.</w:t>
-      </w:r>
-    </w:p>
-    <w:p>
-      <w:pPr>
-        <w:pStyle w:val="Heading3"/>
-      </w:pPr>
-      <w:r>
-        <w:rPr>
-          <w:b/>
-          <w:color w:val="1F497D"/>
-          <w:sz w:val="22"/>
-        </w:rPr>
-        <w:t>5.2. Autoridade</w:t>
-      </w:r>
-    </w:p>
-    <w:p>
-      <w:pPr>
-        <w:spacing w:after="80"/>
-      </w:pPr>
-      <w:r>
-        <w:rPr>
-          <w:b w:val="0"/>
-          <w:i w:val="0"/>
-          <w:sz w:val="20"/>
-        </w:rPr>
-        <w:t xml:space="preserve">A autoridade para priorizar o portfólio e decidir a alocação de recursos compartilhados é do </w:t>
-      </w:r>
-      <w:r>
-        <w:rPr>
-          <w:b/>
-          <w:i w:val="0"/>
-          <w:sz w:val="20"/>
-        </w:rPr>
-        <w:t>COO (Operações)</w:t>
-      </w:r>
-      <w:r>
-        <w:rPr>
-          <w:b w:val="0"/>
-          <w:i w:val="0"/>
-          <w:sz w:val="20"/>
-        </w:rPr>
-        <w:t>, responsável pelo escritório de portfólio de projetos (PRO-OSW-002 §4.2). Decisões de natureza estratégica são reportadas ao CEO.</w:t>
-      </w:r>
-    </w:p>
-    <w:p>
-      <w:pPr>
-        <w:pBdr>
-          <w:bottom w:val="single" w:sz="6" w:space="1" w:color="AAAAAA"/>
-        </w:pBdr>
-      </w:pPr>
-    </w:p>
-    <w:p>
-      <w:pPr>
-        <w:pStyle w:val="Heading2"/>
-      </w:pPr>
-      <w:r>
-        <w:rPr>
-          <w:b/>
-          <w:color w:val="2E74B5"/>
-          <w:sz w:val="26"/>
-        </w:rPr>
-        <w:t>6. Riscos organizacionais de portfólio</w:t>
-      </w:r>
-    </w:p>
-    <w:p>
-      <w:pPr>
-        <w:spacing w:after="80"/>
-      </w:pPr>
-      <w:r>
-        <w:rPr>
-          <w:b w:val="0"/>
-          <w:i w:val="0"/>
-          <w:sz w:val="20"/>
-        </w:rPr>
-        <w:t xml:space="preserve">Os riscos de natureza organizacional associados ao portfólio — concorrência de recursos entre projetos e dependência de pessoas-chave — são geridos conforme a </w:t>
-      </w:r>
-      <w:r>
-        <w:rPr>
-          <w:b/>
-          <w:i w:val="0"/>
-          <w:sz w:val="20"/>
-        </w:rPr>
-        <w:t>Estratégia de Gerência de Riscos e Oportunidades (EST-GPC-002)</w:t>
-      </w:r>
-      <w:r>
-        <w:rPr>
-          <w:b w:val="0"/>
-          <w:i w:val="0"/>
-          <w:sz w:val="20"/>
-        </w:rPr>
-        <w:t xml:space="preserve"> e acompanhados pela direção e pelo Time de Melhoria Contínua (PRO-OSW-001 §5). Riscos de maior exposição são levados à análise crítica pela direção.</w:t>
-      </w:r>
-    </w:p>
-    <w:p>
-      <w:pPr>
-        <w:pBdr>
-          <w:bottom w:val="single" w:sz="6" w:space="1" w:color="AAAAAA"/>
-        </w:pBdr>
-      </w:pPr>
-    </w:p>
-    <w:p>
-      <w:pPr>
-        <w:pStyle w:val="Heading2"/>
-      </w:pPr>
-      <w:r>
-        <w:rPr>
-          <w:b/>
-          <w:color w:val="2E74B5"/>
-          <w:sz w:val="26"/>
-        </w:rPr>
-        <w:t>7. Acompanhamento do portfólio e tratamento de desvios (OSW 10)</w:t>
-      </w:r>
-    </w:p>
-    <w:p>
-      <w:pPr>
-        <w:spacing w:after="80"/>
-      </w:pPr>
-      <w:r>
-        <w:rPr>
-          <w:b w:val="0"/>
-          <w:i w:val="0"/>
-          <w:sz w:val="20"/>
-        </w:rPr>
-        <w:t>Os projetos do portfólio são acompanhados de forma consolidada quanto ao cumprimento dos compromissos (prazo, escopo, recursos), apoiados pela situação no Jira e pelo quadro de capacity (PRO-OSW-002 §5).</w:t>
-      </w:r>
-    </w:p>
-    <w:tbl>
-      <w:tblPr>
-        <w:tblStyle w:val="TableGrid"/>
-        <w:tblW w:type="auto" w:w="0"/>
-        <w:tblLook w:firstColumn="1" w:firstRow="1" w:lastColumn="0" w:lastRow="0" w:noHBand="0" w:noVBand="1" w:val="04A0"/>
-      </w:tblPr>
-      <w:tblGrid>
-        <w:gridCol w:w="3120"/>
-        <w:gridCol w:w="3120"/>
-        <w:gridCol w:w="3120"/>
-      </w:tblGrid>
-      <w:tr>
-        <w:tc>
-          <w:tcPr>
-            <w:tcW w:type="dxa" w:w="3120"/>
-            <w:shd w:val="clear" w:color="auto" w:fill="D6E4F7"/>
-          </w:tcPr>
-          <w:p>
-            <w:pPr>
-              <w:spacing w:before="40" w:after="40"/>
-            </w:pPr>
-            <w:r>
-              <w:rPr>
-                <w:b/>
-              </w:rPr>
-            </w:r>
-            <w:r>
-              <w:rPr>
-                <w:b/>
-                <w:i w:val="0"/>
-                <w:sz w:val="20"/>
-              </w:rPr>
-              <w:t>Projeto</w:t>
-            </w:r>
-          </w:p>
-        </w:tc>
-        <w:tc>
-          <w:tcPr>
-            <w:tcW w:type="dxa" w:w="3120"/>
-            <w:shd w:val="clear" w:color="auto" w:fill="D6E4F7"/>
-          </w:tcPr>
-          <w:p>
-            <w:pPr>
-              <w:spacing w:before="40" w:after="40"/>
-            </w:pPr>
-            <w:r>
-              <w:rPr>
-                <w:b/>
-              </w:rPr>
-            </w:r>
-            <w:r>
-              <w:rPr>
-                <w:b/>
-                <w:i w:val="0"/>
-                <w:sz w:val="20"/>
-              </w:rPr>
-              <w:t>Compromissos</w:t>
-            </w:r>
-          </w:p>
-        </w:tc>
-        <w:tc>
-          <w:tcPr>
-            <w:tcW w:type="dxa" w:w="3120"/>
-            <w:shd w:val="clear" w:color="auto" w:fill="D6E4F7"/>
-          </w:tcPr>
-          <w:p>
-            <w:pPr>
-              <w:spacing w:before="40" w:after="40"/>
-            </w:pPr>
-            <w:r>
-              <w:rPr>
-                <w:b/>
-              </w:rPr>
-            </w:r>
-            <w:r>
-              <w:rPr>
-                <w:b/>
-                <w:i w:val="0"/>
-                <w:sz w:val="20"/>
-              </w:rPr>
-              <w:t>Situação no acompanhamento</w:t>
-            </w:r>
-          </w:p>
-        </w:tc>
-      </w:tr>
-      <w:tr>
-        <w:tc>
-          <w:tcPr>
-            <w:tcW w:type="dxa" w:w="3120"/>
-          </w:tcPr>
-          <w:p>
-            <w:pPr>
-              <w:spacing w:before="40" w:after="40"/>
-            </w:pPr>
-            <w:r/>
-            <w:r>
-              <w:rPr>
-                <w:b w:val="0"/>
-                <w:i w:val="0"/>
-                <w:sz w:val="20"/>
-              </w:rPr>
-              <w:t>Cadastro de Clientes (Rede D1000)</w:t>
-            </w:r>
-          </w:p>
-        </w:tc>
-        <w:tc>
-          <w:tcPr>
-            <w:tcW w:type="dxa" w:w="3120"/>
-          </w:tcPr>
-          <w:p>
-            <w:pPr>
-              <w:spacing w:before="40" w:after="40"/>
-            </w:pPr>
-            <w:r/>
-            <w:r>
-              <w:rPr>
-                <w:b w:val="0"/>
-                <w:i w:val="0"/>
-                <w:sz w:val="20"/>
-              </w:rPr>
-              <w:t>Prazo/escopo do contrato</w:t>
-            </w:r>
-          </w:p>
-        </w:tc>
-        <w:tc>
-          <w:tcPr>
-            <w:tcW w:type="dxa" w:w="3120"/>
-          </w:tcPr>
-          <w:p>
-            <w:pPr>
-              <w:spacing w:before="40" w:after="40"/>
-            </w:pPr>
-            <w:r/>
-            <w:r>
-              <w:rPr>
-                <w:b w:val="0"/>
-                <w:i w:val="0"/>
-                <w:sz w:val="20"/>
-              </w:rPr>
-              <w:t>Concluído com aceite formal; desvios de prazo originados por dependências externas do cliente (ambiente AKS, GMUD) foram registrados e tratados no projeto</w:t>
-            </w:r>
-          </w:p>
-        </w:tc>
-      </w:tr>
-      <w:tr>
-        <w:tc>
-          <w:tcPr>
-            <w:tcW w:type="dxa" w:w="3120"/>
-          </w:tcPr>
-          <w:p>
-            <w:pPr>
-              <w:spacing w:before="40" w:after="40"/>
-            </w:pPr>
-            <w:r/>
-            <w:r>
-              <w:rPr>
-                <w:b w:val="0"/>
-                <w:i w:val="0"/>
-                <w:sz w:val="20"/>
-              </w:rPr>
-              <w:t>SuperApp Fruki (Pacote 1 e Final)</w:t>
-            </w:r>
-          </w:p>
-        </w:tc>
-        <w:tc>
-          <w:tcPr>
-            <w:tcW w:type="dxa" w:w="3120"/>
-          </w:tcPr>
-          <w:p>
-            <w:pPr>
-              <w:spacing w:before="40" w:after="40"/>
-            </w:pPr>
-            <w:r/>
-            <w:r>
-              <w:rPr>
-                <w:b w:val="0"/>
-                <w:i w:val="0"/>
-                <w:sz w:val="20"/>
-              </w:rPr>
-              <w:t>Entregas incrementais por módulo</w:t>
-            </w:r>
-          </w:p>
-        </w:tc>
-        <w:tc>
-          <w:tcPr>
-            <w:tcW w:type="dxa" w:w="3120"/>
-          </w:tcPr>
-          <w:p>
-            <w:pPr>
-              <w:spacing w:before="40" w:after="40"/>
-            </w:pPr>
-            <w:r/>
-            <w:r>
-              <w:rPr>
-                <w:b w:val="0"/>
-                <w:i w:val="0"/>
-                <w:sz w:val="20"/>
-              </w:rPr>
-              <w:t>Concluído; entregas validadas por piloto e aceite final</w:t>
-            </w:r>
-          </w:p>
-        </w:tc>
-      </w:tr>
-      <w:tr>
-        <w:tc>
-          <w:tcPr>
-            <w:tcW w:type="dxa" w:w="3120"/>
-          </w:tcPr>
-          <w:p>
-            <w:pPr>
-              <w:spacing w:before="40" w:after="40"/>
-            </w:pPr>
-            <w:r/>
-            <w:r>
-              <w:rPr>
-                <w:b w:val="0"/>
-                <w:i w:val="0"/>
-                <w:sz w:val="20"/>
-              </w:rPr>
-              <w:t>Fundação Tecnológica GASMIG</w:t>
-            </w:r>
-          </w:p>
-        </w:tc>
-        <w:tc>
-          <w:tcPr>
-            <w:tcW w:type="dxa" w:w="3120"/>
-          </w:tcPr>
-          <w:p>
-            <w:pPr>
-              <w:spacing w:before="40" w:after="40"/>
-            </w:pPr>
-            <w:r/>
-            <w:r>
-              <w:rPr>
-                <w:b w:val="0"/>
-                <w:i w:val="0"/>
-                <w:sz w:val="20"/>
-              </w:rPr>
-              <w:t>Entrega por marco (OS-001 e OS-002)</w:t>
-            </w:r>
-          </w:p>
-        </w:tc>
-        <w:tc>
-          <w:tcPr>
-            <w:tcW w:type="dxa" w:w="3120"/>
-          </w:tcPr>
-          <w:p>
-            <w:pPr>
-              <w:spacing w:before="40" w:after="40"/>
-            </w:pPr>
-            <w:r/>
-            <w:r>
-              <w:rPr>
-                <w:b w:val="0"/>
-                <w:i w:val="0"/>
-                <w:sz w:val="20"/>
-              </w:rPr>
-              <w:t>Concluído; OS-002 encerrada em 09/06/2026</w:t>
-            </w:r>
-          </w:p>
-        </w:tc>
-      </w:tr>
-      <w:tr>
-        <w:tc>
-          <w:tcPr>
-            <w:tcW w:type="dxa" w:w="3120"/>
-          </w:tcPr>
-          <w:p>
-            <w:pPr>
-              <w:spacing w:before="40" w:after="40"/>
-            </w:pPr>
-            <w:r/>
-            <w:r>
-              <w:rPr>
-                <w:b w:val="0"/>
-                <w:i w:val="0"/>
-                <w:sz w:val="20"/>
-              </w:rPr>
-              <w:t>WorkerAndamentos (AASP)</w:t>
-            </w:r>
-          </w:p>
-        </w:tc>
-        <w:tc>
-          <w:tcPr>
-            <w:tcW w:type="dxa" w:w="3120"/>
-          </w:tcPr>
-          <w:p>
-            <w:pPr>
-              <w:spacing w:before="40" w:after="40"/>
-            </w:pPr>
-            <w:r/>
-            <w:r>
-              <w:rPr>
-                <w:b w:val="0"/>
-                <w:i w:val="0"/>
-                <w:sz w:val="20"/>
-              </w:rPr>
-              <w:t>Entrega por fase/onda</w:t>
-            </w:r>
-          </w:p>
-        </w:tc>
-        <w:tc>
-          <w:tcPr>
-            <w:tcW w:type="dxa" w:w="3120"/>
-          </w:tcPr>
-          <w:p>
-            <w:pPr>
-              <w:spacing w:before="40" w:after="40"/>
-            </w:pPr>
-            <w:r/>
-            <w:r>
-              <w:rPr>
-                <w:b w:val="0"/>
-                <w:i w:val="0"/>
-                <w:sz w:val="20"/>
-              </w:rPr>
-              <w:t>Em execução; acompanhamento por horas e fases; encerramento previsto 30/06/2026</w:t>
-            </w:r>
-          </w:p>
-        </w:tc>
-      </w:tr>
-    </w:tbl>
-    <w:p/>
-    <w:p>
-      <w:pPr>
-        <w:spacing w:after="80"/>
-      </w:pPr>
-      <w:r>
-        <w:rPr>
-          <w:b w:val="0"/>
-          <w:i w:val="0"/>
-          <w:sz w:val="20"/>
-        </w:rPr>
-        <w:t>Desvios identificados no acompanhamento são tratados por realocação de recursos, repriorização ou ações específicas no projeto, conforme PRO-OSW-002 §5.</w:t>
-      </w:r>
-    </w:p>
-    <w:p>
-      <w:pPr>
-        <w:pBdr>
-          <w:bottom w:val="single" w:sz="6" w:space="1" w:color="AAAAAA"/>
-        </w:pBdr>
-      </w:pPr>
-    </w:p>
-    <w:p>
-      <w:pPr>
-        <w:pStyle w:val="Heading2"/>
-      </w:pPr>
-      <w:r>
-        <w:rPr>
-          <w:b/>
-          <w:color w:val="2E74B5"/>
-          <w:sz w:val="26"/>
-        </w:rPr>
-        <w:t>8. Análise crítica pela direção</w:t>
-      </w:r>
-    </w:p>
-    <w:p>
-      <w:pPr>
-        <w:spacing w:after="80"/>
-      </w:pPr>
-      <w:r>
-        <w:rPr>
-          <w:b w:val="0"/>
-          <w:i w:val="0"/>
-          <w:sz w:val="20"/>
-        </w:rPr>
-        <w:t xml:space="preserve">A situação do portfólio é insumo da </w:t>
-      </w:r>
-      <w:r>
-        <w:rPr>
-          <w:b/>
-          <w:i w:val="0"/>
-          <w:sz w:val="20"/>
-        </w:rPr>
-        <w:t>análise crítica trimestral dos processos</w:t>
-      </w:r>
-      <w:r>
-        <w:rPr>
-          <w:b w:val="0"/>
-          <w:i w:val="0"/>
-          <w:sz w:val="20"/>
-        </w:rPr>
-        <w:t>, conduzida pelo COO e reportada ao CEO (PRO-OSW-001 §7). As decisões e os encaminhamentos da análise crítica são registrados em ata mantida no Confluence e acompanhados pelo Time de Melhoria Contínua.</w:t>
-      </w:r>
-    </w:p>
-    <w:p>
-      <w:pPr>
-        <w:pBdr>
-          <w:bottom w:val="single" w:sz="6" w:space="1" w:color="AAAAAA"/>
-        </w:pBdr>
-      </w:pPr>
-    </w:p>
-    <w:p>
-      <w:pPr>
-        <w:pStyle w:val="Heading2"/>
-      </w:pPr>
-      <w:r>
-        <w:rPr>
-          <w:b/>
-          <w:color w:val="2E74B5"/>
-          <w:sz w:val="26"/>
-        </w:rPr>
-        <w:t>9. Rastreabilidade com o modelo MR-MPS-SW:2024</w:t>
-      </w:r>
-    </w:p>
-    <w:tbl>
-      <w:tblPr>
-        <w:tblStyle w:val="TableGrid"/>
-        <w:tblW w:type="auto" w:w="0"/>
-        <w:tblLook w:firstColumn="1" w:firstRow="1" w:lastColumn="0" w:lastRow="0" w:noHBand="0" w:noVBand="1" w:val="04A0"/>
-      </w:tblPr>
-      <w:tblGrid>
-        <w:gridCol w:w="4680"/>
-        <w:gridCol w:w="4680"/>
-      </w:tblGrid>
-      <w:tr>
-        <w:tc>
-          <w:tcPr>
-            <w:tcW w:type="dxa" w:w="4680"/>
-            <w:shd w:val="clear" w:color="auto" w:fill="D6E4F7"/>
-          </w:tcPr>
-          <w:p>
-            <w:pPr>
-              <w:spacing w:before="40" w:after="40"/>
-            </w:pPr>
-            <w:r>
-              <w:rPr>
-                <w:b/>
-              </w:rPr>
-            </w:r>
-            <w:r>
-              <w:rPr>
-                <w:b/>
-                <w:i w:val="0"/>
-                <w:sz w:val="20"/>
-              </w:rPr>
-              <w:t>Resultado</w:t>
-            </w:r>
-          </w:p>
-        </w:tc>
-        <w:tc>
-          <w:tcPr>
-            <w:tcW w:type="dxa" w:w="4680"/>
-            <w:shd w:val="clear" w:color="auto" w:fill="D6E4F7"/>
-          </w:tcPr>
-          <w:p>
-            <w:pPr>
-              <w:spacing w:before="40" w:after="40"/>
-            </w:pPr>
-            <w:r>
-              <w:rPr>
-                <w:b/>
-              </w:rPr>
-            </w:r>
-            <w:r>
-              <w:rPr>
-                <w:b/>
-                <w:i w:val="0"/>
-                <w:sz w:val="20"/>
-              </w:rPr>
-              <w:t>Como este documento atende</w:t>
-            </w:r>
-          </w:p>
-        </w:tc>
-      </w:tr>
-      <w:tr>
-        <w:tc>
-          <w:tcPr>
-            <w:tcW w:type="dxa" w:w="4680"/>
-          </w:tcPr>
-          <w:p>
-            <w:pPr>
-              <w:spacing w:before="40" w:after="40"/>
-            </w:pPr>
-            <w:r/>
-            <w:r>
-              <w:rPr>
-                <w:b w:val="0"/>
-                <w:i w:val="0"/>
-                <w:sz w:val="20"/>
-              </w:rPr>
-              <w:t>OSW 8 — oportunidades de negócio/investimentos priorizados (portfólio)</w:t>
-            </w:r>
-          </w:p>
-        </w:tc>
-        <w:tc>
-          <w:tcPr>
-            <w:tcW w:type="dxa" w:w="4680"/>
-          </w:tcPr>
-          <w:p>
-            <w:pPr>
-              <w:spacing w:before="40" w:after="40"/>
-            </w:pPr>
-            <w:r/>
-            <w:r>
-              <w:rPr>
-                <w:b w:val="0"/>
-                <w:i w:val="0"/>
-                <w:sz w:val="20"/>
-              </w:rPr>
-              <w:t>§3 (portfólio consolidado) e §4 (priorização aplicada)</w:t>
-            </w:r>
-          </w:p>
-        </w:tc>
-      </w:tr>
-      <w:tr>
-        <w:tc>
-          <w:tcPr>
-            <w:tcW w:type="dxa" w:w="4680"/>
-          </w:tcPr>
-          <w:p>
-            <w:pPr>
-              <w:spacing w:before="40" w:after="40"/>
-            </w:pPr>
-            <w:r/>
-            <w:r>
-              <w:rPr>
-                <w:b w:val="0"/>
-                <w:i w:val="0"/>
-                <w:sz w:val="20"/>
-              </w:rPr>
-              <w:t>OSW 9 — recursos, orçamento e autoridade do portfólio estabelecidos</w:t>
-            </w:r>
-          </w:p>
-        </w:tc>
-        <w:tc>
-          <w:tcPr>
-            <w:tcW w:type="dxa" w:w="4680"/>
-          </w:tcPr>
-          <w:p>
-            <w:pPr>
-              <w:spacing w:before="40" w:after="40"/>
-            </w:pPr>
-            <w:r/>
-            <w:r>
-              <w:rPr>
-                <w:b w:val="0"/>
-                <w:i w:val="0"/>
-                <w:sz w:val="20"/>
-              </w:rPr>
-              <w:t>§5 (capacity, recursos compartilhados e autoridade)</w:t>
-            </w:r>
-          </w:p>
-        </w:tc>
-      </w:tr>
-      <w:tr>
-        <w:tc>
-          <w:tcPr>
-            <w:tcW w:type="dxa" w:w="4680"/>
-          </w:tcPr>
-          <w:p>
-            <w:pPr>
-              <w:spacing w:before="40" w:after="40"/>
-            </w:pPr>
-            <w:r/>
-            <w:r>
-              <w:rPr>
-                <w:b w:val="0"/>
-                <w:i w:val="0"/>
-                <w:sz w:val="20"/>
-              </w:rPr>
-              <w:t>OSW 10 — projetos do portfólio mantidos e tratados conforme os acordos</w:t>
-            </w:r>
-          </w:p>
-        </w:tc>
-        <w:tc>
-          <w:tcPr>
-            <w:tcW w:type="dxa" w:w="4680"/>
-          </w:tcPr>
-          <w:p>
-            <w:pPr>
-              <w:spacing w:before="40" w:after="40"/>
-            </w:pPr>
-            <w:r/>
-            <w:r>
-              <w:rPr>
-                <w:b w:val="0"/>
-                <w:i w:val="0"/>
-                <w:sz w:val="20"/>
-              </w:rPr>
-              <w:t>§7 (acompanhamento e tratamento de desvios)</w:t>
-            </w:r>
-          </w:p>
-        </w:tc>
-      </w:tr>
-    </w:tbl>
-    <w:p/>
-    <w:p>
-      <w:pPr>
-        <w:pBdr>
-          <w:bottom w:val="single" w:sz="6" w:space="1" w:color="AAAAAA"/>
-        </w:pBdr>
-      </w:pPr>
-    </w:p>
-    <w:p>
-      <w:pPr>
-        <w:pStyle w:val="Heading2"/>
-      </w:pPr>
-      <w:r>
-        <w:rPr>
-          <w:b/>
-          <w:color w:val="2E74B5"/>
-          <w:sz w:val="26"/>
-        </w:rPr>
-        <w:t>Histórico de revisões</w:t>
-      </w:r>
-    </w:p>
-    <w:tbl>
-      <w:tblPr>
-        <w:tblStyle w:val="TableGrid"/>
-        <w:tblW w:type="auto" w:w="0"/>
-        <w:tblLook w:firstColumn="1" w:firstRow="1" w:lastColumn="0" w:lastRow="0" w:noHBand="0" w:noVBand="1" w:val="04A0"/>
-      </w:tblPr>
-      <w:tblGrid>
-        <w:gridCol w:w="2340"/>
-        <w:gridCol w:w="2340"/>
-        <w:gridCol w:w="2340"/>
-        <w:gridCol w:w="2340"/>
-      </w:tblGrid>
-      <w:tr>
-        <w:tc>
-          <w:tcPr>
-            <w:tcW w:type="dxa" w:w="2340"/>
-            <w:shd w:val="clear" w:color="auto" w:fill="D6E4F7"/>
-          </w:tcPr>
-          <w:p>
-            <w:pPr>
-              <w:spacing w:before="40" w:after="40"/>
-            </w:pPr>
-            <w:r>
-              <w:rPr>
-                <w:b/>
-              </w:rPr>
-            </w:r>
-            <w:r>
-              <w:rPr>
-                <w:b/>
-                <w:i w:val="0"/>
-                <w:sz w:val="20"/>
-              </w:rPr>
-              <w:t>Versão</w:t>
-            </w:r>
-          </w:p>
-        </w:tc>
-        <w:tc>
-          <w:tcPr>
-            <w:tcW w:type="dxa" w:w="2340"/>
-            <w:shd w:val="clear" w:color="auto" w:fill="D6E4F7"/>
-          </w:tcPr>
-          <w:p>
-            <w:pPr>
-              <w:spacing w:before="40" w:after="40"/>
-            </w:pPr>
-            <w:r>
-              <w:rPr>
-                <w:b/>
-              </w:rPr>
-            </w:r>
-            <w:r>
-              <w:rPr>
-                <w:b/>
-                <w:i w:val="0"/>
-                <w:sz w:val="20"/>
-              </w:rPr>
-              <w:t>Data</w:t>
-            </w:r>
-          </w:p>
-        </w:tc>
-        <w:tc>
-          <w:tcPr>
-            <w:tcW w:type="dxa" w:w="2340"/>
-            <w:shd w:val="clear" w:color="auto" w:fill="D6E4F7"/>
-          </w:tcPr>
-          <w:p>
-            <w:pPr>
-              <w:spacing w:before="40" w:after="40"/>
-            </w:pPr>
-            <w:r>
-              <w:rPr>
-                <w:b/>
-              </w:rPr>
-            </w:r>
-            <w:r>
-              <w:rPr>
-                <w:b/>
-                <w:i w:val="0"/>
-                <w:sz w:val="20"/>
-              </w:rPr>
-              <w:t>Autor</w:t>
-            </w:r>
-          </w:p>
-        </w:tc>
-        <w:tc>
-          <w:tcPr>
-            <w:tcW w:type="dxa" w:w="2340"/>
-            <w:shd w:val="clear" w:color="auto" w:fill="D6E4F7"/>
-          </w:tcPr>
-          <w:p>
-            <w:pPr>
-              <w:spacing w:before="40" w:after="40"/>
-            </w:pPr>
-            <w:r>
-              <w:rPr>
-                <w:b/>
-              </w:rPr>
-            </w:r>
-            <w:r>
-              <w:rPr>
-                <w:b/>
-                <w:i w:val="0"/>
-                <w:sz w:val="20"/>
-              </w:rPr>
-              <w:t>Descrição</w:t>
-            </w:r>
-          </w:p>
-        </w:tc>
-      </w:tr>
-      <w:tr>
-        <w:tc>
-          <w:tcPr>
-            <w:tcW w:type="dxa" w:w="2340"/>
-          </w:tcPr>
-          <w:p>
-            <w:pPr>
-              <w:spacing w:before="40" w:after="40"/>
-            </w:pPr>
-            <w:r/>
-            <w:r>
-              <w:rPr>
-                <w:b w:val="0"/>
                 <w:i w:val="0"/>
                 <w:sz w:val="20"/>
               </w:rPr>
@@ -2557,15 +3449,21 @@
         </w:tc>
         <w:tc>
           <w:tcPr>
-            <w:tcW w:type="dxa" w:w="2340"/>
+            <w:tcW w:type="dxa" w:w="2225"/>
+            <w:tcMar>
+              <w:top w:w="60" w:type="dxa"/>
+              <w:bottom w:w="60" w:type="dxa"/>
+              <w:left w:w="100" w:type="dxa"/>
+              <w:right w:w="100" w:type="dxa"/>
+            </w:tcMar>
           </w:tcPr>
           <w:p>
             <w:pPr>
               <w:spacing w:before="40" w:after="40"/>
             </w:pPr>
-            <w:r/>
             <w:r>
               <w:rPr>
+                <w:rFonts w:ascii="Calibri" w:hAnsi="Calibri"/>
                 <w:b w:val="0"/>
                 <w:i w:val="0"/>
                 <w:sz w:val="20"/>
@@ -2576,15 +3474,21 @@
         </w:tc>
         <w:tc>
           <w:tcPr>
-            <w:tcW w:type="dxa" w:w="2340"/>
+            <w:tcW w:type="dxa" w:w="2225"/>
+            <w:tcMar>
+              <w:top w:w="60" w:type="dxa"/>
+              <w:bottom w:w="60" w:type="dxa"/>
+              <w:left w:w="100" w:type="dxa"/>
+              <w:right w:w="100" w:type="dxa"/>
+            </w:tcMar>
           </w:tcPr>
           <w:p>
             <w:pPr>
               <w:spacing w:before="40" w:after="40"/>
             </w:pPr>
-            <w:r/>
             <w:r>
               <w:rPr>
+                <w:rFonts w:ascii="Calibri" w:hAnsi="Calibri"/>
                 <w:b w:val="0"/>
                 <w:i w:val="0"/>
                 <w:sz w:val="20"/>
@@ -2595,15 +3499,21 @@
         </w:tc>
         <w:tc>
           <w:tcPr>
-            <w:tcW w:type="dxa" w:w="2340"/>
+            <w:tcW w:type="dxa" w:w="2225"/>
+            <w:tcMar>
+              <w:top w:w="60" w:type="dxa"/>
+              <w:bottom w:w="60" w:type="dxa"/>
+              <w:left w:w="100" w:type="dxa"/>
+              <w:right w:w="100" w:type="dxa"/>
+            </w:tcMar>
           </w:tcPr>
           <w:p>
             <w:pPr>
               <w:spacing w:before="40" w:after="40"/>
             </w:pPr>
-            <w:r/>
             <w:r>
               <w:rPr>
+                <w:rFonts w:ascii="Calibri" w:hAnsi="Calibri"/>
                 <w:b w:val="0"/>
                 <w:i w:val="0"/>
                 <w:sz w:val="20"/>
@@ -2613,16 +3523,310 @@
           </w:p>
         </w:tc>
       </w:tr>
+      <w:tr>
+        <w:trPr>
+          <w:cantSplit w:val="1"/>
+        </w:trPr>
+        <w:tc>
+          <w:tcPr>
+            <w:tcW w:type="dxa" w:w="2225"/>
+            <w:tcMar>
+              <w:top w:w="60" w:type="dxa"/>
+              <w:bottom w:w="60" w:type="dxa"/>
+              <w:left w:w="100" w:type="dxa"/>
+              <w:right w:w="100" w:type="dxa"/>
+            </w:tcMar>
+            <w:shd w:val="clear" w:color="auto" w:fill="F0F4F8"/>
+          </w:tcPr>
+          <w:p>
+            <w:pPr>
+              <w:spacing w:before="40" w:after="40"/>
+            </w:pPr>
+            <w:r>
+              <w:rPr>
+                <w:rFonts w:ascii="Calibri" w:hAnsi="Calibri"/>
+                <w:b/>
+                <w:i w:val="0"/>
+                <w:sz w:val="20"/>
+              </w:rPr>
+              <w:t>1.1</w:t>
+            </w:r>
+          </w:p>
+        </w:tc>
+        <w:tc>
+          <w:tcPr>
+            <w:tcW w:type="dxa" w:w="2225"/>
+            <w:tcMar>
+              <w:top w:w="60" w:type="dxa"/>
+              <w:bottom w:w="60" w:type="dxa"/>
+              <w:left w:w="100" w:type="dxa"/>
+              <w:right w:w="100" w:type="dxa"/>
+            </w:tcMar>
+          </w:tcPr>
+          <w:p>
+            <w:pPr>
+              <w:spacing w:before="40" w:after="40"/>
+            </w:pPr>
+            <w:r>
+              <w:rPr>
+                <w:rFonts w:ascii="Calibri" w:hAnsi="Calibri"/>
+                <w:b w:val="0"/>
+                <w:i w:val="0"/>
+                <w:sz w:val="20"/>
+              </w:rPr>
+              <w:t>15/06/2026</w:t>
+            </w:r>
+          </w:p>
+        </w:tc>
+        <w:tc>
+          <w:tcPr>
+            <w:tcW w:type="dxa" w:w="2225"/>
+            <w:tcMar>
+              <w:top w:w="60" w:type="dxa"/>
+              <w:bottom w:w="60" w:type="dxa"/>
+              <w:left w:w="100" w:type="dxa"/>
+              <w:right w:w="100" w:type="dxa"/>
+            </w:tcMar>
+          </w:tcPr>
+          <w:p>
+            <w:pPr>
+              <w:spacing w:before="40" w:after="40"/>
+            </w:pPr>
+            <w:r>
+              <w:rPr>
+                <w:rFonts w:ascii="Calibri" w:hAnsi="Calibri"/>
+                <w:b w:val="0"/>
+                <w:i w:val="0"/>
+                <w:sz w:val="20"/>
+              </w:rPr>
+              <w:t>Time de Melhoria Contínua</w:t>
+            </w:r>
+          </w:p>
+        </w:tc>
+        <w:tc>
+          <w:tcPr>
+            <w:tcW w:type="dxa" w:w="2225"/>
+            <w:tcMar>
+              <w:top w:w="60" w:type="dxa"/>
+              <w:bottom w:w="60" w:type="dxa"/>
+              <w:left w:w="100" w:type="dxa"/>
+              <w:right w:w="100" w:type="dxa"/>
+            </w:tcMar>
+          </w:tcPr>
+          <w:p>
+            <w:pPr>
+              <w:spacing w:before="40" w:after="40"/>
+            </w:pPr>
+            <w:r>
+              <w:rPr>
+                <w:rFonts w:ascii="Calibri" w:hAnsi="Calibri"/>
+                <w:b w:val="0"/>
+                <w:i w:val="0"/>
+                <w:sz w:val="20"/>
+              </w:rPr>
+              <w:t>Inclusão do projeto MilhasFácil (Hub de Milhas) no portfólio (§3 e §7); atualização do snapshot para 15/06/2026 e do período de referência para Jul/2026</w:t>
+            </w:r>
+          </w:p>
+        </w:tc>
+      </w:tr>
     </w:tbl>
-    <w:p/>
+    <w:p>
+      <w:pPr>
+        <w:spacing w:before="0" w:after="160"/>
+      </w:pPr>
+    </w:p>
     <w:sectPr>
-      <w:pgSz w:w="12240" w:h="15840"/>
-      <w:pgMar w:top="1440" w:right="1440" w:bottom="1440" w:left="1440" w:header="720" w:footer="720" w:gutter="0"/>
+      <w:headerReference w:type="default" r:id="rId9"/>
+      <w:headerReference w:type="first" r:id="rId10"/>
+      <w:footerReference w:type="default" r:id="rId11"/>
+      <w:footerReference w:type="first" r:id="rId12"/>
+      <w:pgSz w:w="11906" w:h="16838"/>
+      <w:pgMar w:top="1587" w:right="1417" w:bottom="1417" w:left="1587" w:header="720" w:footer="720" w:gutter="0"/>
       <w:cols w:space="720"/>
+      <w:titlePg/>
       <w:docGrid w:linePitch="360"/>
     </w:sectPr>
   </w:body>
 </w:document>
+</file>
+
+<file path=word/footer1.xml><?xml version="1.0" encoding="utf-8"?>
+<w:ftr xmlns:m="http://schemas.openxmlformats.org/officeDocument/2006/math" xmlns:mc="http://schemas.openxmlformats.org/markup-compatibility/2006" xmlns:mo="http://schemas.microsoft.com/office/mac/office/2008/main" xmlns:mv="urn:schemas-microsoft-com:mac:vml" xmlns:o="urn:schemas-microsoft-com:office:office" xmlns:r="http://schemas.openxmlformats.org/officeDocument/2006/relationships" xmlns:v="urn:schemas-microsoft-com:vml" xmlns:w10="urn:schemas-microsoft-com:office:word" xmlns:w14="http://schemas.microsoft.com/office/word/2010/wordml" xmlns:w="http://schemas.openxmlformats.org/wordprocessingml/2006/main" xmlns:wne="http://schemas.microsoft.com/office/word/2006/wordml" xmlns:wp14="http://schemas.microsoft.com/office/word/2010/wordprocessingDrawing" xmlns:wp="http://schemas.openxmlformats.org/drawingml/2006/wordprocessingDrawing" xmlns:wpc="http://schemas.microsoft.com/office/word/2010/wordprocessingCanvas" xmlns:wpg="http://schemas.microsoft.com/office/word/2010/wordprocessingGroup" xmlns:wpi="http://schemas.microsoft.com/office/word/2010/wordprocessingInk" xmlns:wps="http://schemas.microsoft.com/office/word/2010/wordprocessingShape" mc:Ignorable="w14 wp14">
+  <w:p>
+    <w:pPr>
+      <w:pStyle w:val="Footer"/>
+      <w:tabs>
+        <w:tab w:val="right" w:pos="8901"/>
+      </w:tabs>
+      <w:pBdr>
+        <w:top w:val="single" w:sz="4" w:space="4" w:color="003366"/>
+      </w:pBdr>
+      <w:spacing w:before="80" w:after="0"/>
+    </w:pPr>
+    <w:r>
+      <w:rPr>
+        <w:rFonts w:ascii="Calibri" w:hAnsi="Calibri"/>
+        <w:color w:val="555555"/>
+        <w:sz w:val="16"/>
+      </w:rPr>
+      <w:t>v1.1  ·  15/06/2026</w:t>
+    </w:r>
+    <w:r>
+      <w:tab/>
+    </w:r>
+    <w:r>
+      <w:rPr>
+        <w:rFonts w:ascii="Calibri" w:hAnsi="Calibri"/>
+        <w:color w:val="555555"/>
+        <w:sz w:val="16"/>
+      </w:rPr>
+      <w:t xml:space="preserve">Página </w:t>
+    </w:r>
+    <w:r>
+      <w:rPr>
+        <w:rFonts w:ascii="Calibri" w:hAnsi="Calibri"/>
+        <w:sz w:val="16"/>
+      </w:rPr>
+      <w:fldChar w:fldCharType="begin"/>
+      <w:instrText xml:space="preserve"> PAGE </w:instrText>
+      <w:fldChar w:fldCharType="end"/>
+    </w:r>
+    <w:r>
+      <w:rPr>
+        <w:rFonts w:ascii="Calibri" w:hAnsi="Calibri"/>
+        <w:color w:val="555555"/>
+        <w:sz w:val="16"/>
+      </w:rPr>
+      <w:t xml:space="preserve"> de </w:t>
+    </w:r>
+    <w:r>
+      <w:rPr>
+        <w:rFonts w:ascii="Calibri" w:hAnsi="Calibri"/>
+        <w:sz w:val="16"/>
+      </w:rPr>
+      <w:fldChar w:fldCharType="begin"/>
+      <w:instrText xml:space="preserve"> NUMPAGES </w:instrText>
+      <w:fldChar w:fldCharType="end"/>
+    </w:r>
+  </w:p>
+</w:ftr>
+</file>
+
+<file path=word/footer2.xml><?xml version="1.0" encoding="utf-8"?>
+<w:ftr xmlns:m="http://schemas.openxmlformats.org/officeDocument/2006/math" xmlns:mc="http://schemas.openxmlformats.org/markup-compatibility/2006" xmlns:mo="http://schemas.microsoft.com/office/mac/office/2008/main" xmlns:mv="urn:schemas-microsoft-com:mac:vml" xmlns:o="urn:schemas-microsoft-com:office:office" xmlns:r="http://schemas.openxmlformats.org/officeDocument/2006/relationships" xmlns:v="urn:schemas-microsoft-com:vml" xmlns:w10="urn:schemas-microsoft-com:office:word" xmlns:w14="http://schemas.microsoft.com/office/word/2010/wordml" xmlns:w="http://schemas.openxmlformats.org/wordprocessingml/2006/main" xmlns:wne="http://schemas.microsoft.com/office/word/2006/wordml" xmlns:wp14="http://schemas.microsoft.com/office/word/2010/wordprocessingDrawing" xmlns:wp="http://schemas.openxmlformats.org/drawingml/2006/wordprocessingDrawing" xmlns:wpc="http://schemas.microsoft.com/office/word/2010/wordprocessingCanvas" xmlns:wpg="http://schemas.microsoft.com/office/word/2010/wordprocessingGroup" xmlns:wpi="http://schemas.microsoft.com/office/word/2010/wordprocessingInk" xmlns:wps="http://schemas.microsoft.com/office/word/2010/wordprocessingShape" mc:Ignorable="w14 wp14">
+  <w:p>
+    <w:pPr>
+      <w:pStyle w:val="Footer"/>
+      <w:tabs>
+        <w:tab w:val="right" w:pos="8901"/>
+      </w:tabs>
+      <w:pBdr>
+        <w:top w:val="single" w:sz="4" w:space="4" w:color="003366"/>
+      </w:pBdr>
+      <w:spacing w:before="80" w:after="0"/>
+    </w:pPr>
+    <w:r>
+      <w:rPr>
+        <w:rFonts w:ascii="Calibri" w:hAnsi="Calibri"/>
+        <w:color w:val="555555"/>
+        <w:sz w:val="16"/>
+      </w:rPr>
+      <w:t>v1.1  ·  15/06/2026</w:t>
+    </w:r>
+    <w:r>
+      <w:tab/>
+    </w:r>
+    <w:r>
+      <w:rPr>
+        <w:rFonts w:ascii="Calibri" w:hAnsi="Calibri"/>
+        <w:color w:val="555555"/>
+        <w:sz w:val="16"/>
+      </w:rPr>
+      <w:t xml:space="preserve">Página </w:t>
+    </w:r>
+    <w:r>
+      <w:rPr>
+        <w:rFonts w:ascii="Calibri" w:hAnsi="Calibri"/>
+        <w:sz w:val="16"/>
+      </w:rPr>
+      <w:fldChar w:fldCharType="begin"/>
+      <w:instrText xml:space="preserve"> PAGE </w:instrText>
+      <w:fldChar w:fldCharType="end"/>
+    </w:r>
+    <w:r>
+      <w:rPr>
+        <w:rFonts w:ascii="Calibri" w:hAnsi="Calibri"/>
+        <w:color w:val="555555"/>
+        <w:sz w:val="16"/>
+      </w:rPr>
+      <w:t xml:space="preserve"> de </w:t>
+    </w:r>
+    <w:r>
+      <w:rPr>
+        <w:rFonts w:ascii="Calibri" w:hAnsi="Calibri"/>
+        <w:sz w:val="16"/>
+      </w:rPr>
+      <w:fldChar w:fldCharType="begin"/>
+      <w:instrText xml:space="preserve"> NUMPAGES </w:instrText>
+      <w:fldChar w:fldCharType="end"/>
+    </w:r>
+  </w:p>
+</w:ftr>
+</file>
+
+<file path=word/header1.xml><?xml version="1.0" encoding="utf-8"?>
+<w:hdr xmlns:m="http://schemas.openxmlformats.org/officeDocument/2006/math" xmlns:mc="http://schemas.openxmlformats.org/markup-compatibility/2006" xmlns:mo="http://schemas.microsoft.com/office/mac/office/2008/main" xmlns:mv="urn:schemas-microsoft-com:mac:vml" xmlns:o="urn:schemas-microsoft-com:office:office" xmlns:r="http://schemas.openxmlformats.org/officeDocument/2006/relationships" xmlns:v="urn:schemas-microsoft-com:vml" xmlns:w10="urn:schemas-microsoft-com:office:word" xmlns:w14="http://schemas.microsoft.com/office/word/2010/wordml" xmlns:w="http://schemas.openxmlformats.org/wordprocessingml/2006/main" xmlns:wne="http://schemas.microsoft.com/office/word/2006/wordml" xmlns:wp14="http://schemas.microsoft.com/office/word/2010/wordprocessingDrawing" xmlns:wp="http://schemas.openxmlformats.org/drawingml/2006/wordprocessingDrawing" xmlns:wpc="http://schemas.microsoft.com/office/word/2010/wordprocessingCanvas" xmlns:wpg="http://schemas.microsoft.com/office/word/2010/wordprocessingGroup" xmlns:wpi="http://schemas.microsoft.com/office/word/2010/wordprocessingInk" xmlns:wps="http://schemas.microsoft.com/office/word/2010/wordprocessingShape" mc:Ignorable="w14 wp14">
+  <w:p>
+    <w:pPr>
+      <w:pStyle w:val="Header"/>
+      <w:tabs>
+        <w:tab w:val="right" w:pos="8901"/>
+      </w:tabs>
+      <w:pBdr>
+        <w:bottom w:val="single" w:sz="8" w:space="4" w:color="003366"/>
+      </w:pBdr>
+      <w:spacing w:before="0" w:after="80"/>
+    </w:pPr>
+    <w:r>
+      <w:rPr>
+        <w:rFonts w:ascii="Calibri" w:hAnsi="Calibri"/>
+        <w:b/>
+        <w:color w:val="003366"/>
+        <w:sz w:val="18"/>
+      </w:rPr>
+      <w:t>TIMEWARE</w:t>
+    </w:r>
+    <w:r>
+      <w:rPr>
+        <w:rFonts w:ascii="Calibri" w:hAnsi="Calibri"/>
+        <w:color w:val="555555"/>
+        <w:sz w:val="18"/>
+      </w:rPr>
+      <w:t xml:space="preserve">   ·   REG-OSW-001</w:t>
+    </w:r>
+    <w:r>
+      <w:tab/>
+    </w:r>
+    <w:r>
+      <w:rPr>
+        <w:rFonts w:ascii="Calibri" w:hAnsi="Calibri"/>
+        <w:color w:val="555555"/>
+        <w:sz w:val="18"/>
+      </w:rPr>
+      <w:t>Gerência Organizacional de Software</w:t>
+    </w:r>
+  </w:p>
+</w:hdr>
+</file>
+
+<file path=word/header2.xml><?xml version="1.0" encoding="utf-8"?>
+<w:hdr xmlns:m="http://schemas.openxmlformats.org/officeDocument/2006/math" xmlns:mc="http://schemas.openxmlformats.org/markup-compatibility/2006" xmlns:mo="http://schemas.microsoft.com/office/mac/office/2008/main" xmlns:mv="urn:schemas-microsoft-com:mac:vml" xmlns:o="urn:schemas-microsoft-com:office:office" xmlns:r="http://schemas.openxmlformats.org/officeDocument/2006/relationships" xmlns:v="urn:schemas-microsoft-com:vml" xmlns:w10="urn:schemas-microsoft-com:office:word" xmlns:w14="http://schemas.microsoft.com/office/word/2010/wordml" xmlns:w="http://schemas.openxmlformats.org/wordprocessingml/2006/main" xmlns:wne="http://schemas.microsoft.com/office/word/2006/wordml" xmlns:wp14="http://schemas.microsoft.com/office/word/2010/wordprocessingDrawing" xmlns:wp="http://schemas.openxmlformats.org/drawingml/2006/wordprocessingDrawing" xmlns:wpc="http://schemas.microsoft.com/office/word/2010/wordprocessingCanvas" xmlns:wpg="http://schemas.microsoft.com/office/word/2010/wordprocessingGroup" xmlns:wpi="http://schemas.microsoft.com/office/word/2010/wordprocessingInk" xmlns:wps="http://schemas.microsoft.com/office/word/2010/wordprocessingShape" mc:Ignorable="w14 wp14">
+  <w:p>
+    <w:pPr>
+      <w:pStyle w:val="Header"/>
+    </w:pPr>
+  </w:p>
+</w:hdr>
 </file>
 
 <file path=word/numbering.xml><?xml version="1.0" encoding="utf-8"?>
@@ -2988,9 +4192,12 @@
     <w:name w:val="Normal"/>
     <w:qFormat/>
     <w:rsid w:val="00FC693F"/>
+    <w:pPr>
+      <w:spacing w:after="120" w:lineRule="auto" w:line="276"/>
+    </w:pPr>
     <w:rPr>
       <w:rFonts w:ascii="Calibri" w:hAnsi="Calibri"/>
-      <w:sz w:val="20"/>
+      <w:sz w:val="22"/>
     </w:rPr>
   </w:style>
   <w:style w:type="paragraph" w:styleId="Header">
@@ -3048,15 +4255,15 @@
     <w:pPr>
       <w:keepNext/>
       <w:keepLines/>
-      <w:spacing w:before="480" w:after="0"/>
+      <w:spacing w:before="360" w:after="120"/>
       <w:outlineLvl w:val="0"/>
     </w:pPr>
     <w:rPr>
-      <w:rFonts w:asciiTheme="majorHAnsi" w:eastAsiaTheme="majorEastAsia" w:hAnsiTheme="majorHAnsi" w:cstheme="majorBidi"/>
+      <w:rFonts w:asciiTheme="majorHAnsi" w:eastAsiaTheme="majorEastAsia" w:hAnsiTheme="majorHAnsi" w:cstheme="majorBidi" w:ascii="Calibri" w:hAnsi="Calibri"/>
       <w:b/>
       <w:bCs/>
-      <w:color w:val="365F91" w:themeColor="accent1" w:themeShade="BF"/>
-      <w:sz w:val="28"/>
+      <w:color w:val="003366"/>
+      <w:sz w:val="26"/>
       <w:szCs w:val="28"/>
     </w:rPr>
   </w:style>
@@ -3072,15 +4279,15 @@
     <w:pPr>
       <w:keepNext/>
       <w:keepLines/>
-      <w:spacing w:before="200" w:after="0"/>
+      <w:spacing w:before="240" w:after="80"/>
       <w:outlineLvl w:val="1"/>
     </w:pPr>
     <w:rPr>
-      <w:rFonts w:asciiTheme="majorHAnsi" w:eastAsiaTheme="majorEastAsia" w:hAnsiTheme="majorHAnsi" w:cstheme="majorBidi"/>
+      <w:rFonts w:asciiTheme="majorHAnsi" w:eastAsiaTheme="majorEastAsia" w:hAnsiTheme="majorHAnsi" w:cstheme="majorBidi" w:ascii="Calibri" w:hAnsi="Calibri"/>
       <w:b/>
       <w:bCs/>
-      <w:color w:val="4F81BD" w:themeColor="accent1"/>
-      <w:sz w:val="26"/>
+      <w:color w:val="1A5276"/>
+      <w:sz w:val="22"/>
       <w:szCs w:val="26"/>
     </w:rPr>
   </w:style>
@@ -3096,14 +4303,16 @@
     <w:pPr>
       <w:keepNext/>
       <w:keepLines/>
-      <w:spacing w:before="200" w:after="0"/>
+      <w:spacing w:before="160" w:after="40"/>
       <w:outlineLvl w:val="2"/>
     </w:pPr>
     <w:rPr>
-      <w:rFonts w:asciiTheme="majorHAnsi" w:eastAsiaTheme="majorEastAsia" w:hAnsiTheme="majorHAnsi" w:cstheme="majorBidi"/>
+      <w:rFonts w:asciiTheme="majorHAnsi" w:eastAsiaTheme="majorEastAsia" w:hAnsiTheme="majorHAnsi" w:cstheme="majorBidi" w:ascii="Calibri" w:hAnsi="Calibri"/>
       <w:b/>
       <w:bCs/>
-      <w:color w:val="4F81BD" w:themeColor="accent1"/>
+      <w:i/>
+      <w:color w:val="1A5276"/>
+      <w:sz w:val="22"/>
     </w:rPr>
   </w:style>
   <w:style w:type="paragraph" w:styleId="Heading4">

--- a/mps-nivel-c/oficial/00_governanca/REG-OSW-001_Painel-de-Portfolio.docx
+++ b/mps-nivel-c/oficial/00_governanca/REG-OSW-001_Painel-de-Portfolio.docx
@@ -34,7 +34,7 @@
           <w:color w:val="555555"/>
           <w:sz w:val="20"/>
         </w:rPr>
-        <w:t>REG-OSW-001   ·   Versão 1.1   ·   15/06/2026   ·   Timeware Brasil</w:t>
+        <w:t>REG-OSW-001   ·   Versão 1.2   ·   16/06/2026   ·   Timeware Brasil</w:t>
       </w:r>
     </w:p>
     <w:p>
@@ -226,7 +226,7 @@
                 <w:i w:val="0"/>
                 <w:sz w:val="20"/>
               </w:rPr>
-              <w:t>1.1</w:t>
+              <w:t>1.2</w:t>
             </w:r>
           </w:p>
         </w:tc>
@@ -282,7 +282,7 @@
                 <w:i w:val="0"/>
                 <w:sz w:val="20"/>
               </w:rPr>
-              <w:t>15/06/2026</w:t>
+              <w:t>16/06/2026</w:t>
             </w:r>
           </w:p>
         </w:tc>
@@ -790,7 +790,7 @@
                 <w:i w:val="0"/>
                 <w:sz w:val="20"/>
               </w:rPr>
-              <w:t>15/06/2026</w:t>
+              <w:t>16/06/2026</w:t>
             </w:r>
           </w:p>
         </w:tc>
@@ -1850,7 +1850,7 @@
                 <w:i w:val="0"/>
                 <w:sz w:val="20"/>
               </w:rPr>
-              <w:t>~9 meses (em curso)</w:t>
+              <w:t>Out/2025 – Jun/2026</w:t>
             </w:r>
           </w:p>
         </w:tc>
@@ -2007,7 +2007,7 @@
                 <w:i w:val="0"/>
                 <w:sz w:val="20"/>
               </w:rPr>
-              <w:t>Fev/2026 – Jul/2026 (em curso)</w:t>
+              <w:t>Fev/2026 – Jul/2026</w:t>
             </w:r>
           </w:p>
         </w:tc>
@@ -2058,6 +2058,322 @@
                 <w:sz w:val="20"/>
               </w:rPr>
               <w:t>04_registros/MilhasFacil_Busca-de-Milhas</w:t>
+            </w:r>
+          </w:p>
+        </w:tc>
+      </w:tr>
+      <w:tr>
+        <w:trPr>
+          <w:cantSplit w:val="1"/>
+        </w:trPr>
+        <w:tc>
+          <w:tcPr>
+            <w:tcW w:type="dxa" w:w="1484"/>
+            <w:tcMar>
+              <w:top w:w="60" w:type="dxa"/>
+              <w:bottom w:w="60" w:type="dxa"/>
+              <w:left w:w="100" w:type="dxa"/>
+              <w:right w:w="100" w:type="dxa"/>
+            </w:tcMar>
+            <w:shd w:val="clear" w:color="auto" w:fill="EBF5FB"/>
+          </w:tcPr>
+          <w:p>
+            <w:pPr>
+              <w:spacing w:before="40" w:after="40"/>
+            </w:pPr>
+            <w:r>
+              <w:rPr>
+                <w:rFonts w:ascii="Calibri" w:hAnsi="Calibri"/>
+                <w:b w:val="0"/>
+                <w:i w:val="0"/>
+                <w:sz w:val="20"/>
+              </w:rPr>
+              <w:t>SensrJiraSync — Sincronização Sensr↔Jira</w:t>
+            </w:r>
+          </w:p>
+        </w:tc>
+        <w:tc>
+          <w:tcPr>
+            <w:tcW w:type="dxa" w:w="1484"/>
+            <w:tcMar>
+              <w:top w:w="60" w:type="dxa"/>
+              <w:bottom w:w="60" w:type="dxa"/>
+              <w:left w:w="100" w:type="dxa"/>
+              <w:right w:w="100" w:type="dxa"/>
+            </w:tcMar>
+            <w:shd w:val="clear" w:color="auto" w:fill="EBF5FB"/>
+          </w:tcPr>
+          <w:p>
+            <w:pPr>
+              <w:spacing w:before="40" w:after="40"/>
+            </w:pPr>
+            <w:r>
+              <w:rPr>
+                <w:rFonts w:ascii="Calibri" w:hAnsi="Calibri"/>
+                <w:b w:val="0"/>
+                <w:i w:val="0"/>
+                <w:sz w:val="20"/>
+              </w:rPr>
+              <w:t>AASP</w:t>
+            </w:r>
+          </w:p>
+        </w:tc>
+        <w:tc>
+          <w:tcPr>
+            <w:tcW w:type="dxa" w:w="1484"/>
+            <w:tcMar>
+              <w:top w:w="60" w:type="dxa"/>
+              <w:bottom w:w="60" w:type="dxa"/>
+              <w:left w:w="100" w:type="dxa"/>
+              <w:right w:w="100" w:type="dxa"/>
+            </w:tcMar>
+            <w:shd w:val="clear" w:color="auto" w:fill="EBF5FB"/>
+          </w:tcPr>
+          <w:p>
+            <w:pPr>
+              <w:spacing w:before="40" w:after="40"/>
+            </w:pPr>
+            <w:r>
+              <w:rPr>
+                <w:rFonts w:ascii="Calibri" w:hAnsi="Calibri"/>
+                <w:b w:val="0"/>
+                <w:i w:val="0"/>
+                <w:sz w:val="20"/>
+              </w:rPr>
+              <w:t>Desenvolvimento back-end / serviço de automação</w:t>
+            </w:r>
+          </w:p>
+        </w:tc>
+        <w:tc>
+          <w:tcPr>
+            <w:tcW w:type="dxa" w:w="1484"/>
+            <w:tcMar>
+              <w:top w:w="60" w:type="dxa"/>
+              <w:bottom w:w="60" w:type="dxa"/>
+              <w:left w:w="100" w:type="dxa"/>
+              <w:right w:w="100" w:type="dxa"/>
+            </w:tcMar>
+            <w:shd w:val="clear" w:color="auto" w:fill="EBF5FB"/>
+          </w:tcPr>
+          <w:p>
+            <w:pPr>
+              <w:spacing w:before="40" w:after="40"/>
+            </w:pPr>
+            <w:r>
+              <w:rPr>
+                <w:rFonts w:ascii="Calibri" w:hAnsi="Calibri"/>
+                <w:b w:val="0"/>
+                <w:i w:val="0"/>
+                <w:sz w:val="20"/>
+              </w:rPr>
+              <w:t>Abr/2026 – Em curso</w:t>
+            </w:r>
+          </w:p>
+        </w:tc>
+        <w:tc>
+          <w:tcPr>
+            <w:tcW w:type="dxa" w:w="1484"/>
+            <w:tcMar>
+              <w:top w:w="60" w:type="dxa"/>
+              <w:bottom w:w="60" w:type="dxa"/>
+              <w:left w:w="100" w:type="dxa"/>
+              <w:right w:w="100" w:type="dxa"/>
+            </w:tcMar>
+            <w:shd w:val="clear" w:color="auto" w:fill="EBF5FB"/>
+          </w:tcPr>
+          <w:p>
+            <w:pPr>
+              <w:spacing w:before="40" w:after="40"/>
+            </w:pPr>
+            <w:r>
+              <w:rPr>
+                <w:rFonts w:ascii="Calibri" w:hAnsi="Calibri"/>
+                <w:b w:val="0"/>
+                <w:i w:val="0"/>
+                <w:sz w:val="20"/>
+              </w:rPr>
+              <w:t>🟡 Em execução</w:t>
+            </w:r>
+          </w:p>
+        </w:tc>
+        <w:tc>
+          <w:tcPr>
+            <w:tcW w:type="dxa" w:w="1484"/>
+            <w:tcMar>
+              <w:top w:w="60" w:type="dxa"/>
+              <w:bottom w:w="60" w:type="dxa"/>
+              <w:left w:w="100" w:type="dxa"/>
+              <w:right w:w="100" w:type="dxa"/>
+            </w:tcMar>
+            <w:shd w:val="clear" w:color="auto" w:fill="EBF5FB"/>
+          </w:tcPr>
+          <w:p>
+            <w:pPr>
+              <w:spacing w:before="40" w:after="40"/>
+            </w:pPr>
+            <w:r>
+              <w:rPr>
+                <w:rFonts w:ascii="Calibri" w:hAnsi="Calibri"/>
+                <w:b w:val="0"/>
+                <w:i w:val="0"/>
+                <w:sz w:val="20"/>
+              </w:rPr>
+              <w:t>04_registros/AASP_Automacao-Governanca</w:t>
+            </w:r>
+          </w:p>
+        </w:tc>
+      </w:tr>
+      <w:tr>
+        <w:trPr>
+          <w:cantSplit w:val="1"/>
+        </w:trPr>
+        <w:tc>
+          <w:tcPr>
+            <w:tcW w:type="dxa" w:w="1484"/>
+            <w:tcMar>
+              <w:top w:w="60" w:type="dxa"/>
+              <w:bottom w:w="60" w:type="dxa"/>
+              <w:left w:w="100" w:type="dxa"/>
+              <w:right w:w="100" w:type="dxa"/>
+            </w:tcMar>
+          </w:tcPr>
+          <w:p>
+            <w:pPr>
+              <w:spacing w:before="40" w:after="40"/>
+            </w:pPr>
+            <w:r>
+              <w:rPr>
+                <w:rFonts w:ascii="Calibri" w:hAnsi="Calibri"/>
+                <w:b w:val="0"/>
+                <w:i w:val="0"/>
+                <w:sz w:val="20"/>
+              </w:rPr>
+              <w:t>Gerenciador AASP — Grupos de Usuários (AASP01)</w:t>
+            </w:r>
+          </w:p>
+        </w:tc>
+        <w:tc>
+          <w:tcPr>
+            <w:tcW w:type="dxa" w:w="1484"/>
+            <w:tcMar>
+              <w:top w:w="60" w:type="dxa"/>
+              <w:bottom w:w="60" w:type="dxa"/>
+              <w:left w:w="100" w:type="dxa"/>
+              <w:right w:w="100" w:type="dxa"/>
+            </w:tcMar>
+          </w:tcPr>
+          <w:p>
+            <w:pPr>
+              <w:spacing w:before="40" w:after="40"/>
+            </w:pPr>
+            <w:r>
+              <w:rPr>
+                <w:rFonts w:ascii="Calibri" w:hAnsi="Calibri"/>
+                <w:b w:val="0"/>
+                <w:i w:val="0"/>
+                <w:sz w:val="20"/>
+              </w:rPr>
+              <w:t>AASP</w:t>
+            </w:r>
+          </w:p>
+        </w:tc>
+        <w:tc>
+          <w:tcPr>
+            <w:tcW w:type="dxa" w:w="1484"/>
+            <w:tcMar>
+              <w:top w:w="60" w:type="dxa"/>
+              <w:bottom w:w="60" w:type="dxa"/>
+              <w:left w:w="100" w:type="dxa"/>
+              <w:right w:w="100" w:type="dxa"/>
+            </w:tcMar>
+          </w:tcPr>
+          <w:p>
+            <w:pPr>
+              <w:spacing w:before="40" w:after="40"/>
+            </w:pPr>
+            <w:r>
+              <w:rPr>
+                <w:rFonts w:ascii="Calibri" w:hAnsi="Calibri"/>
+                <w:b w:val="0"/>
+                <w:i w:val="0"/>
+                <w:sz w:val="20"/>
+              </w:rPr>
+              <w:t>Desenvolvimento back-end / microsserviço (RBAC)</w:t>
+            </w:r>
+          </w:p>
+        </w:tc>
+        <w:tc>
+          <w:tcPr>
+            <w:tcW w:type="dxa" w:w="1484"/>
+            <w:tcMar>
+              <w:top w:w="60" w:type="dxa"/>
+              <w:bottom w:w="60" w:type="dxa"/>
+              <w:left w:w="100" w:type="dxa"/>
+              <w:right w:w="100" w:type="dxa"/>
+            </w:tcMar>
+          </w:tcPr>
+          <w:p>
+            <w:pPr>
+              <w:spacing w:before="40" w:after="40"/>
+            </w:pPr>
+            <w:r>
+              <w:rPr>
+                <w:rFonts w:ascii="Calibri" w:hAnsi="Calibri"/>
+                <w:b w:val="0"/>
+                <w:i w:val="0"/>
+                <w:sz w:val="20"/>
+              </w:rPr>
+              <w:t>Mai/2026 – Jul/2026</w:t>
+            </w:r>
+          </w:p>
+        </w:tc>
+        <w:tc>
+          <w:tcPr>
+            <w:tcW w:type="dxa" w:w="1484"/>
+            <w:tcMar>
+              <w:top w:w="60" w:type="dxa"/>
+              <w:bottom w:w="60" w:type="dxa"/>
+              <w:left w:w="100" w:type="dxa"/>
+              <w:right w:w="100" w:type="dxa"/>
+            </w:tcMar>
+          </w:tcPr>
+          <w:p>
+            <w:pPr>
+              <w:spacing w:before="40" w:after="40"/>
+            </w:pPr>
+            <w:r>
+              <w:rPr>
+                <w:rFonts w:ascii="Calibri" w:hAnsi="Calibri"/>
+                <w:b w:val="0"/>
+                <w:i w:val="0"/>
+                <w:sz w:val="20"/>
+              </w:rPr>
+              <w:t>🟡 Em execução (encerramento previsto 11/07/2026)</w:t>
+            </w:r>
+          </w:p>
+        </w:tc>
+        <w:tc>
+          <w:tcPr>
+            <w:tcW w:type="dxa" w:w="1484"/>
+            <w:tcMar>
+              <w:top w:w="60" w:type="dxa"/>
+              <w:bottom w:w="60" w:type="dxa"/>
+              <w:left w:w="100" w:type="dxa"/>
+              <w:right w:w="100" w:type="dxa"/>
+            </w:tcMar>
+          </w:tcPr>
+          <w:p>
+            <w:pPr>
+              <w:spacing w:before="40" w:after="40"/>
+            </w:pPr>
+            <w:r>
+              <w:rPr>
+                <w:rFonts w:ascii="Calibri" w:hAnsi="Calibri"/>
+                <w:b w:val="0"/>
+                <w:i w:val="0"/>
+                <w:sz w:val="20"/>
+              </w:rPr>
+              <w:t>04_registros/AASP_Gerenciador</w:t>
             </w:r>
           </w:p>
         </w:tc>
@@ -2230,7 +2546,7 @@
           <w:i w:val="0"/>
           <w:sz w:val="22"/>
         </w:rPr>
-        <w:t>No período de referência, os projetos foram assumidos de forma escalonada, respeitando a capacidade real da organização: a entrada da Fundação Tecnológica GASMIG (abr/2026) ocorreu após a conclusão dos pacotes do SuperApp Fruki (jan/2026), evitando sobreposição dos recursos técnicos compartilhados. A decisão de assumir cada projeto e sua ordem de prioridade é registrada nas atas do escritório de portfólio (Confluence).</w:t>
+        <w:t>No período de referência, os projetos foram assumidos de forma escalonada, respeitando a capacidade real da organização: a entrada da Fundação Tecnológica GASMIG (abr/2026) ocorreu após a conclusão dos pacotes do SuperApp Fruki (jan/2026), evitando sobreposição dos recursos técnicos compartilhados. Os três projetos AASP em curso (WorkerAndamentos, SensrJiraSync e Gerenciador) e o projeto MilhasFácil operam com equipes dedicadas por projeto, sem concorrência de recursos compartilhados. A decisão de assumir cada projeto e sua ordem de prioridade é registrada nas atas do escritório de portfólio (Confluence).</w:t>
       </w:r>
     </w:p>
     <w:p>
@@ -2947,6 +3263,169 @@
           </w:p>
         </w:tc>
       </w:tr>
+      <w:tr>
+        <w:trPr>
+          <w:cantSplit w:val="1"/>
+        </w:trPr>
+        <w:tc>
+          <w:tcPr>
+            <w:tcW w:type="dxa" w:w="2967"/>
+            <w:tcMar>
+              <w:top w:w="60" w:type="dxa"/>
+              <w:bottom w:w="60" w:type="dxa"/>
+              <w:left w:w="100" w:type="dxa"/>
+              <w:right w:w="100" w:type="dxa"/>
+            </w:tcMar>
+          </w:tcPr>
+          <w:p>
+            <w:pPr>
+              <w:spacing w:before="40" w:after="40"/>
+            </w:pPr>
+            <w:r>
+              <w:rPr>
+                <w:rFonts w:ascii="Calibri" w:hAnsi="Calibri"/>
+                <w:b w:val="0"/>
+                <w:i w:val="0"/>
+                <w:sz w:val="20"/>
+              </w:rPr>
+              <w:t>SensrJiraSync (AASP)</w:t>
+            </w:r>
+          </w:p>
+        </w:tc>
+        <w:tc>
+          <w:tcPr>
+            <w:tcW w:type="dxa" w:w="2967"/>
+            <w:tcMar>
+              <w:top w:w="60" w:type="dxa"/>
+              <w:bottom w:w="60" w:type="dxa"/>
+              <w:left w:w="100" w:type="dxa"/>
+              <w:right w:w="100" w:type="dxa"/>
+            </w:tcMar>
+          </w:tcPr>
+          <w:p>
+            <w:pPr>
+              <w:spacing w:before="40" w:after="40"/>
+            </w:pPr>
+            <w:r>
+              <w:rPr>
+                <w:rFonts w:ascii="Calibri" w:hAnsi="Calibri"/>
+                <w:b w:val="0"/>
+                <w:i w:val="0"/>
+                <w:sz w:val="20"/>
+              </w:rPr>
+              <w:t>Entrega da automação de migração Sensr→Jira</w:t>
+            </w:r>
+          </w:p>
+        </w:tc>
+        <w:tc>
+          <w:tcPr>
+            <w:tcW w:type="dxa" w:w="2967"/>
+            <w:tcMar>
+              <w:top w:w="60" w:type="dxa"/>
+              <w:bottom w:w="60" w:type="dxa"/>
+              <w:left w:w="100" w:type="dxa"/>
+              <w:right w:w="100" w:type="dxa"/>
+            </w:tcMar>
+          </w:tcPr>
+          <w:p>
+            <w:pPr>
+              <w:spacing w:before="40" w:after="40"/>
+            </w:pPr>
+            <w:r>
+              <w:rPr>
+                <w:rFonts w:ascii="Calibri" w:hAnsi="Calibri"/>
+                <w:b w:val="0"/>
+                <w:i w:val="0"/>
+                <w:sz w:val="20"/>
+              </w:rPr>
+              <w:t>Em execução; sincronização incremental em operação</w:t>
+            </w:r>
+          </w:p>
+        </w:tc>
+      </w:tr>
+      <w:tr>
+        <w:trPr>
+          <w:cantSplit w:val="1"/>
+        </w:trPr>
+        <w:tc>
+          <w:tcPr>
+            <w:tcW w:type="dxa" w:w="2967"/>
+            <w:tcMar>
+              <w:top w:w="60" w:type="dxa"/>
+              <w:bottom w:w="60" w:type="dxa"/>
+              <w:left w:w="100" w:type="dxa"/>
+              <w:right w:w="100" w:type="dxa"/>
+            </w:tcMar>
+            <w:shd w:val="clear" w:color="auto" w:fill="EBF5FB"/>
+          </w:tcPr>
+          <w:p>
+            <w:pPr>
+              <w:spacing w:before="40" w:after="40"/>
+            </w:pPr>
+            <w:r>
+              <w:rPr>
+                <w:rFonts w:ascii="Calibri" w:hAnsi="Calibri"/>
+                <w:b w:val="0"/>
+                <w:i w:val="0"/>
+                <w:sz w:val="20"/>
+              </w:rPr>
+              <w:t>Gerenciador AASP — Grupos de Usuários</w:t>
+            </w:r>
+          </w:p>
+        </w:tc>
+        <w:tc>
+          <w:tcPr>
+            <w:tcW w:type="dxa" w:w="2967"/>
+            <w:tcMar>
+              <w:top w:w="60" w:type="dxa"/>
+              <w:bottom w:w="60" w:type="dxa"/>
+              <w:left w:w="100" w:type="dxa"/>
+              <w:right w:w="100" w:type="dxa"/>
+            </w:tcMar>
+            <w:shd w:val="clear" w:color="auto" w:fill="EBF5FB"/>
+          </w:tcPr>
+          <w:p>
+            <w:pPr>
+              <w:spacing w:before="40" w:after="40"/>
+            </w:pPr>
+            <w:r>
+              <w:rPr>
+                <w:rFonts w:ascii="Calibri" w:hAnsi="Calibri"/>
+                <w:b w:val="0"/>
+                <w:i w:val="0"/>
+                <w:sz w:val="20"/>
+              </w:rPr>
+              <w:t>Entrega por sprint (4 sprints)</w:t>
+            </w:r>
+          </w:p>
+        </w:tc>
+        <w:tc>
+          <w:tcPr>
+            <w:tcW w:type="dxa" w:w="2967"/>
+            <w:tcMar>
+              <w:top w:w="60" w:type="dxa"/>
+              <w:bottom w:w="60" w:type="dxa"/>
+              <w:left w:w="100" w:type="dxa"/>
+              <w:right w:w="100" w:type="dxa"/>
+            </w:tcMar>
+            <w:shd w:val="clear" w:color="auto" w:fill="EBF5FB"/>
+          </w:tcPr>
+          <w:p>
+            <w:pPr>
+              <w:spacing w:before="40" w:after="40"/>
+            </w:pPr>
+            <w:r>
+              <w:rPr>
+                <w:rFonts w:ascii="Calibri" w:hAnsi="Calibri"/>
+                <w:b w:val="0"/>
+                <w:i w:val="0"/>
+                <w:sz w:val="20"/>
+              </w:rPr>
+              <w:t>Em execução; Sprint 2 em andamento (09–20/06/2026); encerramento previsto 11/07/2026</w:t>
+            </w:r>
+          </w:p>
+        </w:tc>
+      </w:tr>
     </w:tbl>
     <w:p>
       <w:pPr>
@@ -3443,7 +3922,7 @@
                 <w:i w:val="0"/>
                 <w:sz w:val="20"/>
               </w:rPr>
-              <w:t>1.0</w:t>
+              <w:t>1.2</w:t>
             </w:r>
           </w:p>
         </w:tc>
@@ -3468,7 +3947,7 @@
                 <w:i w:val="0"/>
                 <w:sz w:val="20"/>
               </w:rPr>
-              <w:t>13/06/2026</w:t>
+              <w:t>16/06/2026</w:t>
             </w:r>
           </w:p>
         </w:tc>
@@ -3518,7 +3997,7 @@
                 <w:i w:val="0"/>
                 <w:sz w:val="20"/>
               </w:rPr>
-              <w:t>Versão inicial — consolidação (snapshot) do portfólio do ciclo MPS-SW Nível C, materializando a evidência de OSW 8, 9 e 10 mantida no Jira/Confluence</w:t>
+              <w:t>Portfólio consolidado: adicionados MilhasFácil (Hub de Milhas), SensrJiraSync e Gerenciador AASP (Grupos de Usuários) ao portfólio ativo; §4 e §7 atualizados para refletir 4 projetos simultâneos em execução; snapshot atualizado para 16/06/2026 e período de referência estendido para Jul/2026</w:t>
             </w:r>
           </w:p>
         </w:tc>
@@ -3629,6 +4108,112 @@
           </w:p>
         </w:tc>
       </w:tr>
+      <w:tr>
+        <w:trPr>
+          <w:cantSplit w:val="1"/>
+        </w:trPr>
+        <w:tc>
+          <w:tcPr>
+            <w:tcW w:type="dxa" w:w="2225"/>
+            <w:tcMar>
+              <w:top w:w="60" w:type="dxa"/>
+              <w:bottom w:w="60" w:type="dxa"/>
+              <w:left w:w="100" w:type="dxa"/>
+              <w:right w:w="100" w:type="dxa"/>
+            </w:tcMar>
+            <w:shd w:val="clear" w:color="auto" w:fill="F0F4F8"/>
+          </w:tcPr>
+          <w:p>
+            <w:pPr>
+              <w:spacing w:before="40" w:after="40"/>
+            </w:pPr>
+            <w:r>
+              <w:rPr>
+                <w:rFonts w:ascii="Calibri" w:hAnsi="Calibri"/>
+                <w:b/>
+                <w:i w:val="0"/>
+                <w:sz w:val="20"/>
+              </w:rPr>
+              <w:t>1.0</w:t>
+            </w:r>
+          </w:p>
+        </w:tc>
+        <w:tc>
+          <w:tcPr>
+            <w:tcW w:type="dxa" w:w="2225"/>
+            <w:tcMar>
+              <w:top w:w="60" w:type="dxa"/>
+              <w:bottom w:w="60" w:type="dxa"/>
+              <w:left w:w="100" w:type="dxa"/>
+              <w:right w:w="100" w:type="dxa"/>
+            </w:tcMar>
+          </w:tcPr>
+          <w:p>
+            <w:pPr>
+              <w:spacing w:before="40" w:after="40"/>
+            </w:pPr>
+            <w:r>
+              <w:rPr>
+                <w:rFonts w:ascii="Calibri" w:hAnsi="Calibri"/>
+                <w:b w:val="0"/>
+                <w:i w:val="0"/>
+                <w:sz w:val="20"/>
+              </w:rPr>
+              <w:t>13/06/2026</w:t>
+            </w:r>
+          </w:p>
+        </w:tc>
+        <w:tc>
+          <w:tcPr>
+            <w:tcW w:type="dxa" w:w="2225"/>
+            <w:tcMar>
+              <w:top w:w="60" w:type="dxa"/>
+              <w:bottom w:w="60" w:type="dxa"/>
+              <w:left w:w="100" w:type="dxa"/>
+              <w:right w:w="100" w:type="dxa"/>
+            </w:tcMar>
+          </w:tcPr>
+          <w:p>
+            <w:pPr>
+              <w:spacing w:before="40" w:after="40"/>
+            </w:pPr>
+            <w:r>
+              <w:rPr>
+                <w:rFonts w:ascii="Calibri" w:hAnsi="Calibri"/>
+                <w:b w:val="0"/>
+                <w:i w:val="0"/>
+                <w:sz w:val="20"/>
+              </w:rPr>
+              <w:t>Time de Melhoria Contínua</w:t>
+            </w:r>
+          </w:p>
+        </w:tc>
+        <w:tc>
+          <w:tcPr>
+            <w:tcW w:type="dxa" w:w="2225"/>
+            <w:tcMar>
+              <w:top w:w="60" w:type="dxa"/>
+              <w:bottom w:w="60" w:type="dxa"/>
+              <w:left w:w="100" w:type="dxa"/>
+              <w:right w:w="100" w:type="dxa"/>
+            </w:tcMar>
+          </w:tcPr>
+          <w:p>
+            <w:pPr>
+              <w:spacing w:before="40" w:after="40"/>
+            </w:pPr>
+            <w:r>
+              <w:rPr>
+                <w:rFonts w:ascii="Calibri" w:hAnsi="Calibri"/>
+                <w:b w:val="0"/>
+                <w:i w:val="0"/>
+                <w:sz w:val="20"/>
+              </w:rPr>
+              <w:t>Versão inicial — consolidação (snapshot) do portfólio do ciclo MPS-SW Nível C, materializando a evidência de OSW 8, 9 e 10 mantida no Jira/Confluence</w:t>
+            </w:r>
+          </w:p>
+        </w:tc>
+      </w:tr>
     </w:tbl>
     <w:p>
       <w:pPr>
@@ -3669,7 +4254,7 @@
         <w:color w:val="555555"/>
         <w:sz w:val="16"/>
       </w:rPr>
-      <w:t>v1.1  ·  15/06/2026</w:t>
+      <w:t>v1.2  ·  16/06/2026</w:t>
     </w:r>
     <w:r>
       <w:tab/>
@@ -3731,7 +4316,7 @@
         <w:color w:val="555555"/>
         <w:sz w:val="16"/>
       </w:rPr>
-      <w:t>v1.1  ·  15/06/2026</w:t>
+      <w:t>v1.2  ·  16/06/2026</w:t>
     </w:r>
     <w:r>
       <w:tab/>
